--- a/syllabus/20206_08_27_syllabus_skills_refresh.docx
+++ b/syllabus/20206_08_27_syllabus_skills_refresh.docx
@@ -325,26 +325,6 @@
     <w:p>
       <w:pPr>
         <w:spacing w:before="100" w:beforeAutospacing="1" w:after="100" w:afterAutospacing="1" w:line="240" w:lineRule="auto"/>
-        <w:rPr>
-          <w:rFonts w:ascii="Times New Roman" w:eastAsia="Times New Roman" w:hAnsi="Times New Roman" w:cs="Times New Roman"/>
-          <w:sz w:val="24"/>
-          <w:szCs w:val="24"/>
-          <w:lang w:eastAsia="en-GB"/>
-        </w:rPr>
-      </w:pPr>
-      <w:r>
-        <w:rPr>
-          <w:rFonts w:ascii="Times New Roman" w:eastAsia="Times New Roman" w:hAnsi="Times New Roman" w:cs="Times New Roman"/>
-          <w:sz w:val="24"/>
-          <w:szCs w:val="24"/>
-          <w:lang w:eastAsia="en-GB"/>
-        </w:rPr>
-        <w:t>No Fabric / Power BI / DAX track.</w:t>
-      </w:r>
-    </w:p>
-    <w:p>
-      <w:pPr>
-        <w:spacing w:before="100" w:beforeAutospacing="1" w:after="100" w:afterAutospacing="1" w:line="240" w:lineRule="auto"/>
         <w:outlineLvl w:val="2"/>
         <w:rPr>
           <w:rFonts w:ascii="Times New Roman" w:eastAsia="Times New Roman" w:hAnsi="Times New Roman" w:cs="Times New Roman"/>
@@ -410,18 +390,7 @@
           <w:szCs w:val="24"/>
           <w:lang w:eastAsia="en-GB"/>
         </w:rPr>
-        <w:t xml:space="preserve">1 </w:t>
-      </w:r>
-      <w:bookmarkStart w:id="0" w:name="_GoBack"/>
-      <w:bookmarkEnd w:id="0"/>
-      <w:r>
-        <w:rPr>
-          <w:rFonts w:ascii="Times New Roman" w:eastAsia="Times New Roman" w:hAnsi="Times New Roman" w:cs="Times New Roman"/>
-          <w:sz w:val="24"/>
-          <w:szCs w:val="24"/>
-          <w:lang w:eastAsia="en-GB"/>
-        </w:rPr>
-        <w:t xml:space="preserve">SQL </w:t>
+        <w:t xml:space="preserve">1 SQL </w:t>
       </w:r>
       <w:r>
         <w:rPr>
@@ -767,57 +736,57 @@
           <w:szCs w:val="24"/>
           <w:lang w:eastAsia="en-GB"/>
         </w:rPr>
+        <w:t>CTEs</w:t>
+      </w:r>
+    </w:p>
+    <w:p>
+      <w:pPr>
+        <w:numPr>
+          <w:ilvl w:val="0"/>
+          <w:numId w:val="3"/>
+        </w:numPr>
+        <w:spacing w:before="100" w:beforeAutospacing="1" w:after="100" w:afterAutospacing="1" w:line="240" w:lineRule="auto"/>
+        <w:rPr>
+          <w:rFonts w:ascii="Times New Roman" w:eastAsia="Times New Roman" w:hAnsi="Times New Roman" w:cs="Times New Roman"/>
+          <w:sz w:val="24"/>
+          <w:szCs w:val="24"/>
+          <w:lang w:eastAsia="en-GB"/>
+        </w:rPr>
+      </w:pPr>
+      <w:proofErr w:type="spellStart"/>
+      <w:r>
+        <w:rPr>
+          <w:rFonts w:ascii="Times New Roman" w:eastAsia="Times New Roman" w:hAnsi="Times New Roman" w:cs="Times New Roman"/>
+          <w:sz w:val="24"/>
+          <w:szCs w:val="24"/>
+          <w:lang w:eastAsia="en-GB"/>
+        </w:rPr>
+        <w:t>subqueries</w:t>
+      </w:r>
+      <w:proofErr w:type="spellEnd"/>
+    </w:p>
+    <w:p>
+      <w:pPr>
+        <w:numPr>
+          <w:ilvl w:val="0"/>
+          <w:numId w:val="3"/>
+        </w:numPr>
+        <w:spacing w:before="100" w:beforeAutospacing="1" w:after="100" w:afterAutospacing="1" w:line="240" w:lineRule="auto"/>
+        <w:rPr>
+          <w:rFonts w:ascii="Times New Roman" w:eastAsia="Times New Roman" w:hAnsi="Times New Roman" w:cs="Times New Roman"/>
+          <w:sz w:val="24"/>
+          <w:szCs w:val="24"/>
+          <w:lang w:eastAsia="en-GB"/>
+        </w:rPr>
+      </w:pPr>
+      <w:r>
+        <w:rPr>
+          <w:rFonts w:ascii="Times New Roman" w:eastAsia="Times New Roman" w:hAnsi="Times New Roman" w:cs="Times New Roman"/>
+          <w:sz w:val="24"/>
+          <w:szCs w:val="24"/>
+          <w:lang w:eastAsia="en-GB"/>
+        </w:rPr>
         <w:lastRenderedPageBreak/>
-        <w:t>CTEs</w:t>
-      </w:r>
-    </w:p>
-    <w:p>
-      <w:pPr>
-        <w:numPr>
-          <w:ilvl w:val="0"/>
-          <w:numId w:val="3"/>
-        </w:numPr>
-        <w:spacing w:before="100" w:beforeAutospacing="1" w:after="100" w:afterAutospacing="1" w:line="240" w:lineRule="auto"/>
-        <w:rPr>
-          <w:rFonts w:ascii="Times New Roman" w:eastAsia="Times New Roman" w:hAnsi="Times New Roman" w:cs="Times New Roman"/>
-          <w:sz w:val="24"/>
-          <w:szCs w:val="24"/>
-          <w:lang w:eastAsia="en-GB"/>
-        </w:rPr>
-      </w:pPr>
-      <w:proofErr w:type="spellStart"/>
-      <w:r>
-        <w:rPr>
-          <w:rFonts w:ascii="Times New Roman" w:eastAsia="Times New Roman" w:hAnsi="Times New Roman" w:cs="Times New Roman"/>
-          <w:sz w:val="24"/>
-          <w:szCs w:val="24"/>
-          <w:lang w:eastAsia="en-GB"/>
-        </w:rPr>
-        <w:t>subqueries</w:t>
-      </w:r>
-      <w:proofErr w:type="spellEnd"/>
-    </w:p>
-    <w:p>
-      <w:pPr>
-        <w:numPr>
-          <w:ilvl w:val="0"/>
-          <w:numId w:val="3"/>
-        </w:numPr>
-        <w:spacing w:before="100" w:beforeAutospacing="1" w:after="100" w:afterAutospacing="1" w:line="240" w:lineRule="auto"/>
-        <w:rPr>
-          <w:rFonts w:ascii="Times New Roman" w:eastAsia="Times New Roman" w:hAnsi="Times New Roman" w:cs="Times New Roman"/>
-          <w:sz w:val="24"/>
-          <w:szCs w:val="24"/>
-          <w:lang w:eastAsia="en-GB"/>
-        </w:rPr>
-      </w:pPr>
-      <w:r>
-        <w:rPr>
-          <w:rFonts w:ascii="Times New Roman" w:eastAsia="Times New Roman" w:hAnsi="Times New Roman" w:cs="Times New Roman"/>
-          <w:sz w:val="24"/>
-          <w:szCs w:val="24"/>
-          <w:lang w:eastAsia="en-GB"/>
-        </w:rPr>
         <w:t xml:space="preserve">correlated </w:t>
       </w:r>
       <w:proofErr w:type="spellStart"/>
@@ -1627,223 +1596,8 @@
         </w:rPr>
         <w:t>control flow</w:t>
       </w:r>
-    </w:p>
-    <w:p>
-      <w:pPr>
-        <w:numPr>
-          <w:ilvl w:val="0"/>
-          <w:numId w:val="4"/>
-        </w:numPr>
-        <w:spacing w:before="100" w:beforeAutospacing="1" w:after="100" w:afterAutospacing="1" w:line="240" w:lineRule="auto"/>
-        <w:rPr>
-          <w:rFonts w:ascii="Times New Roman" w:eastAsia="Times New Roman" w:hAnsi="Times New Roman" w:cs="Times New Roman"/>
-          <w:sz w:val="24"/>
-          <w:szCs w:val="24"/>
-          <w:lang w:eastAsia="en-GB"/>
-        </w:rPr>
-      </w:pPr>
-      <w:r>
-        <w:rPr>
-          <w:rFonts w:ascii="Times New Roman" w:eastAsia="Times New Roman" w:hAnsi="Times New Roman" w:cs="Times New Roman"/>
-          <w:sz w:val="24"/>
-          <w:szCs w:val="24"/>
-          <w:lang w:eastAsia="en-GB"/>
-        </w:rPr>
-        <w:t>functions</w:t>
-      </w:r>
-    </w:p>
-    <w:p>
-      <w:pPr>
-        <w:numPr>
-          <w:ilvl w:val="0"/>
-          <w:numId w:val="4"/>
-        </w:numPr>
-        <w:spacing w:before="100" w:beforeAutospacing="1" w:after="100" w:afterAutospacing="1" w:line="240" w:lineRule="auto"/>
-        <w:rPr>
-          <w:rFonts w:ascii="Times New Roman" w:eastAsia="Times New Roman" w:hAnsi="Times New Roman" w:cs="Times New Roman"/>
-          <w:sz w:val="24"/>
-          <w:szCs w:val="24"/>
-          <w:lang w:eastAsia="en-GB"/>
-        </w:rPr>
-      </w:pPr>
-      <w:r>
-        <w:rPr>
-          <w:rFonts w:ascii="Times New Roman" w:eastAsia="Times New Roman" w:hAnsi="Times New Roman" w:cs="Times New Roman"/>
-          <w:sz w:val="24"/>
-          <w:szCs w:val="24"/>
-          <w:lang w:eastAsia="en-GB"/>
-        </w:rPr>
-        <w:t>scope</w:t>
-      </w:r>
-    </w:p>
-    <w:p>
-      <w:pPr>
-        <w:numPr>
-          <w:ilvl w:val="0"/>
-          <w:numId w:val="4"/>
-        </w:numPr>
-        <w:spacing w:before="100" w:beforeAutospacing="1" w:after="100" w:afterAutospacing="1" w:line="240" w:lineRule="auto"/>
-        <w:rPr>
-          <w:rFonts w:ascii="Times New Roman" w:eastAsia="Times New Roman" w:hAnsi="Times New Roman" w:cs="Times New Roman"/>
-          <w:sz w:val="24"/>
-          <w:szCs w:val="24"/>
-          <w:lang w:eastAsia="en-GB"/>
-        </w:rPr>
-      </w:pPr>
-      <w:r>
-        <w:rPr>
-          <w:rFonts w:ascii="Times New Roman" w:eastAsia="Times New Roman" w:hAnsi="Times New Roman" w:cs="Times New Roman"/>
-          <w:sz w:val="24"/>
-          <w:szCs w:val="24"/>
-          <w:lang w:eastAsia="en-GB"/>
-        </w:rPr>
-        <w:t>exceptions</w:t>
-      </w:r>
-    </w:p>
-    <w:p>
-      <w:pPr>
-        <w:numPr>
-          <w:ilvl w:val="0"/>
-          <w:numId w:val="4"/>
-        </w:numPr>
-        <w:spacing w:before="100" w:beforeAutospacing="1" w:after="100" w:afterAutospacing="1" w:line="240" w:lineRule="auto"/>
-        <w:rPr>
-          <w:rFonts w:ascii="Times New Roman" w:eastAsia="Times New Roman" w:hAnsi="Times New Roman" w:cs="Times New Roman"/>
-          <w:sz w:val="24"/>
-          <w:szCs w:val="24"/>
-          <w:lang w:eastAsia="en-GB"/>
-        </w:rPr>
-      </w:pPr>
-      <w:r>
-        <w:rPr>
-          <w:rFonts w:ascii="Times New Roman" w:eastAsia="Times New Roman" w:hAnsi="Times New Roman" w:cs="Times New Roman"/>
-          <w:sz w:val="24"/>
-          <w:szCs w:val="24"/>
-          <w:lang w:eastAsia="en-GB"/>
-        </w:rPr>
-        <w:t>iteration</w:t>
-      </w:r>
-    </w:p>
-    <w:p>
-      <w:pPr>
-        <w:numPr>
-          <w:ilvl w:val="0"/>
-          <w:numId w:val="4"/>
-        </w:numPr>
-        <w:spacing w:before="100" w:beforeAutospacing="1" w:after="100" w:afterAutospacing="1" w:line="240" w:lineRule="auto"/>
-        <w:rPr>
-          <w:rFonts w:ascii="Times New Roman" w:eastAsia="Times New Roman" w:hAnsi="Times New Roman" w:cs="Times New Roman"/>
-          <w:sz w:val="24"/>
-          <w:szCs w:val="24"/>
-          <w:lang w:eastAsia="en-GB"/>
-        </w:rPr>
-      </w:pPr>
-      <w:r>
-        <w:rPr>
-          <w:rFonts w:ascii="Times New Roman" w:eastAsia="Times New Roman" w:hAnsi="Times New Roman" w:cs="Times New Roman"/>
-          <w:sz w:val="24"/>
-          <w:szCs w:val="24"/>
-          <w:lang w:eastAsia="en-GB"/>
-        </w:rPr>
-        <w:t>unpacking</w:t>
-      </w:r>
-    </w:p>
-    <w:p>
-      <w:pPr>
-        <w:numPr>
-          <w:ilvl w:val="0"/>
-          <w:numId w:val="4"/>
-        </w:numPr>
-        <w:spacing w:before="100" w:beforeAutospacing="1" w:after="100" w:afterAutospacing="1" w:line="240" w:lineRule="auto"/>
-        <w:rPr>
-          <w:rFonts w:ascii="Times New Roman" w:eastAsia="Times New Roman" w:hAnsi="Times New Roman" w:cs="Times New Roman"/>
-          <w:sz w:val="24"/>
-          <w:szCs w:val="24"/>
-          <w:lang w:eastAsia="en-GB"/>
-        </w:rPr>
-      </w:pPr>
-      <w:r>
-        <w:rPr>
-          <w:rFonts w:ascii="Courier New" w:eastAsia="Times New Roman" w:hAnsi="Courier New" w:cs="Courier New"/>
-          <w:sz w:val="20"/>
-          <w:szCs w:val="20"/>
-          <w:lang w:eastAsia="en-GB"/>
-        </w:rPr>
-        <w:t>enumerate</w:t>
-      </w:r>
-    </w:p>
-    <w:p>
-      <w:pPr>
-        <w:numPr>
-          <w:ilvl w:val="0"/>
-          <w:numId w:val="4"/>
-        </w:numPr>
-        <w:spacing w:before="100" w:beforeAutospacing="1" w:after="100" w:afterAutospacing="1" w:line="240" w:lineRule="auto"/>
-        <w:rPr>
-          <w:rFonts w:ascii="Times New Roman" w:eastAsia="Times New Roman" w:hAnsi="Times New Roman" w:cs="Times New Roman"/>
-          <w:sz w:val="24"/>
-          <w:szCs w:val="24"/>
-          <w:lang w:eastAsia="en-GB"/>
-        </w:rPr>
-      </w:pPr>
-      <w:r>
-        <w:rPr>
-          <w:rFonts w:ascii="Courier New" w:eastAsia="Times New Roman" w:hAnsi="Courier New" w:cs="Courier New"/>
-          <w:sz w:val="20"/>
-          <w:szCs w:val="20"/>
-          <w:lang w:eastAsia="en-GB"/>
-        </w:rPr>
-        <w:t>zip</w:t>
-      </w:r>
-    </w:p>
-    <w:p>
-      <w:pPr>
-        <w:numPr>
-          <w:ilvl w:val="0"/>
-          <w:numId w:val="4"/>
-        </w:numPr>
-        <w:spacing w:before="100" w:beforeAutospacing="1" w:after="100" w:afterAutospacing="1" w:line="240" w:lineRule="auto"/>
-        <w:rPr>
-          <w:rFonts w:ascii="Times New Roman" w:eastAsia="Times New Roman" w:hAnsi="Times New Roman" w:cs="Times New Roman"/>
-          <w:sz w:val="24"/>
-          <w:szCs w:val="24"/>
-          <w:lang w:eastAsia="en-GB"/>
-        </w:rPr>
-      </w:pPr>
-      <w:r>
-        <w:rPr>
-          <w:rFonts w:ascii="Times New Roman" w:eastAsia="Times New Roman" w:hAnsi="Times New Roman" w:cs="Times New Roman"/>
-          <w:sz w:val="24"/>
-          <w:szCs w:val="24"/>
-          <w:lang w:eastAsia="en-GB"/>
-        </w:rPr>
-        <w:t>sorting</w:t>
-      </w:r>
-    </w:p>
-    <w:p>
-      <w:pPr>
-        <w:numPr>
-          <w:ilvl w:val="0"/>
-          <w:numId w:val="4"/>
-        </w:numPr>
-        <w:spacing w:before="100" w:beforeAutospacing="1" w:after="100" w:afterAutospacing="1" w:line="240" w:lineRule="auto"/>
-        <w:rPr>
-          <w:rFonts w:ascii="Times New Roman" w:eastAsia="Times New Roman" w:hAnsi="Times New Roman" w:cs="Times New Roman"/>
-          <w:sz w:val="24"/>
-          <w:szCs w:val="24"/>
-          <w:lang w:eastAsia="en-GB"/>
-        </w:rPr>
-      </w:pPr>
-      <w:r>
-        <w:rPr>
-          <w:rFonts w:ascii="Courier New" w:eastAsia="Times New Roman" w:hAnsi="Courier New" w:cs="Courier New"/>
-          <w:sz w:val="20"/>
-          <w:szCs w:val="20"/>
-          <w:lang w:eastAsia="en-GB"/>
-        </w:rPr>
-        <w:lastRenderedPageBreak/>
-        <w:t>lambda</w:t>
-      </w:r>
+      <w:bookmarkStart w:id="0" w:name="_GoBack"/>
+      <w:bookmarkEnd w:id="0"/>
     </w:p>
     <w:p>
       <w:pPr>
@@ -1867,23 +1621,100 @@
           <w:szCs w:val="27"/>
           <w:lang w:eastAsia="en-GB"/>
         </w:rPr>
-        <w:t>Days 11–14 — Deeper Python</w:t>
-      </w:r>
-    </w:p>
-    <w:p>
-      <w:pPr>
-        <w:numPr>
-          <w:ilvl w:val="0"/>
-          <w:numId w:val="5"/>
-        </w:numPr>
-        <w:spacing w:before="100" w:beforeAutospacing="1" w:after="100" w:afterAutospacing="1" w:line="240" w:lineRule="auto"/>
-        <w:rPr>
-          <w:rFonts w:ascii="Times New Roman" w:eastAsia="Times New Roman" w:hAnsi="Times New Roman" w:cs="Times New Roman"/>
-          <w:sz w:val="24"/>
-          <w:szCs w:val="24"/>
-          <w:lang w:eastAsia="en-GB"/>
-        </w:rPr>
-      </w:pPr>
+        <w:t>Day 9 — Functions + scope</w:t>
+      </w:r>
+    </w:p>
+    <w:p>
+      <w:pPr>
+        <w:spacing w:before="100" w:beforeAutospacing="1" w:after="100" w:afterAutospacing="1" w:line="240" w:lineRule="auto"/>
+        <w:rPr>
+          <w:rFonts w:ascii="Times New Roman" w:eastAsia="Times New Roman" w:hAnsi="Times New Roman" w:cs="Times New Roman"/>
+          <w:sz w:val="24"/>
+          <w:szCs w:val="24"/>
+          <w:lang w:eastAsia="en-GB"/>
+        </w:rPr>
+      </w:pPr>
+      <w:r>
+        <w:rPr>
+          <w:rFonts w:ascii="Times New Roman" w:eastAsia="Times New Roman" w:hAnsi="Times New Roman" w:cs="Times New Roman"/>
+          <w:sz w:val="24"/>
+          <w:szCs w:val="24"/>
+          <w:lang w:eastAsia="en-GB"/>
+        </w:rPr>
+        <w:t>This should be a proper functions day:</w:t>
+      </w:r>
+    </w:p>
+    <w:p>
+      <w:pPr>
+        <w:numPr>
+          <w:ilvl w:val="0"/>
+          <w:numId w:val="38"/>
+        </w:numPr>
+        <w:spacing w:before="100" w:beforeAutospacing="1" w:after="100" w:afterAutospacing="1" w:line="240" w:lineRule="auto"/>
+        <w:rPr>
+          <w:rFonts w:ascii="Times New Roman" w:eastAsia="Times New Roman" w:hAnsi="Times New Roman" w:cs="Times New Roman"/>
+          <w:sz w:val="24"/>
+          <w:szCs w:val="24"/>
+          <w:lang w:eastAsia="en-GB"/>
+        </w:rPr>
+      </w:pPr>
+      <w:r>
+        <w:rPr>
+          <w:rFonts w:ascii="Times New Roman" w:eastAsia="Times New Roman" w:hAnsi="Times New Roman" w:cs="Times New Roman"/>
+          <w:sz w:val="24"/>
+          <w:szCs w:val="24"/>
+          <w:lang w:eastAsia="en-GB"/>
+        </w:rPr>
+        <w:t xml:space="preserve">why functions exist </w:t>
+      </w:r>
+    </w:p>
+    <w:p>
+      <w:pPr>
+        <w:numPr>
+          <w:ilvl w:val="0"/>
+          <w:numId w:val="38"/>
+        </w:numPr>
+        <w:spacing w:before="100" w:beforeAutospacing="1" w:after="100" w:afterAutospacing="1" w:line="240" w:lineRule="auto"/>
+        <w:rPr>
+          <w:rFonts w:ascii="Times New Roman" w:eastAsia="Times New Roman" w:hAnsi="Times New Roman" w:cs="Times New Roman"/>
+          <w:sz w:val="24"/>
+          <w:szCs w:val="24"/>
+          <w:lang w:eastAsia="en-GB"/>
+        </w:rPr>
+      </w:pPr>
+      <w:r>
+        <w:rPr>
+          <w:rFonts w:ascii="Times New Roman" w:eastAsia="Times New Roman" w:hAnsi="Times New Roman" w:cs="Times New Roman"/>
+          <w:sz w:val="24"/>
+          <w:szCs w:val="24"/>
+          <w:lang w:eastAsia="en-GB"/>
+        </w:rPr>
+        <w:t xml:space="preserve">defining functions </w:t>
+      </w:r>
+    </w:p>
+    <w:p>
+      <w:pPr>
+        <w:numPr>
+          <w:ilvl w:val="0"/>
+          <w:numId w:val="38"/>
+        </w:numPr>
+        <w:spacing w:before="100" w:beforeAutospacing="1" w:after="100" w:afterAutospacing="1" w:line="240" w:lineRule="auto"/>
+        <w:rPr>
+          <w:rFonts w:ascii="Times New Roman" w:eastAsia="Times New Roman" w:hAnsi="Times New Roman" w:cs="Times New Roman"/>
+          <w:sz w:val="24"/>
+          <w:szCs w:val="24"/>
+          <w:lang w:eastAsia="en-GB"/>
+        </w:rPr>
+      </w:pPr>
+      <w:r>
+        <w:rPr>
+          <w:rFonts w:ascii="Times New Roman" w:eastAsia="Times New Roman" w:hAnsi="Times New Roman" w:cs="Times New Roman"/>
+          <w:sz w:val="24"/>
+          <w:szCs w:val="24"/>
+          <w:lang w:eastAsia="en-GB"/>
+        </w:rPr>
+        <w:t xml:space="preserve">parameters </w:t>
+      </w:r>
       <w:proofErr w:type="spellStart"/>
       <w:r>
         <w:rPr>
@@ -1892,7 +1723,7 @@
           <w:szCs w:val="24"/>
           <w:lang w:eastAsia="en-GB"/>
         </w:rPr>
-        <w:t>iterables</w:t>
+        <w:t>vs</w:t>
       </w:r>
       <w:proofErr w:type="spellEnd"/>
       <w:r>
@@ -1902,82 +1733,14 @@
           <w:szCs w:val="24"/>
           <w:lang w:eastAsia="en-GB"/>
         </w:rPr>
-        <w:t xml:space="preserve"> </w:t>
-      </w:r>
-      <w:proofErr w:type="spellStart"/>
-      <w:r>
-        <w:rPr>
-          <w:rFonts w:ascii="Times New Roman" w:eastAsia="Times New Roman" w:hAnsi="Times New Roman" w:cs="Times New Roman"/>
-          <w:sz w:val="24"/>
-          <w:szCs w:val="24"/>
-          <w:lang w:eastAsia="en-GB"/>
-        </w:rPr>
-        <w:t>vs</w:t>
-      </w:r>
-      <w:proofErr w:type="spellEnd"/>
-      <w:r>
-        <w:rPr>
-          <w:rFonts w:ascii="Times New Roman" w:eastAsia="Times New Roman" w:hAnsi="Times New Roman" w:cs="Times New Roman"/>
-          <w:sz w:val="24"/>
-          <w:szCs w:val="24"/>
-          <w:lang w:eastAsia="en-GB"/>
-        </w:rPr>
-        <w:t xml:space="preserve"> iterators</w:t>
-      </w:r>
-    </w:p>
-    <w:p>
-      <w:pPr>
-        <w:numPr>
-          <w:ilvl w:val="0"/>
-          <w:numId w:val="5"/>
-        </w:numPr>
-        <w:spacing w:before="100" w:beforeAutospacing="1" w:after="100" w:afterAutospacing="1" w:line="240" w:lineRule="auto"/>
-        <w:rPr>
-          <w:rFonts w:ascii="Times New Roman" w:eastAsia="Times New Roman" w:hAnsi="Times New Roman" w:cs="Times New Roman"/>
-          <w:sz w:val="24"/>
-          <w:szCs w:val="24"/>
-          <w:lang w:eastAsia="en-GB"/>
-        </w:rPr>
-      </w:pPr>
-      <w:r>
-        <w:rPr>
-          <w:rFonts w:ascii="Times New Roman" w:eastAsia="Times New Roman" w:hAnsi="Times New Roman" w:cs="Times New Roman"/>
-          <w:sz w:val="24"/>
-          <w:szCs w:val="24"/>
-          <w:lang w:eastAsia="en-GB"/>
-        </w:rPr>
-        <w:t>generators</w:t>
-      </w:r>
-    </w:p>
-    <w:p>
-      <w:pPr>
-        <w:numPr>
-          <w:ilvl w:val="0"/>
-          <w:numId w:val="5"/>
-        </w:numPr>
-        <w:spacing w:before="100" w:beforeAutospacing="1" w:after="100" w:afterAutospacing="1" w:line="240" w:lineRule="auto"/>
-        <w:rPr>
-          <w:rFonts w:ascii="Times New Roman" w:eastAsia="Times New Roman" w:hAnsi="Times New Roman" w:cs="Times New Roman"/>
-          <w:sz w:val="24"/>
-          <w:szCs w:val="24"/>
-          <w:lang w:eastAsia="en-GB"/>
-        </w:rPr>
-      </w:pPr>
-      <w:r>
-        <w:rPr>
-          <w:rFonts w:ascii="Times New Roman" w:eastAsia="Times New Roman" w:hAnsi="Times New Roman" w:cs="Times New Roman"/>
-          <w:sz w:val="24"/>
-          <w:szCs w:val="24"/>
-          <w:lang w:eastAsia="en-GB"/>
-        </w:rPr>
-        <w:t>function design</w:t>
-      </w:r>
-    </w:p>
-    <w:p>
-      <w:pPr>
-        <w:numPr>
-          <w:ilvl w:val="0"/>
-          <w:numId w:val="5"/>
+        <w:t xml:space="preserve"> arguments </w:t>
+      </w:r>
+    </w:p>
+    <w:p>
+      <w:pPr>
+        <w:numPr>
+          <w:ilvl w:val="0"/>
+          <w:numId w:val="38"/>
         </w:numPr>
         <w:spacing w:before="100" w:beforeAutospacing="1" w:after="100" w:afterAutospacing="1" w:line="240" w:lineRule="auto"/>
         <w:rPr>
@@ -1994,9 +1757,37 @@
           <w:szCs w:val="20"/>
           <w:lang w:eastAsia="en-GB"/>
         </w:rPr>
-        <w:t>*</w:t>
+        <w:t>return</w:t>
+      </w:r>
+      <w:r>
+        <w:rPr>
+          <w:rFonts w:ascii="Times New Roman" w:eastAsia="Times New Roman" w:hAnsi="Times New Roman" w:cs="Times New Roman"/>
+          <w:sz w:val="24"/>
+          <w:szCs w:val="24"/>
+          <w:lang w:eastAsia="en-GB"/>
+        </w:rPr>
+        <w:t xml:space="preserve"> </w:t>
       </w:r>
       <w:proofErr w:type="spellStart"/>
+      <w:r>
+        <w:rPr>
+          <w:rFonts w:ascii="Times New Roman" w:eastAsia="Times New Roman" w:hAnsi="Times New Roman" w:cs="Times New Roman"/>
+          <w:sz w:val="24"/>
+          <w:szCs w:val="24"/>
+          <w:lang w:eastAsia="en-GB"/>
+        </w:rPr>
+        <w:t>vs</w:t>
+      </w:r>
+      <w:proofErr w:type="spellEnd"/>
+      <w:r>
+        <w:rPr>
+          <w:rFonts w:ascii="Times New Roman" w:eastAsia="Times New Roman" w:hAnsi="Times New Roman" w:cs="Times New Roman"/>
+          <w:sz w:val="24"/>
+          <w:szCs w:val="24"/>
+          <w:lang w:eastAsia="en-GB"/>
+        </w:rPr>
+        <w:t xml:space="preserve"> </w:t>
+      </w:r>
       <w:r>
         <w:rPr>
           <w:rFonts w:ascii="Courier New" w:eastAsia="Times New Roman" w:hAnsi="Courier New" w:cs="Courier New"/>
@@ -2004,7 +1795,123 @@
           <w:szCs w:val="20"/>
           <w:lang w:eastAsia="en-GB"/>
         </w:rPr>
-        <w:t>args</w:t>
+        <w:t>print</w:t>
+      </w:r>
+      <w:r>
+        <w:rPr>
+          <w:rFonts w:ascii="Times New Roman" w:eastAsia="Times New Roman" w:hAnsi="Times New Roman" w:cs="Times New Roman"/>
+          <w:sz w:val="24"/>
+          <w:szCs w:val="24"/>
+          <w:lang w:eastAsia="en-GB"/>
+        </w:rPr>
+        <w:t xml:space="preserve"> </w:t>
+      </w:r>
+    </w:p>
+    <w:p>
+      <w:pPr>
+        <w:numPr>
+          <w:ilvl w:val="0"/>
+          <w:numId w:val="38"/>
+        </w:numPr>
+        <w:spacing w:before="100" w:beforeAutospacing="1" w:after="100" w:afterAutospacing="1" w:line="240" w:lineRule="auto"/>
+        <w:rPr>
+          <w:rFonts w:ascii="Times New Roman" w:eastAsia="Times New Roman" w:hAnsi="Times New Roman" w:cs="Times New Roman"/>
+          <w:sz w:val="24"/>
+          <w:szCs w:val="24"/>
+          <w:lang w:eastAsia="en-GB"/>
+        </w:rPr>
+      </w:pPr>
+      <w:r>
+        <w:rPr>
+          <w:rFonts w:ascii="Times New Roman" w:eastAsia="Times New Roman" w:hAnsi="Times New Roman" w:cs="Times New Roman"/>
+          <w:sz w:val="24"/>
+          <w:szCs w:val="24"/>
+          <w:lang w:eastAsia="en-GB"/>
+        </w:rPr>
+        <w:t xml:space="preserve">default arguments </w:t>
+      </w:r>
+    </w:p>
+    <w:p>
+      <w:pPr>
+        <w:numPr>
+          <w:ilvl w:val="0"/>
+          <w:numId w:val="38"/>
+        </w:numPr>
+        <w:spacing w:before="100" w:beforeAutospacing="1" w:after="100" w:afterAutospacing="1" w:line="240" w:lineRule="auto"/>
+        <w:rPr>
+          <w:rFonts w:ascii="Times New Roman" w:eastAsia="Times New Roman" w:hAnsi="Times New Roman" w:cs="Times New Roman"/>
+          <w:sz w:val="24"/>
+          <w:szCs w:val="24"/>
+          <w:lang w:eastAsia="en-GB"/>
+        </w:rPr>
+      </w:pPr>
+      <w:r>
+        <w:rPr>
+          <w:rFonts w:ascii="Times New Roman" w:eastAsia="Times New Roman" w:hAnsi="Times New Roman" w:cs="Times New Roman"/>
+          <w:sz w:val="24"/>
+          <w:szCs w:val="24"/>
+          <w:lang w:eastAsia="en-GB"/>
+        </w:rPr>
+        <w:lastRenderedPageBreak/>
+        <w:t xml:space="preserve">multiple parameters </w:t>
+      </w:r>
+    </w:p>
+    <w:p>
+      <w:pPr>
+        <w:numPr>
+          <w:ilvl w:val="0"/>
+          <w:numId w:val="38"/>
+        </w:numPr>
+        <w:spacing w:before="100" w:beforeAutospacing="1" w:after="100" w:afterAutospacing="1" w:line="240" w:lineRule="auto"/>
+        <w:rPr>
+          <w:rFonts w:ascii="Times New Roman" w:eastAsia="Times New Roman" w:hAnsi="Times New Roman" w:cs="Times New Roman"/>
+          <w:sz w:val="24"/>
+          <w:szCs w:val="24"/>
+          <w:lang w:eastAsia="en-GB"/>
+        </w:rPr>
+      </w:pPr>
+      <w:r>
+        <w:rPr>
+          <w:rFonts w:ascii="Times New Roman" w:eastAsia="Times New Roman" w:hAnsi="Times New Roman" w:cs="Times New Roman"/>
+          <w:sz w:val="24"/>
+          <w:szCs w:val="24"/>
+          <w:lang w:eastAsia="en-GB"/>
+        </w:rPr>
+        <w:t xml:space="preserve">returning multiple values </w:t>
+      </w:r>
+    </w:p>
+    <w:p>
+      <w:pPr>
+        <w:numPr>
+          <w:ilvl w:val="0"/>
+          <w:numId w:val="38"/>
+        </w:numPr>
+        <w:spacing w:before="100" w:beforeAutospacing="1" w:after="100" w:afterAutospacing="1" w:line="240" w:lineRule="auto"/>
+        <w:rPr>
+          <w:rFonts w:ascii="Times New Roman" w:eastAsia="Times New Roman" w:hAnsi="Times New Roman" w:cs="Times New Roman"/>
+          <w:sz w:val="24"/>
+          <w:szCs w:val="24"/>
+          <w:lang w:eastAsia="en-GB"/>
+        </w:rPr>
+      </w:pPr>
+      <w:r>
+        <w:rPr>
+          <w:rFonts w:ascii="Times New Roman" w:eastAsia="Times New Roman" w:hAnsi="Times New Roman" w:cs="Times New Roman"/>
+          <w:sz w:val="24"/>
+          <w:szCs w:val="24"/>
+          <w:lang w:eastAsia="en-GB"/>
+        </w:rPr>
+        <w:t xml:space="preserve">local </w:t>
+      </w:r>
+      <w:proofErr w:type="spellStart"/>
+      <w:r>
+        <w:rPr>
+          <w:rFonts w:ascii="Times New Roman" w:eastAsia="Times New Roman" w:hAnsi="Times New Roman" w:cs="Times New Roman"/>
+          <w:sz w:val="24"/>
+          <w:szCs w:val="24"/>
+          <w:lang w:eastAsia="en-GB"/>
+        </w:rPr>
+        <w:t>vs</w:t>
       </w:r>
       <w:proofErr w:type="spellEnd"/>
       <w:r>
@@ -2014,7 +1921,99 @@
           <w:szCs w:val="24"/>
           <w:lang w:eastAsia="en-GB"/>
         </w:rPr>
-        <w:t xml:space="preserve"> / </w:t>
+        <w:t xml:space="preserve"> global scope </w:t>
+      </w:r>
+    </w:p>
+    <w:p>
+      <w:pPr>
+        <w:numPr>
+          <w:ilvl w:val="0"/>
+          <w:numId w:val="38"/>
+        </w:numPr>
+        <w:spacing w:before="100" w:beforeAutospacing="1" w:after="100" w:afterAutospacing="1" w:line="240" w:lineRule="auto"/>
+        <w:rPr>
+          <w:rFonts w:ascii="Times New Roman" w:eastAsia="Times New Roman" w:hAnsi="Times New Roman" w:cs="Times New Roman"/>
+          <w:sz w:val="24"/>
+          <w:szCs w:val="24"/>
+          <w:lang w:eastAsia="en-GB"/>
+        </w:rPr>
+      </w:pPr>
+      <w:r>
+        <w:rPr>
+          <w:rFonts w:ascii="Times New Roman" w:eastAsia="Times New Roman" w:hAnsi="Times New Roman" w:cs="Times New Roman"/>
+          <w:sz w:val="24"/>
+          <w:szCs w:val="24"/>
+          <w:lang w:eastAsia="en-GB"/>
+        </w:rPr>
+        <w:t xml:space="preserve">functions calling other functions </w:t>
+      </w:r>
+    </w:p>
+    <w:p>
+      <w:pPr>
+        <w:numPr>
+          <w:ilvl w:val="0"/>
+          <w:numId w:val="38"/>
+        </w:numPr>
+        <w:spacing w:before="100" w:beforeAutospacing="1" w:after="100" w:afterAutospacing="1" w:line="240" w:lineRule="auto"/>
+        <w:rPr>
+          <w:rFonts w:ascii="Times New Roman" w:eastAsia="Times New Roman" w:hAnsi="Times New Roman" w:cs="Times New Roman"/>
+          <w:sz w:val="24"/>
+          <w:szCs w:val="24"/>
+          <w:lang w:eastAsia="en-GB"/>
+        </w:rPr>
+      </w:pPr>
+      <w:r>
+        <w:rPr>
+          <w:rFonts w:ascii="Times New Roman" w:eastAsia="Times New Roman" w:hAnsi="Times New Roman" w:cs="Times New Roman"/>
+          <w:sz w:val="24"/>
+          <w:szCs w:val="24"/>
+          <w:lang w:eastAsia="en-GB"/>
+        </w:rPr>
+        <w:t xml:space="preserve">practical data-processing functions </w:t>
+      </w:r>
+    </w:p>
+    <w:p>
+      <w:pPr>
+        <w:numPr>
+          <w:ilvl w:val="0"/>
+          <w:numId w:val="38"/>
+        </w:numPr>
+        <w:spacing w:before="100" w:beforeAutospacing="1" w:after="100" w:afterAutospacing="1" w:line="240" w:lineRule="auto"/>
+        <w:rPr>
+          <w:rFonts w:ascii="Times New Roman" w:eastAsia="Times New Roman" w:hAnsi="Times New Roman" w:cs="Times New Roman"/>
+          <w:sz w:val="24"/>
+          <w:szCs w:val="24"/>
+          <w:lang w:eastAsia="en-GB"/>
+        </w:rPr>
+      </w:pPr>
+      <w:r>
+        <w:rPr>
+          <w:rFonts w:ascii="Times New Roman" w:eastAsia="Times New Roman" w:hAnsi="Times New Roman" w:cs="Times New Roman"/>
+          <w:sz w:val="24"/>
+          <w:szCs w:val="24"/>
+          <w:lang w:eastAsia="en-GB"/>
+        </w:rPr>
+        <w:t xml:space="preserve">integrated exercise </w:t>
+      </w:r>
+    </w:p>
+    <w:p>
+      <w:pPr>
+        <w:spacing w:before="100" w:beforeAutospacing="1" w:after="100" w:afterAutospacing="1" w:line="240" w:lineRule="auto"/>
+        <w:rPr>
+          <w:rFonts w:ascii="Times New Roman" w:eastAsia="Times New Roman" w:hAnsi="Times New Roman" w:cs="Times New Roman"/>
+          <w:sz w:val="24"/>
+          <w:szCs w:val="24"/>
+          <w:lang w:eastAsia="en-GB"/>
+        </w:rPr>
+      </w:pPr>
+      <w:r>
+        <w:rPr>
+          <w:rFonts w:ascii="Times New Roman" w:eastAsia="Times New Roman" w:hAnsi="Times New Roman" w:cs="Times New Roman"/>
+          <w:sz w:val="24"/>
+          <w:szCs w:val="24"/>
+          <w:lang w:eastAsia="en-GB"/>
+        </w:rPr>
+        <w:t xml:space="preserve">This is important enough that I wouldn't squeeze </w:t>
       </w:r>
       <w:r>
         <w:rPr>
@@ -2023,9 +2022,17 @@
           <w:szCs w:val="20"/>
           <w:lang w:eastAsia="en-GB"/>
         </w:rPr>
-        <w:t>**</w:t>
-      </w:r>
-      <w:proofErr w:type="spellStart"/>
+        <w:t>exceptions</w:t>
+      </w:r>
+      <w:r>
+        <w:rPr>
+          <w:rFonts w:ascii="Times New Roman" w:eastAsia="Times New Roman" w:hAnsi="Times New Roman" w:cs="Times New Roman"/>
+          <w:sz w:val="24"/>
+          <w:szCs w:val="24"/>
+          <w:lang w:eastAsia="en-GB"/>
+        </w:rPr>
+        <w:t xml:space="preserve">, </w:t>
+      </w:r>
       <w:r>
         <w:rPr>
           <w:rFonts w:ascii="Courier New" w:eastAsia="Times New Roman" w:hAnsi="Courier New" w:cs="Courier New"/>
@@ -2033,272 +2040,16 @@
           <w:szCs w:val="20"/>
           <w:lang w:eastAsia="en-GB"/>
         </w:rPr>
-        <w:t>kwargs</w:t>
-      </w:r>
-      <w:proofErr w:type="spellEnd"/>
-    </w:p>
-    <w:p>
-      <w:pPr>
-        <w:numPr>
-          <w:ilvl w:val="0"/>
-          <w:numId w:val="5"/>
-        </w:numPr>
-        <w:spacing w:before="100" w:beforeAutospacing="1" w:after="100" w:afterAutospacing="1" w:line="240" w:lineRule="auto"/>
-        <w:rPr>
-          <w:rFonts w:ascii="Times New Roman" w:eastAsia="Times New Roman" w:hAnsi="Times New Roman" w:cs="Times New Roman"/>
-          <w:sz w:val="24"/>
-          <w:szCs w:val="24"/>
-          <w:lang w:eastAsia="en-GB"/>
-        </w:rPr>
-      </w:pPr>
-      <w:r>
-        <w:rPr>
-          <w:rFonts w:ascii="Times New Roman" w:eastAsia="Times New Roman" w:hAnsi="Times New Roman" w:cs="Times New Roman"/>
-          <w:sz w:val="24"/>
-          <w:szCs w:val="24"/>
-          <w:lang w:eastAsia="en-GB"/>
-        </w:rPr>
-        <w:t>modules</w:t>
-      </w:r>
-    </w:p>
-    <w:p>
-      <w:pPr>
-        <w:numPr>
-          <w:ilvl w:val="0"/>
-          <w:numId w:val="5"/>
-        </w:numPr>
-        <w:spacing w:before="100" w:beforeAutospacing="1" w:after="100" w:afterAutospacing="1" w:line="240" w:lineRule="auto"/>
-        <w:rPr>
-          <w:rFonts w:ascii="Times New Roman" w:eastAsia="Times New Roman" w:hAnsi="Times New Roman" w:cs="Times New Roman"/>
-          <w:sz w:val="24"/>
-          <w:szCs w:val="24"/>
-          <w:lang w:eastAsia="en-GB"/>
-        </w:rPr>
-      </w:pPr>
-      <w:r>
-        <w:rPr>
-          <w:rFonts w:ascii="Times New Roman" w:eastAsia="Times New Roman" w:hAnsi="Times New Roman" w:cs="Times New Roman"/>
-          <w:sz w:val="24"/>
-          <w:szCs w:val="24"/>
-          <w:lang w:eastAsia="en-GB"/>
-        </w:rPr>
-        <w:t>packages</w:t>
-      </w:r>
-    </w:p>
-    <w:p>
-      <w:pPr>
-        <w:numPr>
-          <w:ilvl w:val="0"/>
-          <w:numId w:val="5"/>
-        </w:numPr>
-        <w:spacing w:before="100" w:beforeAutospacing="1" w:after="100" w:afterAutospacing="1" w:line="240" w:lineRule="auto"/>
-        <w:rPr>
-          <w:rFonts w:ascii="Times New Roman" w:eastAsia="Times New Roman" w:hAnsi="Times New Roman" w:cs="Times New Roman"/>
-          <w:sz w:val="24"/>
-          <w:szCs w:val="24"/>
-          <w:lang w:eastAsia="en-GB"/>
-        </w:rPr>
-      </w:pPr>
-      <w:r>
-        <w:rPr>
-          <w:rFonts w:ascii="Times New Roman" w:eastAsia="Times New Roman" w:hAnsi="Times New Roman" w:cs="Times New Roman"/>
-          <w:sz w:val="24"/>
-          <w:szCs w:val="24"/>
-          <w:lang w:eastAsia="en-GB"/>
-        </w:rPr>
-        <w:t>file handling</w:t>
-      </w:r>
-    </w:p>
-    <w:p>
-      <w:pPr>
-        <w:numPr>
-          <w:ilvl w:val="0"/>
-          <w:numId w:val="5"/>
-        </w:numPr>
-        <w:spacing w:before="100" w:beforeAutospacing="1" w:after="100" w:afterAutospacing="1" w:line="240" w:lineRule="auto"/>
-        <w:rPr>
-          <w:rFonts w:ascii="Times New Roman" w:eastAsia="Times New Roman" w:hAnsi="Times New Roman" w:cs="Times New Roman"/>
-          <w:sz w:val="24"/>
-          <w:szCs w:val="24"/>
-          <w:lang w:eastAsia="en-GB"/>
-        </w:rPr>
-      </w:pPr>
-      <w:r>
-        <w:rPr>
-          <w:rFonts w:ascii="Times New Roman" w:eastAsia="Times New Roman" w:hAnsi="Times New Roman" w:cs="Times New Roman"/>
-          <w:sz w:val="24"/>
-          <w:szCs w:val="24"/>
-          <w:lang w:eastAsia="en-GB"/>
-        </w:rPr>
-        <w:t>paths</w:t>
-      </w:r>
-    </w:p>
-    <w:p>
-      <w:pPr>
-        <w:numPr>
-          <w:ilvl w:val="0"/>
-          <w:numId w:val="5"/>
-        </w:numPr>
-        <w:spacing w:before="100" w:beforeAutospacing="1" w:after="100" w:afterAutospacing="1" w:line="240" w:lineRule="auto"/>
-        <w:rPr>
-          <w:rFonts w:ascii="Times New Roman" w:eastAsia="Times New Roman" w:hAnsi="Times New Roman" w:cs="Times New Roman"/>
-          <w:sz w:val="24"/>
-          <w:szCs w:val="24"/>
-          <w:lang w:eastAsia="en-GB"/>
-        </w:rPr>
-      </w:pPr>
-      <w:r>
-        <w:rPr>
-          <w:rFonts w:ascii="Times New Roman" w:eastAsia="Times New Roman" w:hAnsi="Times New Roman" w:cs="Times New Roman"/>
-          <w:sz w:val="24"/>
-          <w:szCs w:val="24"/>
-          <w:lang w:eastAsia="en-GB"/>
-        </w:rPr>
-        <w:t>JSON</w:t>
-      </w:r>
-    </w:p>
-    <w:p>
-      <w:pPr>
-        <w:numPr>
-          <w:ilvl w:val="0"/>
-          <w:numId w:val="5"/>
-        </w:numPr>
-        <w:spacing w:before="100" w:beforeAutospacing="1" w:after="100" w:afterAutospacing="1" w:line="240" w:lineRule="auto"/>
-        <w:rPr>
-          <w:rFonts w:ascii="Times New Roman" w:eastAsia="Times New Roman" w:hAnsi="Times New Roman" w:cs="Times New Roman"/>
-          <w:sz w:val="24"/>
-          <w:szCs w:val="24"/>
-          <w:lang w:eastAsia="en-GB"/>
-        </w:rPr>
-      </w:pPr>
-      <w:r>
-        <w:rPr>
-          <w:rFonts w:ascii="Times New Roman" w:eastAsia="Times New Roman" w:hAnsi="Times New Roman" w:cs="Times New Roman"/>
-          <w:sz w:val="24"/>
-          <w:szCs w:val="24"/>
-          <w:lang w:eastAsia="en-GB"/>
-        </w:rPr>
-        <w:t>CSV</w:t>
-      </w:r>
-    </w:p>
-    <w:p>
-      <w:pPr>
-        <w:numPr>
-          <w:ilvl w:val="0"/>
-          <w:numId w:val="5"/>
-        </w:numPr>
-        <w:spacing w:before="100" w:beforeAutospacing="1" w:after="100" w:afterAutospacing="1" w:line="240" w:lineRule="auto"/>
-        <w:rPr>
-          <w:rFonts w:ascii="Times New Roman" w:eastAsia="Times New Roman" w:hAnsi="Times New Roman" w:cs="Times New Roman"/>
-          <w:sz w:val="24"/>
-          <w:szCs w:val="24"/>
-          <w:lang w:eastAsia="en-GB"/>
-        </w:rPr>
-      </w:pPr>
-      <w:r>
-        <w:rPr>
-          <w:rFonts w:ascii="Times New Roman" w:eastAsia="Times New Roman" w:hAnsi="Times New Roman" w:cs="Times New Roman"/>
-          <w:sz w:val="24"/>
-          <w:szCs w:val="24"/>
-          <w:lang w:eastAsia="en-GB"/>
-        </w:rPr>
-        <w:t>context managers</w:t>
-      </w:r>
-    </w:p>
-    <w:p>
-      <w:pPr>
-        <w:numPr>
-          <w:ilvl w:val="0"/>
-          <w:numId w:val="5"/>
-        </w:numPr>
-        <w:spacing w:before="100" w:beforeAutospacing="1" w:after="100" w:afterAutospacing="1" w:line="240" w:lineRule="auto"/>
-        <w:rPr>
-          <w:rFonts w:ascii="Times New Roman" w:eastAsia="Times New Roman" w:hAnsi="Times New Roman" w:cs="Times New Roman"/>
-          <w:sz w:val="24"/>
-          <w:szCs w:val="24"/>
-          <w:lang w:eastAsia="en-GB"/>
-        </w:rPr>
-      </w:pPr>
-      <w:r>
-        <w:rPr>
-          <w:rFonts w:ascii="Times New Roman" w:eastAsia="Times New Roman" w:hAnsi="Times New Roman" w:cs="Times New Roman"/>
-          <w:sz w:val="24"/>
-          <w:szCs w:val="24"/>
-          <w:lang w:eastAsia="en-GB"/>
-        </w:rPr>
-        <w:t>logging</w:t>
-      </w:r>
-    </w:p>
-    <w:p>
-      <w:pPr>
-        <w:numPr>
-          <w:ilvl w:val="0"/>
-          <w:numId w:val="5"/>
-        </w:numPr>
-        <w:spacing w:before="100" w:beforeAutospacing="1" w:after="100" w:afterAutospacing="1" w:line="240" w:lineRule="auto"/>
-        <w:rPr>
-          <w:rFonts w:ascii="Times New Roman" w:eastAsia="Times New Roman" w:hAnsi="Times New Roman" w:cs="Times New Roman"/>
-          <w:sz w:val="24"/>
-          <w:szCs w:val="24"/>
-          <w:lang w:eastAsia="en-GB"/>
-        </w:rPr>
-      </w:pPr>
-      <w:r>
-        <w:rPr>
-          <w:rFonts w:ascii="Times New Roman" w:eastAsia="Times New Roman" w:hAnsi="Times New Roman" w:cs="Times New Roman"/>
-          <w:sz w:val="24"/>
-          <w:szCs w:val="24"/>
-          <w:lang w:eastAsia="en-GB"/>
-        </w:rPr>
-        <w:t>testing</w:t>
-      </w:r>
-    </w:p>
-    <w:p>
-      <w:pPr>
-        <w:numPr>
-          <w:ilvl w:val="0"/>
-          <w:numId w:val="5"/>
-        </w:numPr>
-        <w:spacing w:before="100" w:beforeAutospacing="1" w:after="100" w:afterAutospacing="1" w:line="240" w:lineRule="auto"/>
-        <w:rPr>
-          <w:rFonts w:ascii="Times New Roman" w:eastAsia="Times New Roman" w:hAnsi="Times New Roman" w:cs="Times New Roman"/>
-          <w:sz w:val="24"/>
-          <w:szCs w:val="24"/>
-          <w:lang w:eastAsia="en-GB"/>
-        </w:rPr>
-      </w:pPr>
-      <w:r>
-        <w:rPr>
-          <w:rFonts w:ascii="Times New Roman" w:eastAsia="Times New Roman" w:hAnsi="Times New Roman" w:cs="Times New Roman"/>
-          <w:sz w:val="24"/>
-          <w:szCs w:val="24"/>
-          <w:lang w:eastAsia="en-GB"/>
-        </w:rPr>
-        <w:t>error handling</w:t>
-      </w:r>
-    </w:p>
-    <w:p>
-      <w:pPr>
-        <w:numPr>
-          <w:ilvl w:val="0"/>
-          <w:numId w:val="5"/>
-        </w:numPr>
-        <w:spacing w:before="100" w:beforeAutospacing="1" w:after="100" w:afterAutospacing="1" w:line="240" w:lineRule="auto"/>
-        <w:rPr>
-          <w:rFonts w:ascii="Times New Roman" w:eastAsia="Times New Roman" w:hAnsi="Times New Roman" w:cs="Times New Roman"/>
-          <w:sz w:val="24"/>
-          <w:szCs w:val="24"/>
-          <w:lang w:eastAsia="en-GB"/>
-        </w:rPr>
-      </w:pPr>
-      <w:r>
-        <w:rPr>
-          <w:rFonts w:ascii="Times New Roman" w:eastAsia="Times New Roman" w:hAnsi="Times New Roman" w:cs="Times New Roman"/>
-          <w:sz w:val="24"/>
-          <w:szCs w:val="24"/>
-          <w:lang w:eastAsia="en-GB"/>
-        </w:rPr>
-        <w:t>basic performance considerations</w:t>
+        <w:t>iteration</w:t>
+      </w:r>
+      <w:r>
+        <w:rPr>
+          <w:rFonts w:ascii="Times New Roman" w:eastAsia="Times New Roman" w:hAnsi="Times New Roman" w:cs="Times New Roman"/>
+          <w:sz w:val="24"/>
+          <w:szCs w:val="24"/>
+          <w:lang w:eastAsia="en-GB"/>
+        </w:rPr>
+        <w:t>, etc. into it.</w:t>
       </w:r>
     </w:p>
     <w:p>
@@ -2323,171 +2074,78 @@
           <w:szCs w:val="27"/>
           <w:lang w:eastAsia="en-GB"/>
         </w:rPr>
-        <w:t>Days 15–18 — pandas</w:t>
-      </w:r>
-    </w:p>
-    <w:p>
-      <w:pPr>
-        <w:numPr>
-          <w:ilvl w:val="0"/>
-          <w:numId w:val="6"/>
-        </w:numPr>
-        <w:spacing w:before="100" w:beforeAutospacing="1" w:after="100" w:afterAutospacing="1" w:line="240" w:lineRule="auto"/>
-        <w:rPr>
-          <w:rFonts w:ascii="Times New Roman" w:eastAsia="Times New Roman" w:hAnsi="Times New Roman" w:cs="Times New Roman"/>
-          <w:sz w:val="24"/>
-          <w:szCs w:val="24"/>
-          <w:lang w:eastAsia="en-GB"/>
-        </w:rPr>
-      </w:pPr>
-      <w:r>
-        <w:rPr>
-          <w:rFonts w:ascii="Times New Roman" w:eastAsia="Times New Roman" w:hAnsi="Times New Roman" w:cs="Times New Roman"/>
-          <w:sz w:val="24"/>
-          <w:szCs w:val="24"/>
-          <w:lang w:eastAsia="en-GB"/>
-        </w:rPr>
-        <w:t xml:space="preserve">Series / </w:t>
-      </w:r>
-      <w:proofErr w:type="spellStart"/>
-      <w:r>
-        <w:rPr>
-          <w:rFonts w:ascii="Times New Roman" w:eastAsia="Times New Roman" w:hAnsi="Times New Roman" w:cs="Times New Roman"/>
-          <w:sz w:val="24"/>
-          <w:szCs w:val="24"/>
-          <w:lang w:eastAsia="en-GB"/>
-        </w:rPr>
-        <w:t>DataFrames</w:t>
-      </w:r>
-      <w:proofErr w:type="spellEnd"/>
-    </w:p>
-    <w:p>
-      <w:pPr>
-        <w:numPr>
-          <w:ilvl w:val="0"/>
-          <w:numId w:val="6"/>
-        </w:numPr>
-        <w:spacing w:before="100" w:beforeAutospacing="1" w:after="100" w:afterAutospacing="1" w:line="240" w:lineRule="auto"/>
-        <w:rPr>
-          <w:rFonts w:ascii="Times New Roman" w:eastAsia="Times New Roman" w:hAnsi="Times New Roman" w:cs="Times New Roman"/>
-          <w:sz w:val="24"/>
-          <w:szCs w:val="24"/>
-          <w:lang w:eastAsia="en-GB"/>
-        </w:rPr>
-      </w:pPr>
-      <w:r>
-        <w:rPr>
-          <w:rFonts w:ascii="Times New Roman" w:eastAsia="Times New Roman" w:hAnsi="Times New Roman" w:cs="Times New Roman"/>
-          <w:sz w:val="24"/>
-          <w:szCs w:val="24"/>
-          <w:lang w:eastAsia="en-GB"/>
-        </w:rPr>
-        <w:t>indexing</w:t>
-      </w:r>
-    </w:p>
-    <w:p>
-      <w:pPr>
-        <w:numPr>
-          <w:ilvl w:val="0"/>
-          <w:numId w:val="6"/>
-        </w:numPr>
-        <w:spacing w:before="100" w:beforeAutospacing="1" w:after="100" w:afterAutospacing="1" w:line="240" w:lineRule="auto"/>
-        <w:rPr>
-          <w:rFonts w:ascii="Times New Roman" w:eastAsia="Times New Roman" w:hAnsi="Times New Roman" w:cs="Times New Roman"/>
-          <w:sz w:val="24"/>
-          <w:szCs w:val="24"/>
-          <w:lang w:eastAsia="en-GB"/>
-        </w:rPr>
-      </w:pPr>
-      <w:r>
-        <w:rPr>
-          <w:rFonts w:ascii="Times New Roman" w:eastAsia="Times New Roman" w:hAnsi="Times New Roman" w:cs="Times New Roman"/>
-          <w:sz w:val="24"/>
-          <w:szCs w:val="24"/>
-          <w:lang w:eastAsia="en-GB"/>
-        </w:rPr>
-        <w:t>filtering</w:t>
-      </w:r>
-    </w:p>
-    <w:p>
-      <w:pPr>
-        <w:numPr>
-          <w:ilvl w:val="0"/>
-          <w:numId w:val="6"/>
-        </w:numPr>
-        <w:spacing w:before="100" w:beforeAutospacing="1" w:after="100" w:afterAutospacing="1" w:line="240" w:lineRule="auto"/>
-        <w:rPr>
-          <w:rFonts w:ascii="Times New Roman" w:eastAsia="Times New Roman" w:hAnsi="Times New Roman" w:cs="Times New Roman"/>
-          <w:sz w:val="24"/>
-          <w:szCs w:val="24"/>
-          <w:lang w:eastAsia="en-GB"/>
-        </w:rPr>
-      </w:pPr>
-      <w:r>
-        <w:rPr>
-          <w:rFonts w:ascii="Times New Roman" w:eastAsia="Times New Roman" w:hAnsi="Times New Roman" w:cs="Times New Roman"/>
-          <w:sz w:val="24"/>
-          <w:szCs w:val="24"/>
-          <w:lang w:eastAsia="en-GB"/>
-        </w:rPr>
-        <w:t>sorting</w:t>
-      </w:r>
-    </w:p>
-    <w:p>
-      <w:pPr>
-        <w:numPr>
-          <w:ilvl w:val="0"/>
-          <w:numId w:val="6"/>
-        </w:numPr>
-        <w:spacing w:before="100" w:beforeAutospacing="1" w:after="100" w:afterAutospacing="1" w:line="240" w:lineRule="auto"/>
-        <w:rPr>
-          <w:rFonts w:ascii="Times New Roman" w:eastAsia="Times New Roman" w:hAnsi="Times New Roman" w:cs="Times New Roman"/>
-          <w:sz w:val="24"/>
-          <w:szCs w:val="24"/>
-          <w:lang w:eastAsia="en-GB"/>
-        </w:rPr>
-      </w:pPr>
-      <w:r>
-        <w:rPr>
-          <w:rFonts w:ascii="Times New Roman" w:eastAsia="Times New Roman" w:hAnsi="Times New Roman" w:cs="Times New Roman"/>
-          <w:sz w:val="24"/>
-          <w:szCs w:val="24"/>
-          <w:lang w:eastAsia="en-GB"/>
-        </w:rPr>
-        <w:t>transformations</w:t>
-      </w:r>
-    </w:p>
-    <w:p>
-      <w:pPr>
-        <w:numPr>
-          <w:ilvl w:val="0"/>
-          <w:numId w:val="6"/>
-        </w:numPr>
-        <w:spacing w:before="100" w:beforeAutospacing="1" w:after="100" w:afterAutospacing="1" w:line="240" w:lineRule="auto"/>
-        <w:rPr>
-          <w:rFonts w:ascii="Times New Roman" w:eastAsia="Times New Roman" w:hAnsi="Times New Roman" w:cs="Times New Roman"/>
-          <w:sz w:val="24"/>
-          <w:szCs w:val="24"/>
-          <w:lang w:eastAsia="en-GB"/>
-        </w:rPr>
-      </w:pPr>
-      <w:proofErr w:type="spellStart"/>
-      <w:r>
-        <w:rPr>
-          <w:rFonts w:ascii="Times New Roman" w:eastAsia="Times New Roman" w:hAnsi="Times New Roman" w:cs="Times New Roman"/>
-          <w:sz w:val="24"/>
-          <w:szCs w:val="24"/>
-          <w:lang w:eastAsia="en-GB"/>
-        </w:rPr>
-        <w:t>vectorisation</w:t>
-      </w:r>
-      <w:proofErr w:type="spellEnd"/>
-    </w:p>
-    <w:p>
-      <w:pPr>
-        <w:numPr>
-          <w:ilvl w:val="0"/>
-          <w:numId w:val="6"/>
+        <w:t>Day 10 — Python foundations consolidation</w:t>
+      </w:r>
+    </w:p>
+    <w:p>
+      <w:pPr>
+        <w:spacing w:before="100" w:beforeAutospacing="1" w:after="100" w:afterAutospacing="1" w:line="240" w:lineRule="auto"/>
+        <w:rPr>
+          <w:rFonts w:ascii="Times New Roman" w:eastAsia="Times New Roman" w:hAnsi="Times New Roman" w:cs="Times New Roman"/>
+          <w:sz w:val="24"/>
+          <w:szCs w:val="24"/>
+          <w:lang w:eastAsia="en-GB"/>
+        </w:rPr>
+      </w:pPr>
+      <w:r>
+        <w:rPr>
+          <w:rFonts w:ascii="Times New Roman" w:eastAsia="Times New Roman" w:hAnsi="Times New Roman" w:cs="Times New Roman"/>
+          <w:sz w:val="24"/>
+          <w:szCs w:val="24"/>
+          <w:lang w:eastAsia="en-GB"/>
+        </w:rPr>
+        <w:t xml:space="preserve">Use this as the </w:t>
+      </w:r>
+      <w:r>
+        <w:rPr>
+          <w:rFonts w:ascii="Times New Roman" w:eastAsia="Times New Roman" w:hAnsi="Times New Roman" w:cs="Times New Roman"/>
+          <w:b/>
+          <w:bCs/>
+          <w:sz w:val="24"/>
+          <w:szCs w:val="24"/>
+          <w:lang w:eastAsia="en-GB"/>
+        </w:rPr>
+        <w:t>"make it stick" day</w:t>
+      </w:r>
+      <w:r>
+        <w:rPr>
+          <w:rFonts w:ascii="Times New Roman" w:eastAsia="Times New Roman" w:hAnsi="Times New Roman" w:cs="Times New Roman"/>
+          <w:sz w:val="24"/>
+          <w:szCs w:val="24"/>
+          <w:lang w:eastAsia="en-GB"/>
+        </w:rPr>
+        <w:t>:</w:t>
+      </w:r>
+    </w:p>
+    <w:p>
+      <w:pPr>
+        <w:numPr>
+          <w:ilvl w:val="0"/>
+          <w:numId w:val="39"/>
+        </w:numPr>
+        <w:spacing w:before="100" w:beforeAutospacing="1" w:after="100" w:afterAutospacing="1" w:line="240" w:lineRule="auto"/>
+        <w:rPr>
+          <w:rFonts w:ascii="Times New Roman" w:eastAsia="Times New Roman" w:hAnsi="Times New Roman" w:cs="Times New Roman"/>
+          <w:sz w:val="24"/>
+          <w:szCs w:val="24"/>
+          <w:lang w:eastAsia="en-GB"/>
+        </w:rPr>
+      </w:pPr>
+      <w:r>
+        <w:rPr>
+          <w:rFonts w:ascii="Times New Roman" w:eastAsia="Times New Roman" w:hAnsi="Times New Roman" w:cs="Times New Roman"/>
+          <w:sz w:val="24"/>
+          <w:szCs w:val="24"/>
+          <w:lang w:eastAsia="en-GB"/>
+        </w:rPr>
+        <w:t xml:space="preserve">unpacking </w:t>
+      </w:r>
+    </w:p>
+    <w:p>
+      <w:pPr>
+        <w:numPr>
+          <w:ilvl w:val="0"/>
+          <w:numId w:val="39"/>
         </w:numPr>
         <w:spacing w:before="100" w:beforeAutospacing="1" w:after="100" w:afterAutospacing="1" w:line="240" w:lineRule="auto"/>
         <w:rPr>
@@ -2504,62 +2162,23 @@
           <w:szCs w:val="20"/>
           <w:lang w:eastAsia="en-GB"/>
         </w:rPr>
-        <w:t>apply</w:t>
-      </w:r>
-    </w:p>
-    <w:p>
-      <w:pPr>
-        <w:numPr>
-          <w:ilvl w:val="0"/>
-          <w:numId w:val="6"/>
-        </w:numPr>
-        <w:spacing w:before="100" w:beforeAutospacing="1" w:after="100" w:afterAutospacing="1" w:line="240" w:lineRule="auto"/>
-        <w:rPr>
-          <w:rFonts w:ascii="Times New Roman" w:eastAsia="Times New Roman" w:hAnsi="Times New Roman" w:cs="Times New Roman"/>
-          <w:sz w:val="24"/>
-          <w:szCs w:val="24"/>
-          <w:lang w:eastAsia="en-GB"/>
-        </w:rPr>
-      </w:pPr>
-      <w:r>
-        <w:rPr>
-          <w:rFonts w:ascii="Times New Roman" w:eastAsia="Times New Roman" w:hAnsi="Times New Roman" w:cs="Times New Roman"/>
-          <w:sz w:val="24"/>
-          <w:szCs w:val="24"/>
-          <w:lang w:eastAsia="en-GB"/>
-        </w:rPr>
-        <w:t>grouping</w:t>
-      </w:r>
-    </w:p>
-    <w:p>
-      <w:pPr>
-        <w:numPr>
-          <w:ilvl w:val="0"/>
-          <w:numId w:val="6"/>
-        </w:numPr>
-        <w:spacing w:before="100" w:beforeAutospacing="1" w:after="100" w:afterAutospacing="1" w:line="240" w:lineRule="auto"/>
-        <w:rPr>
-          <w:rFonts w:ascii="Times New Roman" w:eastAsia="Times New Roman" w:hAnsi="Times New Roman" w:cs="Times New Roman"/>
-          <w:sz w:val="24"/>
-          <w:szCs w:val="24"/>
-          <w:lang w:eastAsia="en-GB"/>
-        </w:rPr>
-      </w:pPr>
-      <w:r>
-        <w:rPr>
-          <w:rFonts w:ascii="Times New Roman" w:eastAsia="Times New Roman" w:hAnsi="Times New Roman" w:cs="Times New Roman"/>
-          <w:sz w:val="24"/>
-          <w:szCs w:val="24"/>
-          <w:lang w:eastAsia="en-GB"/>
-        </w:rPr>
-        <w:t>aggregation</w:t>
-      </w:r>
-    </w:p>
-    <w:p>
-      <w:pPr>
-        <w:numPr>
-          <w:ilvl w:val="0"/>
-          <w:numId w:val="6"/>
+        <w:t>enumerate</w:t>
+      </w:r>
+      <w:r>
+        <w:rPr>
+          <w:rFonts w:ascii="Times New Roman" w:eastAsia="Times New Roman" w:hAnsi="Times New Roman" w:cs="Times New Roman"/>
+          <w:sz w:val="24"/>
+          <w:szCs w:val="24"/>
+          <w:lang w:eastAsia="en-GB"/>
+        </w:rPr>
+        <w:t xml:space="preserve"> </w:t>
+      </w:r>
+    </w:p>
+    <w:p>
+      <w:pPr>
+        <w:numPr>
+          <w:ilvl w:val="0"/>
+          <w:numId w:val="39"/>
         </w:numPr>
         <w:spacing w:before="100" w:beforeAutospacing="1" w:after="100" w:afterAutospacing="1" w:line="240" w:lineRule="auto"/>
         <w:rPr>
@@ -2576,24 +2195,56 @@
           <w:szCs w:val="20"/>
           <w:lang w:eastAsia="en-GB"/>
         </w:rPr>
-        <w:t>merge</w:t>
-      </w:r>
-    </w:p>
-    <w:p>
-      <w:pPr>
-        <w:numPr>
-          <w:ilvl w:val="0"/>
-          <w:numId w:val="6"/>
-        </w:numPr>
-        <w:spacing w:before="100" w:beforeAutospacing="1" w:after="100" w:afterAutospacing="1" w:line="240" w:lineRule="auto"/>
-        <w:rPr>
-          <w:rFonts w:ascii="Times New Roman" w:eastAsia="Times New Roman" w:hAnsi="Times New Roman" w:cs="Times New Roman"/>
-          <w:sz w:val="24"/>
-          <w:szCs w:val="24"/>
-          <w:lang w:eastAsia="en-GB"/>
-        </w:rPr>
-      </w:pPr>
-      <w:proofErr w:type="spellStart"/>
+        <w:t>zip</w:t>
+      </w:r>
+      <w:r>
+        <w:rPr>
+          <w:rFonts w:ascii="Times New Roman" w:eastAsia="Times New Roman" w:hAnsi="Times New Roman" w:cs="Times New Roman"/>
+          <w:sz w:val="24"/>
+          <w:szCs w:val="24"/>
+          <w:lang w:eastAsia="en-GB"/>
+        </w:rPr>
+        <w:t xml:space="preserve"> </w:t>
+      </w:r>
+    </w:p>
+    <w:p>
+      <w:pPr>
+        <w:numPr>
+          <w:ilvl w:val="0"/>
+          <w:numId w:val="39"/>
+        </w:numPr>
+        <w:spacing w:before="100" w:beforeAutospacing="1" w:after="100" w:afterAutospacing="1" w:line="240" w:lineRule="auto"/>
+        <w:rPr>
+          <w:rFonts w:ascii="Times New Roman" w:eastAsia="Times New Roman" w:hAnsi="Times New Roman" w:cs="Times New Roman"/>
+          <w:sz w:val="24"/>
+          <w:szCs w:val="24"/>
+          <w:lang w:eastAsia="en-GB"/>
+        </w:rPr>
+      </w:pPr>
+      <w:r>
+        <w:rPr>
+          <w:rFonts w:ascii="Times New Roman" w:eastAsia="Times New Roman" w:hAnsi="Times New Roman" w:cs="Times New Roman"/>
+          <w:sz w:val="24"/>
+          <w:szCs w:val="24"/>
+          <w:lang w:eastAsia="en-GB"/>
+        </w:rPr>
+        <w:t xml:space="preserve">sorting </w:t>
+      </w:r>
+    </w:p>
+    <w:p>
+      <w:pPr>
+        <w:numPr>
+          <w:ilvl w:val="0"/>
+          <w:numId w:val="39"/>
+        </w:numPr>
+        <w:spacing w:before="100" w:beforeAutospacing="1" w:after="100" w:afterAutospacing="1" w:line="240" w:lineRule="auto"/>
+        <w:rPr>
+          <w:rFonts w:ascii="Times New Roman" w:eastAsia="Times New Roman" w:hAnsi="Times New Roman" w:cs="Times New Roman"/>
+          <w:sz w:val="24"/>
+          <w:szCs w:val="24"/>
+          <w:lang w:eastAsia="en-GB"/>
+        </w:rPr>
+      </w:pPr>
       <w:r>
         <w:rPr>
           <w:rFonts w:ascii="Courier New" w:eastAsia="Times New Roman" w:hAnsi="Courier New" w:cs="Courier New"/>
@@ -2601,139 +2252,84 @@
           <w:szCs w:val="20"/>
           <w:lang w:eastAsia="en-GB"/>
         </w:rPr>
-        <w:t>concat</w:t>
-      </w:r>
-      <w:proofErr w:type="spellEnd"/>
-    </w:p>
-    <w:p>
-      <w:pPr>
-        <w:numPr>
-          <w:ilvl w:val="0"/>
-          <w:numId w:val="6"/>
-        </w:numPr>
-        <w:spacing w:before="100" w:beforeAutospacing="1" w:after="100" w:afterAutospacing="1" w:line="240" w:lineRule="auto"/>
-        <w:rPr>
-          <w:rFonts w:ascii="Times New Roman" w:eastAsia="Times New Roman" w:hAnsi="Times New Roman" w:cs="Times New Roman"/>
-          <w:sz w:val="24"/>
-          <w:szCs w:val="24"/>
-          <w:lang w:eastAsia="en-GB"/>
-        </w:rPr>
-      </w:pPr>
-      <w:r>
-        <w:rPr>
-          <w:rFonts w:ascii="Times New Roman" w:eastAsia="Times New Roman" w:hAnsi="Times New Roman" w:cs="Times New Roman"/>
-          <w:sz w:val="24"/>
-          <w:szCs w:val="24"/>
-          <w:lang w:eastAsia="en-GB"/>
-        </w:rPr>
-        <w:t>reshaping</w:t>
-      </w:r>
-    </w:p>
-    <w:p>
-      <w:pPr>
-        <w:numPr>
-          <w:ilvl w:val="0"/>
-          <w:numId w:val="6"/>
-        </w:numPr>
-        <w:spacing w:before="100" w:beforeAutospacing="1" w:after="100" w:afterAutospacing="1" w:line="240" w:lineRule="auto"/>
-        <w:rPr>
-          <w:rFonts w:ascii="Times New Roman" w:eastAsia="Times New Roman" w:hAnsi="Times New Roman" w:cs="Times New Roman"/>
-          <w:sz w:val="24"/>
-          <w:szCs w:val="24"/>
-          <w:lang w:eastAsia="en-GB"/>
-        </w:rPr>
-      </w:pPr>
-      <w:r>
-        <w:rPr>
-          <w:rFonts w:ascii="Times New Roman" w:eastAsia="Times New Roman" w:hAnsi="Times New Roman" w:cs="Times New Roman"/>
-          <w:sz w:val="24"/>
-          <w:szCs w:val="24"/>
-          <w:lang w:eastAsia="en-GB"/>
-        </w:rPr>
-        <w:t>pivoting</w:t>
-      </w:r>
-    </w:p>
-    <w:p>
-      <w:pPr>
-        <w:numPr>
-          <w:ilvl w:val="0"/>
-          <w:numId w:val="6"/>
-        </w:numPr>
-        <w:spacing w:before="100" w:beforeAutospacing="1" w:after="100" w:afterAutospacing="1" w:line="240" w:lineRule="auto"/>
-        <w:rPr>
-          <w:rFonts w:ascii="Times New Roman" w:eastAsia="Times New Roman" w:hAnsi="Times New Roman" w:cs="Times New Roman"/>
-          <w:sz w:val="24"/>
-          <w:szCs w:val="24"/>
-          <w:lang w:eastAsia="en-GB"/>
-        </w:rPr>
-      </w:pPr>
-      <w:r>
-        <w:rPr>
-          <w:rFonts w:ascii="Times New Roman" w:eastAsia="Times New Roman" w:hAnsi="Times New Roman" w:cs="Times New Roman"/>
-          <w:sz w:val="24"/>
-          <w:szCs w:val="24"/>
-          <w:lang w:eastAsia="en-GB"/>
-        </w:rPr>
-        <w:t>missing values</w:t>
-      </w:r>
-    </w:p>
-    <w:p>
-      <w:pPr>
-        <w:numPr>
-          <w:ilvl w:val="0"/>
-          <w:numId w:val="6"/>
-        </w:numPr>
-        <w:spacing w:before="100" w:beforeAutospacing="1" w:after="100" w:afterAutospacing="1" w:line="240" w:lineRule="auto"/>
-        <w:rPr>
-          <w:rFonts w:ascii="Times New Roman" w:eastAsia="Times New Roman" w:hAnsi="Times New Roman" w:cs="Times New Roman"/>
-          <w:sz w:val="24"/>
-          <w:szCs w:val="24"/>
-          <w:lang w:eastAsia="en-GB"/>
-        </w:rPr>
-      </w:pPr>
-      <w:proofErr w:type="spellStart"/>
-      <w:r>
-        <w:rPr>
-          <w:rFonts w:ascii="Times New Roman" w:eastAsia="Times New Roman" w:hAnsi="Times New Roman" w:cs="Times New Roman"/>
-          <w:sz w:val="24"/>
-          <w:szCs w:val="24"/>
-          <w:lang w:eastAsia="en-GB"/>
-        </w:rPr>
-        <w:t>datetime</w:t>
-      </w:r>
-      <w:proofErr w:type="spellEnd"/>
-      <w:r>
-        <w:rPr>
-          <w:rFonts w:ascii="Times New Roman" w:eastAsia="Times New Roman" w:hAnsi="Times New Roman" w:cs="Times New Roman"/>
-          <w:sz w:val="24"/>
-          <w:szCs w:val="24"/>
-          <w:lang w:eastAsia="en-GB"/>
-        </w:rPr>
-        <w:t xml:space="preserve"> handling</w:t>
-      </w:r>
-    </w:p>
-    <w:p>
-      <w:pPr>
-        <w:numPr>
-          <w:ilvl w:val="0"/>
-          <w:numId w:val="6"/>
-        </w:numPr>
-        <w:spacing w:before="100" w:beforeAutospacing="1" w:after="100" w:afterAutospacing="1" w:line="240" w:lineRule="auto"/>
-        <w:rPr>
-          <w:rFonts w:ascii="Times New Roman" w:eastAsia="Times New Roman" w:hAnsi="Times New Roman" w:cs="Times New Roman"/>
-          <w:sz w:val="24"/>
-          <w:szCs w:val="24"/>
-          <w:lang w:eastAsia="en-GB"/>
-        </w:rPr>
-      </w:pPr>
-      <w:r>
-        <w:rPr>
-          <w:rFonts w:ascii="Times New Roman" w:eastAsia="Times New Roman" w:hAnsi="Times New Roman" w:cs="Times New Roman"/>
-          <w:sz w:val="24"/>
-          <w:szCs w:val="24"/>
-          <w:lang w:eastAsia="en-GB"/>
-        </w:rPr>
-        <w:t>categorical data</w:t>
+        <w:t>lambda</w:t>
+      </w:r>
+      <w:r>
+        <w:rPr>
+          <w:rFonts w:ascii="Times New Roman" w:eastAsia="Times New Roman" w:hAnsi="Times New Roman" w:cs="Times New Roman"/>
+          <w:sz w:val="24"/>
+          <w:szCs w:val="24"/>
+          <w:lang w:eastAsia="en-GB"/>
+        </w:rPr>
+        <w:t xml:space="preserve"> </w:t>
+      </w:r>
+    </w:p>
+    <w:p>
+      <w:pPr>
+        <w:numPr>
+          <w:ilvl w:val="0"/>
+          <w:numId w:val="39"/>
+        </w:numPr>
+        <w:spacing w:before="100" w:beforeAutospacing="1" w:after="100" w:afterAutospacing="1" w:line="240" w:lineRule="auto"/>
+        <w:rPr>
+          <w:rFonts w:ascii="Times New Roman" w:eastAsia="Times New Roman" w:hAnsi="Times New Roman" w:cs="Times New Roman"/>
+          <w:sz w:val="24"/>
+          <w:szCs w:val="24"/>
+          <w:lang w:eastAsia="en-GB"/>
+        </w:rPr>
+      </w:pPr>
+      <w:r>
+        <w:rPr>
+          <w:rFonts w:ascii="Times New Roman" w:eastAsia="Times New Roman" w:hAnsi="Times New Roman" w:cs="Times New Roman"/>
+          <w:sz w:val="24"/>
+          <w:szCs w:val="24"/>
+          <w:lang w:eastAsia="en-GB"/>
+        </w:rPr>
+        <w:t xml:space="preserve">iteration concepts at the practical level </w:t>
+      </w:r>
+    </w:p>
+    <w:p>
+      <w:pPr>
+        <w:numPr>
+          <w:ilvl w:val="0"/>
+          <w:numId w:val="39"/>
+        </w:numPr>
+        <w:spacing w:before="100" w:beforeAutospacing="1" w:after="100" w:afterAutospacing="1" w:line="240" w:lineRule="auto"/>
+        <w:rPr>
+          <w:rFonts w:ascii="Times New Roman" w:eastAsia="Times New Roman" w:hAnsi="Times New Roman" w:cs="Times New Roman"/>
+          <w:sz w:val="24"/>
+          <w:szCs w:val="24"/>
+          <w:lang w:eastAsia="en-GB"/>
+        </w:rPr>
+      </w:pPr>
+      <w:r>
+        <w:rPr>
+          <w:rFonts w:ascii="Times New Roman" w:eastAsia="Times New Roman" w:hAnsi="Times New Roman" w:cs="Times New Roman"/>
+          <w:sz w:val="24"/>
+          <w:szCs w:val="24"/>
+          <w:lang w:eastAsia="en-GB"/>
+        </w:rPr>
+        <w:t>comprehensive exercise combining:</w:t>
+      </w:r>
+      <w:r>
+        <w:rPr>
+          <w:rFonts w:ascii="Times New Roman" w:eastAsia="Times New Roman" w:hAnsi="Times New Roman" w:cs="Times New Roman"/>
+          <w:sz w:val="24"/>
+          <w:szCs w:val="24"/>
+          <w:lang w:eastAsia="en-GB"/>
+        </w:rPr>
+        <w:br/>
+      </w:r>
+      <w:r>
+        <w:rPr>
+          <w:rFonts w:ascii="Times New Roman" w:eastAsia="Times New Roman" w:hAnsi="Times New Roman" w:cs="Times New Roman"/>
+          <w:b/>
+          <w:bCs/>
+          <w:sz w:val="24"/>
+          <w:szCs w:val="24"/>
+          <w:lang w:eastAsia="en-GB"/>
+        </w:rPr>
+        <w:t>functions + collections + strings + comprehensions + control flow + enumerate/zip/sorting</w:t>
       </w:r>
     </w:p>
     <w:p>
@@ -2758,175 +2354,27 @@
           <w:szCs w:val="27"/>
           <w:lang w:eastAsia="en-GB"/>
         </w:rPr>
-        <w:t>Days 19–20 — Python data processing</w:t>
-      </w:r>
-    </w:p>
-    <w:p>
-      <w:pPr>
-        <w:numPr>
-          <w:ilvl w:val="0"/>
-          <w:numId w:val="7"/>
-        </w:numPr>
-        <w:spacing w:before="100" w:beforeAutospacing="1" w:after="100" w:afterAutospacing="1" w:line="240" w:lineRule="auto"/>
-        <w:rPr>
-          <w:rFonts w:ascii="Times New Roman" w:eastAsia="Times New Roman" w:hAnsi="Times New Roman" w:cs="Times New Roman"/>
-          <w:sz w:val="24"/>
-          <w:szCs w:val="24"/>
-          <w:lang w:eastAsia="en-GB"/>
-        </w:rPr>
-      </w:pPr>
-      <w:r>
-        <w:rPr>
-          <w:rFonts w:ascii="Times New Roman" w:eastAsia="Times New Roman" w:hAnsi="Times New Roman" w:cs="Times New Roman"/>
-          <w:sz w:val="24"/>
-          <w:szCs w:val="24"/>
-          <w:lang w:eastAsia="en-GB"/>
-        </w:rPr>
-        <w:t>API requests</w:t>
-      </w:r>
-    </w:p>
-    <w:p>
-      <w:pPr>
-        <w:numPr>
-          <w:ilvl w:val="0"/>
-          <w:numId w:val="7"/>
-        </w:numPr>
-        <w:spacing w:before="100" w:beforeAutospacing="1" w:after="100" w:afterAutospacing="1" w:line="240" w:lineRule="auto"/>
-        <w:rPr>
-          <w:rFonts w:ascii="Times New Roman" w:eastAsia="Times New Roman" w:hAnsi="Times New Roman" w:cs="Times New Roman"/>
-          <w:sz w:val="24"/>
-          <w:szCs w:val="24"/>
-          <w:lang w:eastAsia="en-GB"/>
-        </w:rPr>
-      </w:pPr>
-      <w:r>
-        <w:rPr>
-          <w:rFonts w:ascii="Times New Roman" w:eastAsia="Times New Roman" w:hAnsi="Times New Roman" w:cs="Times New Roman"/>
-          <w:sz w:val="24"/>
-          <w:szCs w:val="24"/>
-          <w:lang w:eastAsia="en-GB"/>
-        </w:rPr>
-        <w:t>JSON processing</w:t>
-      </w:r>
-    </w:p>
-    <w:p>
-      <w:pPr>
-        <w:numPr>
-          <w:ilvl w:val="0"/>
-          <w:numId w:val="7"/>
-        </w:numPr>
-        <w:spacing w:before="100" w:beforeAutospacing="1" w:after="100" w:afterAutospacing="1" w:line="240" w:lineRule="auto"/>
-        <w:rPr>
-          <w:rFonts w:ascii="Times New Roman" w:eastAsia="Times New Roman" w:hAnsi="Times New Roman" w:cs="Times New Roman"/>
-          <w:sz w:val="24"/>
-          <w:szCs w:val="24"/>
-          <w:lang w:eastAsia="en-GB"/>
-        </w:rPr>
-      </w:pPr>
-      <w:r>
-        <w:rPr>
-          <w:rFonts w:ascii="Times New Roman" w:eastAsia="Times New Roman" w:hAnsi="Times New Roman" w:cs="Times New Roman"/>
-          <w:sz w:val="24"/>
-          <w:szCs w:val="24"/>
-          <w:lang w:eastAsia="en-GB"/>
-        </w:rPr>
-        <w:t>cleaning</w:t>
-      </w:r>
-    </w:p>
-    <w:p>
-      <w:pPr>
-        <w:numPr>
-          <w:ilvl w:val="0"/>
-          <w:numId w:val="7"/>
-        </w:numPr>
-        <w:spacing w:before="100" w:beforeAutospacing="1" w:after="100" w:afterAutospacing="1" w:line="240" w:lineRule="auto"/>
-        <w:rPr>
-          <w:rFonts w:ascii="Times New Roman" w:eastAsia="Times New Roman" w:hAnsi="Times New Roman" w:cs="Times New Roman"/>
-          <w:sz w:val="24"/>
-          <w:szCs w:val="24"/>
-          <w:lang w:eastAsia="en-GB"/>
-        </w:rPr>
-      </w:pPr>
-      <w:r>
-        <w:rPr>
-          <w:rFonts w:ascii="Times New Roman" w:eastAsia="Times New Roman" w:hAnsi="Times New Roman" w:cs="Times New Roman"/>
-          <w:sz w:val="24"/>
-          <w:szCs w:val="24"/>
-          <w:lang w:eastAsia="en-GB"/>
-        </w:rPr>
-        <w:t>validation</w:t>
-      </w:r>
-    </w:p>
-    <w:p>
-      <w:pPr>
-        <w:numPr>
-          <w:ilvl w:val="0"/>
-          <w:numId w:val="7"/>
-        </w:numPr>
-        <w:spacing w:before="100" w:beforeAutospacing="1" w:after="100" w:afterAutospacing="1" w:line="240" w:lineRule="auto"/>
-        <w:rPr>
-          <w:rFonts w:ascii="Times New Roman" w:eastAsia="Times New Roman" w:hAnsi="Times New Roman" w:cs="Times New Roman"/>
-          <w:sz w:val="24"/>
-          <w:szCs w:val="24"/>
-          <w:lang w:eastAsia="en-GB"/>
-        </w:rPr>
-      </w:pPr>
-      <w:r>
-        <w:rPr>
-          <w:rFonts w:ascii="Times New Roman" w:eastAsia="Times New Roman" w:hAnsi="Times New Roman" w:cs="Times New Roman"/>
-          <w:sz w:val="24"/>
-          <w:szCs w:val="24"/>
-          <w:lang w:eastAsia="en-GB"/>
-        </w:rPr>
-        <w:t>transformations</w:t>
-      </w:r>
-    </w:p>
-    <w:p>
-      <w:pPr>
-        <w:numPr>
-          <w:ilvl w:val="0"/>
-          <w:numId w:val="7"/>
-        </w:numPr>
-        <w:spacing w:before="100" w:beforeAutospacing="1" w:after="100" w:afterAutospacing="1" w:line="240" w:lineRule="auto"/>
-        <w:rPr>
-          <w:rFonts w:ascii="Times New Roman" w:eastAsia="Times New Roman" w:hAnsi="Times New Roman" w:cs="Times New Roman"/>
-          <w:sz w:val="24"/>
-          <w:szCs w:val="24"/>
-          <w:lang w:eastAsia="en-GB"/>
-        </w:rPr>
-      </w:pPr>
-      <w:r>
-        <w:rPr>
-          <w:rFonts w:ascii="Times New Roman" w:eastAsia="Times New Roman" w:hAnsi="Times New Roman" w:cs="Times New Roman"/>
-          <w:sz w:val="24"/>
-          <w:szCs w:val="24"/>
-          <w:lang w:eastAsia="en-GB"/>
-        </w:rPr>
-        <w:t>writing outputs</w:t>
-      </w:r>
-    </w:p>
-    <w:p>
-      <w:pPr>
-        <w:numPr>
-          <w:ilvl w:val="0"/>
-          <w:numId w:val="7"/>
-        </w:numPr>
-        <w:spacing w:before="100" w:beforeAutospacing="1" w:after="100" w:afterAutospacing="1" w:line="240" w:lineRule="auto"/>
-        <w:rPr>
-          <w:rFonts w:ascii="Times New Roman" w:eastAsia="Times New Roman" w:hAnsi="Times New Roman" w:cs="Times New Roman"/>
-          <w:sz w:val="24"/>
-          <w:szCs w:val="24"/>
-          <w:lang w:eastAsia="en-GB"/>
-        </w:rPr>
-      </w:pPr>
-      <w:r>
-        <w:rPr>
-          <w:rFonts w:ascii="Times New Roman" w:eastAsia="Times New Roman" w:hAnsi="Times New Roman" w:cs="Times New Roman"/>
-          <w:sz w:val="24"/>
-          <w:szCs w:val="24"/>
-          <w:lang w:eastAsia="en-GB"/>
-        </w:rPr>
-        <w:t>small end-to-end data-processing exercise</w:t>
+        <w:t>Days 11–14</w:t>
+      </w:r>
+    </w:p>
+    <w:p>
+      <w:pPr>
+        <w:spacing w:before="100" w:beforeAutospacing="1" w:after="100" w:afterAutospacing="1" w:line="240" w:lineRule="auto"/>
+        <w:rPr>
+          <w:rFonts w:ascii="Times New Roman" w:eastAsia="Times New Roman" w:hAnsi="Times New Roman" w:cs="Times New Roman"/>
+          <w:sz w:val="24"/>
+          <w:szCs w:val="24"/>
+          <w:lang w:eastAsia="en-GB"/>
+        </w:rPr>
+      </w:pPr>
+      <w:r>
+        <w:rPr>
+          <w:rFonts w:ascii="Times New Roman" w:eastAsia="Times New Roman" w:hAnsi="Times New Roman" w:cs="Times New Roman"/>
+          <w:sz w:val="24"/>
+          <w:szCs w:val="24"/>
+          <w:lang w:eastAsia="en-GB"/>
+        </w:rPr>
+        <w:t>I'd then structure the deeper block:</w:t>
       </w:r>
     </w:p>
     <w:p>
@@ -2948,6 +2396,1509 @@
           <w:szCs w:val="24"/>
           <w:lang w:eastAsia="en-GB"/>
         </w:rPr>
+        <w:t>Day 11 — Iteration &amp; generators</w:t>
+      </w:r>
+    </w:p>
+    <w:p>
+      <w:pPr>
+        <w:numPr>
+          <w:ilvl w:val="0"/>
+          <w:numId w:val="34"/>
+        </w:numPr>
+        <w:spacing w:before="100" w:beforeAutospacing="1" w:after="100" w:afterAutospacing="1" w:line="240" w:lineRule="auto"/>
+        <w:rPr>
+          <w:rFonts w:ascii="Times New Roman" w:eastAsia="Times New Roman" w:hAnsi="Times New Roman" w:cs="Times New Roman"/>
+          <w:sz w:val="24"/>
+          <w:szCs w:val="24"/>
+          <w:lang w:eastAsia="en-GB"/>
+        </w:rPr>
+      </w:pPr>
+      <w:proofErr w:type="spellStart"/>
+      <w:r>
+        <w:rPr>
+          <w:rFonts w:ascii="Times New Roman" w:eastAsia="Times New Roman" w:hAnsi="Times New Roman" w:cs="Times New Roman"/>
+          <w:sz w:val="24"/>
+          <w:szCs w:val="24"/>
+          <w:lang w:eastAsia="en-GB"/>
+        </w:rPr>
+        <w:t>iterable</w:t>
+      </w:r>
+      <w:proofErr w:type="spellEnd"/>
+      <w:r>
+        <w:rPr>
+          <w:rFonts w:ascii="Times New Roman" w:eastAsia="Times New Roman" w:hAnsi="Times New Roman" w:cs="Times New Roman"/>
+          <w:sz w:val="24"/>
+          <w:szCs w:val="24"/>
+          <w:lang w:eastAsia="en-GB"/>
+        </w:rPr>
+        <w:t xml:space="preserve"> </w:t>
+      </w:r>
+      <w:proofErr w:type="spellStart"/>
+      <w:r>
+        <w:rPr>
+          <w:rFonts w:ascii="Times New Roman" w:eastAsia="Times New Roman" w:hAnsi="Times New Roman" w:cs="Times New Roman"/>
+          <w:sz w:val="24"/>
+          <w:szCs w:val="24"/>
+          <w:lang w:eastAsia="en-GB"/>
+        </w:rPr>
+        <w:t>vs</w:t>
+      </w:r>
+      <w:proofErr w:type="spellEnd"/>
+      <w:r>
+        <w:rPr>
+          <w:rFonts w:ascii="Times New Roman" w:eastAsia="Times New Roman" w:hAnsi="Times New Roman" w:cs="Times New Roman"/>
+          <w:sz w:val="24"/>
+          <w:szCs w:val="24"/>
+          <w:lang w:eastAsia="en-GB"/>
+        </w:rPr>
+        <w:t xml:space="preserve"> iterator </w:t>
+      </w:r>
+    </w:p>
+    <w:p>
+      <w:pPr>
+        <w:numPr>
+          <w:ilvl w:val="0"/>
+          <w:numId w:val="34"/>
+        </w:numPr>
+        <w:spacing w:before="100" w:beforeAutospacing="1" w:after="100" w:afterAutospacing="1" w:line="240" w:lineRule="auto"/>
+        <w:rPr>
+          <w:rFonts w:ascii="Times New Roman" w:eastAsia="Times New Roman" w:hAnsi="Times New Roman" w:cs="Times New Roman"/>
+          <w:sz w:val="24"/>
+          <w:szCs w:val="24"/>
+          <w:lang w:eastAsia="en-GB"/>
+        </w:rPr>
+      </w:pPr>
+      <w:proofErr w:type="spellStart"/>
+      <w:r>
+        <w:rPr>
+          <w:rFonts w:ascii="Courier New" w:eastAsia="Times New Roman" w:hAnsi="Courier New" w:cs="Courier New"/>
+          <w:sz w:val="20"/>
+          <w:szCs w:val="20"/>
+          <w:lang w:eastAsia="en-GB"/>
+        </w:rPr>
+        <w:t>iter</w:t>
+      </w:r>
+      <w:proofErr w:type="spellEnd"/>
+      <w:r>
+        <w:rPr>
+          <w:rFonts w:ascii="Courier New" w:eastAsia="Times New Roman" w:hAnsi="Courier New" w:cs="Courier New"/>
+          <w:sz w:val="20"/>
+          <w:szCs w:val="20"/>
+          <w:lang w:eastAsia="en-GB"/>
+        </w:rPr>
+        <w:t>()</w:t>
+      </w:r>
+      <w:r>
+        <w:rPr>
+          <w:rFonts w:ascii="Times New Roman" w:eastAsia="Times New Roman" w:hAnsi="Times New Roman" w:cs="Times New Roman"/>
+          <w:sz w:val="24"/>
+          <w:szCs w:val="24"/>
+          <w:lang w:eastAsia="en-GB"/>
+        </w:rPr>
+        <w:t xml:space="preserve"> / </w:t>
+      </w:r>
+      <w:r>
+        <w:rPr>
+          <w:rFonts w:ascii="Courier New" w:eastAsia="Times New Roman" w:hAnsi="Courier New" w:cs="Courier New"/>
+          <w:sz w:val="20"/>
+          <w:szCs w:val="20"/>
+          <w:lang w:eastAsia="en-GB"/>
+        </w:rPr>
+        <w:t>next()</w:t>
+      </w:r>
+      <w:r>
+        <w:rPr>
+          <w:rFonts w:ascii="Times New Roman" w:eastAsia="Times New Roman" w:hAnsi="Times New Roman" w:cs="Times New Roman"/>
+          <w:sz w:val="24"/>
+          <w:szCs w:val="24"/>
+          <w:lang w:eastAsia="en-GB"/>
+        </w:rPr>
+        <w:t xml:space="preserve"> </w:t>
+      </w:r>
+    </w:p>
+    <w:p>
+      <w:pPr>
+        <w:numPr>
+          <w:ilvl w:val="0"/>
+          <w:numId w:val="34"/>
+        </w:numPr>
+        <w:spacing w:before="100" w:beforeAutospacing="1" w:after="100" w:afterAutospacing="1" w:line="240" w:lineRule="auto"/>
+        <w:rPr>
+          <w:rFonts w:ascii="Times New Roman" w:eastAsia="Times New Roman" w:hAnsi="Times New Roman" w:cs="Times New Roman"/>
+          <w:sz w:val="24"/>
+          <w:szCs w:val="24"/>
+          <w:lang w:eastAsia="en-GB"/>
+        </w:rPr>
+      </w:pPr>
+      <w:r>
+        <w:rPr>
+          <w:rFonts w:ascii="Times New Roman" w:eastAsia="Times New Roman" w:hAnsi="Times New Roman" w:cs="Times New Roman"/>
+          <w:sz w:val="24"/>
+          <w:szCs w:val="24"/>
+          <w:lang w:eastAsia="en-GB"/>
+        </w:rPr>
+        <w:t xml:space="preserve">generators </w:t>
+      </w:r>
+    </w:p>
+    <w:p>
+      <w:pPr>
+        <w:numPr>
+          <w:ilvl w:val="0"/>
+          <w:numId w:val="34"/>
+        </w:numPr>
+        <w:spacing w:before="100" w:beforeAutospacing="1" w:after="100" w:afterAutospacing="1" w:line="240" w:lineRule="auto"/>
+        <w:rPr>
+          <w:rFonts w:ascii="Times New Roman" w:eastAsia="Times New Roman" w:hAnsi="Times New Roman" w:cs="Times New Roman"/>
+          <w:sz w:val="24"/>
+          <w:szCs w:val="24"/>
+          <w:lang w:eastAsia="en-GB"/>
+        </w:rPr>
+      </w:pPr>
+      <w:r>
+        <w:rPr>
+          <w:rFonts w:ascii="Courier New" w:eastAsia="Times New Roman" w:hAnsi="Courier New" w:cs="Courier New"/>
+          <w:sz w:val="20"/>
+          <w:szCs w:val="20"/>
+          <w:lang w:eastAsia="en-GB"/>
+        </w:rPr>
+        <w:t>yield</w:t>
+      </w:r>
+      <w:r>
+        <w:rPr>
+          <w:rFonts w:ascii="Times New Roman" w:eastAsia="Times New Roman" w:hAnsi="Times New Roman" w:cs="Times New Roman"/>
+          <w:sz w:val="24"/>
+          <w:szCs w:val="24"/>
+          <w:lang w:eastAsia="en-GB"/>
+        </w:rPr>
+        <w:t xml:space="preserve"> </w:t>
+      </w:r>
+    </w:p>
+    <w:p>
+      <w:pPr>
+        <w:numPr>
+          <w:ilvl w:val="0"/>
+          <w:numId w:val="34"/>
+        </w:numPr>
+        <w:spacing w:before="100" w:beforeAutospacing="1" w:after="100" w:afterAutospacing="1" w:line="240" w:lineRule="auto"/>
+        <w:rPr>
+          <w:rFonts w:ascii="Times New Roman" w:eastAsia="Times New Roman" w:hAnsi="Times New Roman" w:cs="Times New Roman"/>
+          <w:sz w:val="24"/>
+          <w:szCs w:val="24"/>
+          <w:lang w:eastAsia="en-GB"/>
+        </w:rPr>
+      </w:pPr>
+      <w:r>
+        <w:rPr>
+          <w:rFonts w:ascii="Times New Roman" w:eastAsia="Times New Roman" w:hAnsi="Times New Roman" w:cs="Times New Roman"/>
+          <w:sz w:val="24"/>
+          <w:szCs w:val="24"/>
+          <w:lang w:eastAsia="en-GB"/>
+        </w:rPr>
+        <w:t xml:space="preserve">generator expressions </w:t>
+      </w:r>
+    </w:p>
+    <w:p>
+      <w:pPr>
+        <w:numPr>
+          <w:ilvl w:val="0"/>
+          <w:numId w:val="34"/>
+        </w:numPr>
+        <w:spacing w:before="100" w:beforeAutospacing="1" w:after="100" w:afterAutospacing="1" w:line="240" w:lineRule="auto"/>
+        <w:rPr>
+          <w:rFonts w:ascii="Times New Roman" w:eastAsia="Times New Roman" w:hAnsi="Times New Roman" w:cs="Times New Roman"/>
+          <w:sz w:val="24"/>
+          <w:szCs w:val="24"/>
+          <w:lang w:eastAsia="en-GB"/>
+        </w:rPr>
+      </w:pPr>
+      <w:r>
+        <w:rPr>
+          <w:rFonts w:ascii="Times New Roman" w:eastAsia="Times New Roman" w:hAnsi="Times New Roman" w:cs="Times New Roman"/>
+          <w:sz w:val="24"/>
+          <w:szCs w:val="24"/>
+          <w:lang w:eastAsia="en-GB"/>
+        </w:rPr>
+        <w:t xml:space="preserve">why generators matter for data pipelines </w:t>
+      </w:r>
+    </w:p>
+    <w:p>
+      <w:pPr>
+        <w:spacing w:before="100" w:beforeAutospacing="1" w:after="100" w:afterAutospacing="1" w:line="240" w:lineRule="auto"/>
+        <w:rPr>
+          <w:rFonts w:ascii="Times New Roman" w:eastAsia="Times New Roman" w:hAnsi="Times New Roman" w:cs="Times New Roman"/>
+          <w:sz w:val="24"/>
+          <w:szCs w:val="24"/>
+          <w:lang w:eastAsia="en-GB"/>
+        </w:rPr>
+      </w:pPr>
+      <w:r>
+        <w:rPr>
+          <w:rFonts w:ascii="Times New Roman" w:eastAsia="Times New Roman" w:hAnsi="Times New Roman" w:cs="Times New Roman"/>
+          <w:b/>
+          <w:bCs/>
+          <w:sz w:val="24"/>
+          <w:szCs w:val="24"/>
+          <w:lang w:eastAsia="en-GB"/>
+        </w:rPr>
+        <w:t>Day 12 — Function design</w:t>
+      </w:r>
+    </w:p>
+    <w:p>
+      <w:pPr>
+        <w:numPr>
+          <w:ilvl w:val="0"/>
+          <w:numId w:val="35"/>
+        </w:numPr>
+        <w:spacing w:before="100" w:beforeAutospacing="1" w:after="100" w:afterAutospacing="1" w:line="240" w:lineRule="auto"/>
+        <w:rPr>
+          <w:rFonts w:ascii="Times New Roman" w:eastAsia="Times New Roman" w:hAnsi="Times New Roman" w:cs="Times New Roman"/>
+          <w:sz w:val="24"/>
+          <w:szCs w:val="24"/>
+          <w:lang w:eastAsia="en-GB"/>
+        </w:rPr>
+      </w:pPr>
+      <w:r>
+        <w:rPr>
+          <w:rFonts w:ascii="Times New Roman" w:eastAsia="Times New Roman" w:hAnsi="Times New Roman" w:cs="Times New Roman"/>
+          <w:sz w:val="24"/>
+          <w:szCs w:val="24"/>
+          <w:lang w:eastAsia="en-GB"/>
+        </w:rPr>
+        <w:t xml:space="preserve">better function structure </w:t>
+      </w:r>
+    </w:p>
+    <w:p>
+      <w:pPr>
+        <w:numPr>
+          <w:ilvl w:val="0"/>
+          <w:numId w:val="35"/>
+        </w:numPr>
+        <w:spacing w:before="100" w:beforeAutospacing="1" w:after="100" w:afterAutospacing="1" w:line="240" w:lineRule="auto"/>
+        <w:rPr>
+          <w:rFonts w:ascii="Times New Roman" w:eastAsia="Times New Roman" w:hAnsi="Times New Roman" w:cs="Times New Roman"/>
+          <w:sz w:val="24"/>
+          <w:szCs w:val="24"/>
+          <w:lang w:eastAsia="en-GB"/>
+        </w:rPr>
+      </w:pPr>
+      <w:r>
+        <w:rPr>
+          <w:rFonts w:ascii="Courier New" w:eastAsia="Times New Roman" w:hAnsi="Courier New" w:cs="Courier New"/>
+          <w:sz w:val="20"/>
+          <w:szCs w:val="20"/>
+          <w:lang w:eastAsia="en-GB"/>
+        </w:rPr>
+        <w:t>*</w:t>
+      </w:r>
+      <w:proofErr w:type="spellStart"/>
+      <w:r>
+        <w:rPr>
+          <w:rFonts w:ascii="Courier New" w:eastAsia="Times New Roman" w:hAnsi="Courier New" w:cs="Courier New"/>
+          <w:sz w:val="20"/>
+          <w:szCs w:val="20"/>
+          <w:lang w:eastAsia="en-GB"/>
+        </w:rPr>
+        <w:t>args</w:t>
+      </w:r>
+      <w:proofErr w:type="spellEnd"/>
+      <w:r>
+        <w:rPr>
+          <w:rFonts w:ascii="Times New Roman" w:eastAsia="Times New Roman" w:hAnsi="Times New Roman" w:cs="Times New Roman"/>
+          <w:sz w:val="24"/>
+          <w:szCs w:val="24"/>
+          <w:lang w:eastAsia="en-GB"/>
+        </w:rPr>
+        <w:t xml:space="preserve"> </w:t>
+      </w:r>
+    </w:p>
+    <w:p>
+      <w:pPr>
+        <w:numPr>
+          <w:ilvl w:val="0"/>
+          <w:numId w:val="35"/>
+        </w:numPr>
+        <w:spacing w:before="100" w:beforeAutospacing="1" w:after="100" w:afterAutospacing="1" w:line="240" w:lineRule="auto"/>
+        <w:rPr>
+          <w:rFonts w:ascii="Times New Roman" w:eastAsia="Times New Roman" w:hAnsi="Times New Roman" w:cs="Times New Roman"/>
+          <w:sz w:val="24"/>
+          <w:szCs w:val="24"/>
+          <w:lang w:eastAsia="en-GB"/>
+        </w:rPr>
+      </w:pPr>
+      <w:r>
+        <w:rPr>
+          <w:rFonts w:ascii="Courier New" w:eastAsia="Times New Roman" w:hAnsi="Courier New" w:cs="Courier New"/>
+          <w:sz w:val="20"/>
+          <w:szCs w:val="20"/>
+          <w:lang w:eastAsia="en-GB"/>
+        </w:rPr>
+        <w:t>**</w:t>
+      </w:r>
+      <w:proofErr w:type="spellStart"/>
+      <w:r>
+        <w:rPr>
+          <w:rFonts w:ascii="Courier New" w:eastAsia="Times New Roman" w:hAnsi="Courier New" w:cs="Courier New"/>
+          <w:sz w:val="20"/>
+          <w:szCs w:val="20"/>
+          <w:lang w:eastAsia="en-GB"/>
+        </w:rPr>
+        <w:t>kwargs</w:t>
+      </w:r>
+      <w:proofErr w:type="spellEnd"/>
+      <w:r>
+        <w:rPr>
+          <w:rFonts w:ascii="Times New Roman" w:eastAsia="Times New Roman" w:hAnsi="Times New Roman" w:cs="Times New Roman"/>
+          <w:sz w:val="24"/>
+          <w:szCs w:val="24"/>
+          <w:lang w:eastAsia="en-GB"/>
+        </w:rPr>
+        <w:t xml:space="preserve"> </w:t>
+      </w:r>
+    </w:p>
+    <w:p>
+      <w:pPr>
+        <w:numPr>
+          <w:ilvl w:val="0"/>
+          <w:numId w:val="35"/>
+        </w:numPr>
+        <w:spacing w:before="100" w:beforeAutospacing="1" w:after="100" w:afterAutospacing="1" w:line="240" w:lineRule="auto"/>
+        <w:rPr>
+          <w:rFonts w:ascii="Times New Roman" w:eastAsia="Times New Roman" w:hAnsi="Times New Roman" w:cs="Times New Roman"/>
+          <w:sz w:val="24"/>
+          <w:szCs w:val="24"/>
+          <w:lang w:eastAsia="en-GB"/>
+        </w:rPr>
+      </w:pPr>
+      <w:r>
+        <w:rPr>
+          <w:rFonts w:ascii="Times New Roman" w:eastAsia="Times New Roman" w:hAnsi="Times New Roman" w:cs="Times New Roman"/>
+          <w:sz w:val="24"/>
+          <w:szCs w:val="24"/>
+          <w:lang w:eastAsia="en-GB"/>
+        </w:rPr>
+        <w:t xml:space="preserve">positional </w:t>
+      </w:r>
+      <w:proofErr w:type="spellStart"/>
+      <w:r>
+        <w:rPr>
+          <w:rFonts w:ascii="Times New Roman" w:eastAsia="Times New Roman" w:hAnsi="Times New Roman" w:cs="Times New Roman"/>
+          <w:sz w:val="24"/>
+          <w:szCs w:val="24"/>
+          <w:lang w:eastAsia="en-GB"/>
+        </w:rPr>
+        <w:t>vs</w:t>
+      </w:r>
+      <w:proofErr w:type="spellEnd"/>
+      <w:r>
+        <w:rPr>
+          <w:rFonts w:ascii="Times New Roman" w:eastAsia="Times New Roman" w:hAnsi="Times New Roman" w:cs="Times New Roman"/>
+          <w:sz w:val="24"/>
+          <w:szCs w:val="24"/>
+          <w:lang w:eastAsia="en-GB"/>
+        </w:rPr>
+        <w:t xml:space="preserve"> keyword arguments </w:t>
+      </w:r>
+    </w:p>
+    <w:p>
+      <w:pPr>
+        <w:numPr>
+          <w:ilvl w:val="0"/>
+          <w:numId w:val="35"/>
+        </w:numPr>
+        <w:spacing w:before="100" w:beforeAutospacing="1" w:after="100" w:afterAutospacing="1" w:line="240" w:lineRule="auto"/>
+        <w:rPr>
+          <w:rFonts w:ascii="Times New Roman" w:eastAsia="Times New Roman" w:hAnsi="Times New Roman" w:cs="Times New Roman"/>
+          <w:sz w:val="24"/>
+          <w:szCs w:val="24"/>
+          <w:lang w:eastAsia="en-GB"/>
+        </w:rPr>
+      </w:pPr>
+      <w:r>
+        <w:rPr>
+          <w:rFonts w:ascii="Times New Roman" w:eastAsia="Times New Roman" w:hAnsi="Times New Roman" w:cs="Times New Roman"/>
+          <w:sz w:val="24"/>
+          <w:szCs w:val="24"/>
+          <w:lang w:eastAsia="en-GB"/>
+        </w:rPr>
+        <w:t xml:space="preserve">unpacking into function calls </w:t>
+      </w:r>
+    </w:p>
+    <w:p>
+      <w:pPr>
+        <w:numPr>
+          <w:ilvl w:val="0"/>
+          <w:numId w:val="35"/>
+        </w:numPr>
+        <w:spacing w:before="100" w:beforeAutospacing="1" w:after="100" w:afterAutospacing="1" w:line="240" w:lineRule="auto"/>
+        <w:rPr>
+          <w:rFonts w:ascii="Times New Roman" w:eastAsia="Times New Roman" w:hAnsi="Times New Roman" w:cs="Times New Roman"/>
+          <w:sz w:val="24"/>
+          <w:szCs w:val="24"/>
+          <w:lang w:eastAsia="en-GB"/>
+        </w:rPr>
+      </w:pPr>
+      <w:r>
+        <w:rPr>
+          <w:rFonts w:ascii="Times New Roman" w:eastAsia="Times New Roman" w:hAnsi="Times New Roman" w:cs="Times New Roman"/>
+          <w:sz w:val="24"/>
+          <w:szCs w:val="24"/>
+          <w:lang w:eastAsia="en-GB"/>
+        </w:rPr>
+        <w:t xml:space="preserve">composing functions </w:t>
+      </w:r>
+    </w:p>
+    <w:p>
+      <w:pPr>
+        <w:numPr>
+          <w:ilvl w:val="0"/>
+          <w:numId w:val="35"/>
+        </w:numPr>
+        <w:spacing w:before="100" w:beforeAutospacing="1" w:after="100" w:afterAutospacing="1" w:line="240" w:lineRule="auto"/>
+        <w:rPr>
+          <w:rFonts w:ascii="Times New Roman" w:eastAsia="Times New Roman" w:hAnsi="Times New Roman" w:cs="Times New Roman"/>
+          <w:sz w:val="24"/>
+          <w:szCs w:val="24"/>
+          <w:lang w:eastAsia="en-GB"/>
+        </w:rPr>
+      </w:pPr>
+      <w:r>
+        <w:rPr>
+          <w:rFonts w:ascii="Times New Roman" w:eastAsia="Times New Roman" w:hAnsi="Times New Roman" w:cs="Times New Roman"/>
+          <w:sz w:val="24"/>
+          <w:szCs w:val="24"/>
+          <w:lang w:eastAsia="en-GB"/>
+        </w:rPr>
+        <w:t xml:space="preserve">practical data-processing functions </w:t>
+      </w:r>
+    </w:p>
+    <w:p>
+      <w:pPr>
+        <w:spacing w:before="100" w:beforeAutospacing="1" w:after="100" w:afterAutospacing="1" w:line="240" w:lineRule="auto"/>
+        <w:rPr>
+          <w:rFonts w:ascii="Times New Roman" w:eastAsia="Times New Roman" w:hAnsi="Times New Roman" w:cs="Times New Roman"/>
+          <w:sz w:val="24"/>
+          <w:szCs w:val="24"/>
+          <w:lang w:eastAsia="en-GB"/>
+        </w:rPr>
+      </w:pPr>
+      <w:r>
+        <w:rPr>
+          <w:rFonts w:ascii="Times New Roman" w:eastAsia="Times New Roman" w:hAnsi="Times New Roman" w:cs="Times New Roman"/>
+          <w:b/>
+          <w:bCs/>
+          <w:sz w:val="24"/>
+          <w:szCs w:val="24"/>
+          <w:lang w:eastAsia="en-GB"/>
+        </w:rPr>
+        <w:t>Day 13 — Modules, packages &amp; files</w:t>
+      </w:r>
+    </w:p>
+    <w:p>
+      <w:pPr>
+        <w:numPr>
+          <w:ilvl w:val="0"/>
+          <w:numId w:val="36"/>
+        </w:numPr>
+        <w:spacing w:before="100" w:beforeAutospacing="1" w:after="100" w:afterAutospacing="1" w:line="240" w:lineRule="auto"/>
+        <w:rPr>
+          <w:rFonts w:ascii="Times New Roman" w:eastAsia="Times New Roman" w:hAnsi="Times New Roman" w:cs="Times New Roman"/>
+          <w:sz w:val="24"/>
+          <w:szCs w:val="24"/>
+          <w:lang w:eastAsia="en-GB"/>
+        </w:rPr>
+      </w:pPr>
+      <w:r>
+        <w:rPr>
+          <w:rFonts w:ascii="Times New Roman" w:eastAsia="Times New Roman" w:hAnsi="Times New Roman" w:cs="Times New Roman"/>
+          <w:sz w:val="24"/>
+          <w:szCs w:val="24"/>
+          <w:lang w:eastAsia="en-GB"/>
+        </w:rPr>
+        <w:t xml:space="preserve">imports </w:t>
+      </w:r>
+    </w:p>
+    <w:p>
+      <w:pPr>
+        <w:numPr>
+          <w:ilvl w:val="0"/>
+          <w:numId w:val="36"/>
+        </w:numPr>
+        <w:spacing w:before="100" w:beforeAutospacing="1" w:after="100" w:afterAutospacing="1" w:line="240" w:lineRule="auto"/>
+        <w:rPr>
+          <w:rFonts w:ascii="Times New Roman" w:eastAsia="Times New Roman" w:hAnsi="Times New Roman" w:cs="Times New Roman"/>
+          <w:sz w:val="24"/>
+          <w:szCs w:val="24"/>
+          <w:lang w:eastAsia="en-GB"/>
+        </w:rPr>
+      </w:pPr>
+      <w:r>
+        <w:rPr>
+          <w:rFonts w:ascii="Times New Roman" w:eastAsia="Times New Roman" w:hAnsi="Times New Roman" w:cs="Times New Roman"/>
+          <w:sz w:val="24"/>
+          <w:szCs w:val="24"/>
+          <w:lang w:eastAsia="en-GB"/>
+        </w:rPr>
+        <w:t xml:space="preserve">modules </w:t>
+      </w:r>
+    </w:p>
+    <w:p>
+      <w:pPr>
+        <w:numPr>
+          <w:ilvl w:val="0"/>
+          <w:numId w:val="36"/>
+        </w:numPr>
+        <w:spacing w:before="100" w:beforeAutospacing="1" w:after="100" w:afterAutospacing="1" w:line="240" w:lineRule="auto"/>
+        <w:rPr>
+          <w:rFonts w:ascii="Times New Roman" w:eastAsia="Times New Roman" w:hAnsi="Times New Roman" w:cs="Times New Roman"/>
+          <w:sz w:val="24"/>
+          <w:szCs w:val="24"/>
+          <w:lang w:eastAsia="en-GB"/>
+        </w:rPr>
+      </w:pPr>
+      <w:r>
+        <w:rPr>
+          <w:rFonts w:ascii="Times New Roman" w:eastAsia="Times New Roman" w:hAnsi="Times New Roman" w:cs="Times New Roman"/>
+          <w:sz w:val="24"/>
+          <w:szCs w:val="24"/>
+          <w:lang w:eastAsia="en-GB"/>
+        </w:rPr>
+        <w:lastRenderedPageBreak/>
+        <w:t xml:space="preserve">packages </w:t>
+      </w:r>
+    </w:p>
+    <w:p>
+      <w:pPr>
+        <w:numPr>
+          <w:ilvl w:val="0"/>
+          <w:numId w:val="36"/>
+        </w:numPr>
+        <w:spacing w:before="100" w:beforeAutospacing="1" w:after="100" w:afterAutospacing="1" w:line="240" w:lineRule="auto"/>
+        <w:rPr>
+          <w:rFonts w:ascii="Times New Roman" w:eastAsia="Times New Roman" w:hAnsi="Times New Roman" w:cs="Times New Roman"/>
+          <w:sz w:val="24"/>
+          <w:szCs w:val="24"/>
+          <w:lang w:eastAsia="en-GB"/>
+        </w:rPr>
+      </w:pPr>
+      <w:r>
+        <w:rPr>
+          <w:rFonts w:ascii="Times New Roman" w:eastAsia="Times New Roman" w:hAnsi="Times New Roman" w:cs="Times New Roman"/>
+          <w:sz w:val="24"/>
+          <w:szCs w:val="24"/>
+          <w:lang w:eastAsia="en-GB"/>
+        </w:rPr>
+        <w:t xml:space="preserve">paths </w:t>
+      </w:r>
+    </w:p>
+    <w:p>
+      <w:pPr>
+        <w:numPr>
+          <w:ilvl w:val="0"/>
+          <w:numId w:val="36"/>
+        </w:numPr>
+        <w:spacing w:before="100" w:beforeAutospacing="1" w:after="100" w:afterAutospacing="1" w:line="240" w:lineRule="auto"/>
+        <w:rPr>
+          <w:rFonts w:ascii="Times New Roman" w:eastAsia="Times New Roman" w:hAnsi="Times New Roman" w:cs="Times New Roman"/>
+          <w:sz w:val="24"/>
+          <w:szCs w:val="24"/>
+          <w:lang w:eastAsia="en-GB"/>
+        </w:rPr>
+      </w:pPr>
+      <w:r>
+        <w:rPr>
+          <w:rFonts w:ascii="Times New Roman" w:eastAsia="Times New Roman" w:hAnsi="Times New Roman" w:cs="Times New Roman"/>
+          <w:sz w:val="24"/>
+          <w:szCs w:val="24"/>
+          <w:lang w:eastAsia="en-GB"/>
+        </w:rPr>
+        <w:t xml:space="preserve">file handling </w:t>
+      </w:r>
+    </w:p>
+    <w:p>
+      <w:pPr>
+        <w:numPr>
+          <w:ilvl w:val="0"/>
+          <w:numId w:val="36"/>
+        </w:numPr>
+        <w:spacing w:before="100" w:beforeAutospacing="1" w:after="100" w:afterAutospacing="1" w:line="240" w:lineRule="auto"/>
+        <w:rPr>
+          <w:rFonts w:ascii="Times New Roman" w:eastAsia="Times New Roman" w:hAnsi="Times New Roman" w:cs="Times New Roman"/>
+          <w:sz w:val="24"/>
+          <w:szCs w:val="24"/>
+          <w:lang w:eastAsia="en-GB"/>
+        </w:rPr>
+      </w:pPr>
+      <w:r>
+        <w:rPr>
+          <w:rFonts w:ascii="Times New Roman" w:eastAsia="Times New Roman" w:hAnsi="Times New Roman" w:cs="Times New Roman"/>
+          <w:sz w:val="24"/>
+          <w:szCs w:val="24"/>
+          <w:lang w:eastAsia="en-GB"/>
+        </w:rPr>
+        <w:t xml:space="preserve">JSON </w:t>
+      </w:r>
+    </w:p>
+    <w:p>
+      <w:pPr>
+        <w:numPr>
+          <w:ilvl w:val="0"/>
+          <w:numId w:val="36"/>
+        </w:numPr>
+        <w:spacing w:before="100" w:beforeAutospacing="1" w:after="100" w:afterAutospacing="1" w:line="240" w:lineRule="auto"/>
+        <w:rPr>
+          <w:rFonts w:ascii="Times New Roman" w:eastAsia="Times New Roman" w:hAnsi="Times New Roman" w:cs="Times New Roman"/>
+          <w:sz w:val="24"/>
+          <w:szCs w:val="24"/>
+          <w:lang w:eastAsia="en-GB"/>
+        </w:rPr>
+      </w:pPr>
+      <w:r>
+        <w:rPr>
+          <w:rFonts w:ascii="Times New Roman" w:eastAsia="Times New Roman" w:hAnsi="Times New Roman" w:cs="Times New Roman"/>
+          <w:sz w:val="24"/>
+          <w:szCs w:val="24"/>
+          <w:lang w:eastAsia="en-GB"/>
+        </w:rPr>
+        <w:t xml:space="preserve">CSV </w:t>
+      </w:r>
+    </w:p>
+    <w:p>
+      <w:pPr>
+        <w:numPr>
+          <w:ilvl w:val="0"/>
+          <w:numId w:val="36"/>
+        </w:numPr>
+        <w:spacing w:before="100" w:beforeAutospacing="1" w:after="100" w:afterAutospacing="1" w:line="240" w:lineRule="auto"/>
+        <w:rPr>
+          <w:rFonts w:ascii="Times New Roman" w:eastAsia="Times New Roman" w:hAnsi="Times New Roman" w:cs="Times New Roman"/>
+          <w:sz w:val="24"/>
+          <w:szCs w:val="24"/>
+          <w:lang w:eastAsia="en-GB"/>
+        </w:rPr>
+      </w:pPr>
+      <w:r>
+        <w:rPr>
+          <w:rFonts w:ascii="Times New Roman" w:eastAsia="Times New Roman" w:hAnsi="Times New Roman" w:cs="Times New Roman"/>
+          <w:sz w:val="24"/>
+          <w:szCs w:val="24"/>
+          <w:lang w:eastAsia="en-GB"/>
+        </w:rPr>
+        <w:t xml:space="preserve">context managers </w:t>
+      </w:r>
+    </w:p>
+    <w:p>
+      <w:pPr>
+        <w:spacing w:before="100" w:beforeAutospacing="1" w:after="100" w:afterAutospacing="1" w:line="240" w:lineRule="auto"/>
+        <w:rPr>
+          <w:rFonts w:ascii="Times New Roman" w:eastAsia="Times New Roman" w:hAnsi="Times New Roman" w:cs="Times New Roman"/>
+          <w:sz w:val="24"/>
+          <w:szCs w:val="24"/>
+          <w:lang w:eastAsia="en-GB"/>
+        </w:rPr>
+      </w:pPr>
+      <w:r>
+        <w:rPr>
+          <w:rFonts w:ascii="Times New Roman" w:eastAsia="Times New Roman" w:hAnsi="Times New Roman" w:cs="Times New Roman"/>
+          <w:b/>
+          <w:bCs/>
+          <w:sz w:val="24"/>
+          <w:szCs w:val="24"/>
+          <w:lang w:eastAsia="en-GB"/>
+        </w:rPr>
+        <w:t>Day 14 — Production-</w:t>
+      </w:r>
+      <w:proofErr w:type="spellStart"/>
+      <w:r>
+        <w:rPr>
+          <w:rFonts w:ascii="Times New Roman" w:eastAsia="Times New Roman" w:hAnsi="Times New Roman" w:cs="Times New Roman"/>
+          <w:b/>
+          <w:bCs/>
+          <w:sz w:val="24"/>
+          <w:szCs w:val="24"/>
+          <w:lang w:eastAsia="en-GB"/>
+        </w:rPr>
+        <w:t>ish</w:t>
+      </w:r>
+      <w:proofErr w:type="spellEnd"/>
+      <w:r>
+        <w:rPr>
+          <w:rFonts w:ascii="Times New Roman" w:eastAsia="Times New Roman" w:hAnsi="Times New Roman" w:cs="Times New Roman"/>
+          <w:b/>
+          <w:bCs/>
+          <w:sz w:val="24"/>
+          <w:szCs w:val="24"/>
+          <w:lang w:eastAsia="en-GB"/>
+        </w:rPr>
+        <w:t xml:space="preserve"> Python</w:t>
+      </w:r>
+    </w:p>
+    <w:p>
+      <w:pPr>
+        <w:numPr>
+          <w:ilvl w:val="0"/>
+          <w:numId w:val="37"/>
+        </w:numPr>
+        <w:spacing w:before="100" w:beforeAutospacing="1" w:after="100" w:afterAutospacing="1" w:line="240" w:lineRule="auto"/>
+        <w:rPr>
+          <w:rFonts w:ascii="Times New Roman" w:eastAsia="Times New Roman" w:hAnsi="Times New Roman" w:cs="Times New Roman"/>
+          <w:sz w:val="24"/>
+          <w:szCs w:val="24"/>
+          <w:lang w:eastAsia="en-GB"/>
+        </w:rPr>
+      </w:pPr>
+      <w:r>
+        <w:rPr>
+          <w:rFonts w:ascii="Times New Roman" w:eastAsia="Times New Roman" w:hAnsi="Times New Roman" w:cs="Times New Roman"/>
+          <w:sz w:val="24"/>
+          <w:szCs w:val="24"/>
+          <w:lang w:eastAsia="en-GB"/>
+        </w:rPr>
+        <w:t xml:space="preserve">exceptions / error handling </w:t>
+      </w:r>
+    </w:p>
+    <w:p>
+      <w:pPr>
+        <w:numPr>
+          <w:ilvl w:val="0"/>
+          <w:numId w:val="37"/>
+        </w:numPr>
+        <w:spacing w:before="100" w:beforeAutospacing="1" w:after="100" w:afterAutospacing="1" w:line="240" w:lineRule="auto"/>
+        <w:rPr>
+          <w:rFonts w:ascii="Times New Roman" w:eastAsia="Times New Roman" w:hAnsi="Times New Roman" w:cs="Times New Roman"/>
+          <w:sz w:val="24"/>
+          <w:szCs w:val="24"/>
+          <w:lang w:eastAsia="en-GB"/>
+        </w:rPr>
+      </w:pPr>
+      <w:r>
+        <w:rPr>
+          <w:rFonts w:ascii="Times New Roman" w:eastAsia="Times New Roman" w:hAnsi="Times New Roman" w:cs="Times New Roman"/>
+          <w:sz w:val="24"/>
+          <w:szCs w:val="24"/>
+          <w:lang w:eastAsia="en-GB"/>
+        </w:rPr>
+        <w:t xml:space="preserve">logging </w:t>
+      </w:r>
+    </w:p>
+    <w:p>
+      <w:pPr>
+        <w:numPr>
+          <w:ilvl w:val="0"/>
+          <w:numId w:val="37"/>
+        </w:numPr>
+        <w:spacing w:before="100" w:beforeAutospacing="1" w:after="100" w:afterAutospacing="1" w:line="240" w:lineRule="auto"/>
+        <w:rPr>
+          <w:rFonts w:ascii="Times New Roman" w:eastAsia="Times New Roman" w:hAnsi="Times New Roman" w:cs="Times New Roman"/>
+          <w:sz w:val="24"/>
+          <w:szCs w:val="24"/>
+          <w:lang w:eastAsia="en-GB"/>
+        </w:rPr>
+      </w:pPr>
+      <w:r>
+        <w:rPr>
+          <w:rFonts w:ascii="Times New Roman" w:eastAsia="Times New Roman" w:hAnsi="Times New Roman" w:cs="Times New Roman"/>
+          <w:sz w:val="24"/>
+          <w:szCs w:val="24"/>
+          <w:lang w:eastAsia="en-GB"/>
+        </w:rPr>
+        <w:t xml:space="preserve">testing </w:t>
+      </w:r>
+    </w:p>
+    <w:p>
+      <w:pPr>
+        <w:numPr>
+          <w:ilvl w:val="0"/>
+          <w:numId w:val="37"/>
+        </w:numPr>
+        <w:spacing w:before="100" w:beforeAutospacing="1" w:after="100" w:afterAutospacing="1" w:line="240" w:lineRule="auto"/>
+        <w:rPr>
+          <w:rFonts w:ascii="Times New Roman" w:eastAsia="Times New Roman" w:hAnsi="Times New Roman" w:cs="Times New Roman"/>
+          <w:sz w:val="24"/>
+          <w:szCs w:val="24"/>
+          <w:lang w:eastAsia="en-GB"/>
+        </w:rPr>
+      </w:pPr>
+      <w:r>
+        <w:rPr>
+          <w:rFonts w:ascii="Times New Roman" w:eastAsia="Times New Roman" w:hAnsi="Times New Roman" w:cs="Times New Roman"/>
+          <w:sz w:val="24"/>
+          <w:szCs w:val="24"/>
+          <w:lang w:eastAsia="en-GB"/>
+        </w:rPr>
+        <w:t xml:space="preserve">basic performance considerations </w:t>
+      </w:r>
+    </w:p>
+    <w:p>
+      <w:pPr>
+        <w:numPr>
+          <w:ilvl w:val="0"/>
+          <w:numId w:val="37"/>
+        </w:numPr>
+        <w:spacing w:before="100" w:beforeAutospacing="1" w:after="100" w:afterAutospacing="1" w:line="240" w:lineRule="auto"/>
+        <w:rPr>
+          <w:rFonts w:ascii="Times New Roman" w:eastAsia="Times New Roman" w:hAnsi="Times New Roman" w:cs="Times New Roman"/>
+          <w:sz w:val="24"/>
+          <w:szCs w:val="24"/>
+          <w:lang w:eastAsia="en-GB"/>
+        </w:rPr>
+      </w:pPr>
+      <w:r>
+        <w:rPr>
+          <w:rFonts w:ascii="Times New Roman" w:eastAsia="Times New Roman" w:hAnsi="Times New Roman" w:cs="Times New Roman"/>
+          <w:sz w:val="24"/>
+          <w:szCs w:val="24"/>
+          <w:lang w:eastAsia="en-GB"/>
+        </w:rPr>
+        <w:t>integrated mini-project</w:t>
+      </w:r>
+    </w:p>
+    <w:p>
+      <w:pPr>
+        <w:spacing w:before="100" w:beforeAutospacing="1" w:after="100" w:afterAutospacing="1" w:line="240" w:lineRule="auto"/>
+        <w:outlineLvl w:val="2"/>
+        <w:rPr>
+          <w:rFonts w:ascii="Times New Roman" w:eastAsia="Times New Roman" w:hAnsi="Times New Roman" w:cs="Times New Roman"/>
+          <w:b/>
+          <w:bCs/>
+          <w:sz w:val="27"/>
+          <w:szCs w:val="27"/>
+          <w:lang w:eastAsia="en-GB"/>
+        </w:rPr>
+      </w:pPr>
+      <w:r>
+        <w:rPr>
+          <w:rFonts w:ascii="Times New Roman" w:eastAsia="Times New Roman" w:hAnsi="Times New Roman" w:cs="Times New Roman"/>
+          <w:b/>
+          <w:bCs/>
+          <w:sz w:val="27"/>
+          <w:szCs w:val="27"/>
+          <w:lang w:eastAsia="en-GB"/>
+        </w:rPr>
+        <w:t>Days 15–18 — pandas</w:t>
+      </w:r>
+    </w:p>
+    <w:p>
+      <w:pPr>
+        <w:numPr>
+          <w:ilvl w:val="0"/>
+          <w:numId w:val="6"/>
+        </w:numPr>
+        <w:spacing w:before="100" w:beforeAutospacing="1" w:after="100" w:afterAutospacing="1" w:line="240" w:lineRule="auto"/>
+        <w:rPr>
+          <w:rFonts w:ascii="Times New Roman" w:eastAsia="Times New Roman" w:hAnsi="Times New Roman" w:cs="Times New Roman"/>
+          <w:sz w:val="24"/>
+          <w:szCs w:val="24"/>
+          <w:lang w:eastAsia="en-GB"/>
+        </w:rPr>
+      </w:pPr>
+      <w:r>
+        <w:rPr>
+          <w:rFonts w:ascii="Times New Roman" w:eastAsia="Times New Roman" w:hAnsi="Times New Roman" w:cs="Times New Roman"/>
+          <w:sz w:val="24"/>
+          <w:szCs w:val="24"/>
+          <w:lang w:eastAsia="en-GB"/>
+        </w:rPr>
+        <w:t xml:space="preserve">Series / </w:t>
+      </w:r>
+      <w:proofErr w:type="spellStart"/>
+      <w:r>
+        <w:rPr>
+          <w:rFonts w:ascii="Times New Roman" w:eastAsia="Times New Roman" w:hAnsi="Times New Roman" w:cs="Times New Roman"/>
+          <w:sz w:val="24"/>
+          <w:szCs w:val="24"/>
+          <w:lang w:eastAsia="en-GB"/>
+        </w:rPr>
+        <w:t>DataFrames</w:t>
+      </w:r>
+      <w:proofErr w:type="spellEnd"/>
+    </w:p>
+    <w:p>
+      <w:pPr>
+        <w:numPr>
+          <w:ilvl w:val="0"/>
+          <w:numId w:val="6"/>
+        </w:numPr>
+        <w:spacing w:before="100" w:beforeAutospacing="1" w:after="100" w:afterAutospacing="1" w:line="240" w:lineRule="auto"/>
+        <w:rPr>
+          <w:rFonts w:ascii="Times New Roman" w:eastAsia="Times New Roman" w:hAnsi="Times New Roman" w:cs="Times New Roman"/>
+          <w:sz w:val="24"/>
+          <w:szCs w:val="24"/>
+          <w:lang w:eastAsia="en-GB"/>
+        </w:rPr>
+      </w:pPr>
+      <w:r>
+        <w:rPr>
+          <w:rFonts w:ascii="Times New Roman" w:eastAsia="Times New Roman" w:hAnsi="Times New Roman" w:cs="Times New Roman"/>
+          <w:sz w:val="24"/>
+          <w:szCs w:val="24"/>
+          <w:lang w:eastAsia="en-GB"/>
+        </w:rPr>
+        <w:t>indexing</w:t>
+      </w:r>
+    </w:p>
+    <w:p>
+      <w:pPr>
+        <w:numPr>
+          <w:ilvl w:val="0"/>
+          <w:numId w:val="6"/>
+        </w:numPr>
+        <w:spacing w:before="100" w:beforeAutospacing="1" w:after="100" w:afterAutospacing="1" w:line="240" w:lineRule="auto"/>
+        <w:rPr>
+          <w:rFonts w:ascii="Times New Roman" w:eastAsia="Times New Roman" w:hAnsi="Times New Roman" w:cs="Times New Roman"/>
+          <w:sz w:val="24"/>
+          <w:szCs w:val="24"/>
+          <w:lang w:eastAsia="en-GB"/>
+        </w:rPr>
+      </w:pPr>
+      <w:r>
+        <w:rPr>
+          <w:rFonts w:ascii="Times New Roman" w:eastAsia="Times New Roman" w:hAnsi="Times New Roman" w:cs="Times New Roman"/>
+          <w:sz w:val="24"/>
+          <w:szCs w:val="24"/>
+          <w:lang w:eastAsia="en-GB"/>
+        </w:rPr>
+        <w:t>filtering</w:t>
+      </w:r>
+    </w:p>
+    <w:p>
+      <w:pPr>
+        <w:numPr>
+          <w:ilvl w:val="0"/>
+          <w:numId w:val="6"/>
+        </w:numPr>
+        <w:spacing w:before="100" w:beforeAutospacing="1" w:after="100" w:afterAutospacing="1" w:line="240" w:lineRule="auto"/>
+        <w:rPr>
+          <w:rFonts w:ascii="Times New Roman" w:eastAsia="Times New Roman" w:hAnsi="Times New Roman" w:cs="Times New Roman"/>
+          <w:sz w:val="24"/>
+          <w:szCs w:val="24"/>
+          <w:lang w:eastAsia="en-GB"/>
+        </w:rPr>
+      </w:pPr>
+      <w:r>
+        <w:rPr>
+          <w:rFonts w:ascii="Times New Roman" w:eastAsia="Times New Roman" w:hAnsi="Times New Roman" w:cs="Times New Roman"/>
+          <w:sz w:val="24"/>
+          <w:szCs w:val="24"/>
+          <w:lang w:eastAsia="en-GB"/>
+        </w:rPr>
+        <w:t>sorting</w:t>
+      </w:r>
+    </w:p>
+    <w:p>
+      <w:pPr>
+        <w:numPr>
+          <w:ilvl w:val="0"/>
+          <w:numId w:val="6"/>
+        </w:numPr>
+        <w:spacing w:before="100" w:beforeAutospacing="1" w:after="100" w:afterAutospacing="1" w:line="240" w:lineRule="auto"/>
+        <w:rPr>
+          <w:rFonts w:ascii="Times New Roman" w:eastAsia="Times New Roman" w:hAnsi="Times New Roman" w:cs="Times New Roman"/>
+          <w:sz w:val="24"/>
+          <w:szCs w:val="24"/>
+          <w:lang w:eastAsia="en-GB"/>
+        </w:rPr>
+      </w:pPr>
+      <w:r>
+        <w:rPr>
+          <w:rFonts w:ascii="Times New Roman" w:eastAsia="Times New Roman" w:hAnsi="Times New Roman" w:cs="Times New Roman"/>
+          <w:sz w:val="24"/>
+          <w:szCs w:val="24"/>
+          <w:lang w:eastAsia="en-GB"/>
+        </w:rPr>
+        <w:t>transformations</w:t>
+      </w:r>
+    </w:p>
+    <w:p>
+      <w:pPr>
+        <w:numPr>
+          <w:ilvl w:val="0"/>
+          <w:numId w:val="6"/>
+        </w:numPr>
+        <w:spacing w:before="100" w:beforeAutospacing="1" w:after="100" w:afterAutospacing="1" w:line="240" w:lineRule="auto"/>
+        <w:rPr>
+          <w:rFonts w:ascii="Times New Roman" w:eastAsia="Times New Roman" w:hAnsi="Times New Roman" w:cs="Times New Roman"/>
+          <w:sz w:val="24"/>
+          <w:szCs w:val="24"/>
+          <w:lang w:eastAsia="en-GB"/>
+        </w:rPr>
+      </w:pPr>
+      <w:proofErr w:type="spellStart"/>
+      <w:r>
+        <w:rPr>
+          <w:rFonts w:ascii="Times New Roman" w:eastAsia="Times New Roman" w:hAnsi="Times New Roman" w:cs="Times New Roman"/>
+          <w:sz w:val="24"/>
+          <w:szCs w:val="24"/>
+          <w:lang w:eastAsia="en-GB"/>
+        </w:rPr>
+        <w:t>vectorisation</w:t>
+      </w:r>
+      <w:proofErr w:type="spellEnd"/>
+    </w:p>
+    <w:p>
+      <w:pPr>
+        <w:numPr>
+          <w:ilvl w:val="0"/>
+          <w:numId w:val="6"/>
+        </w:numPr>
+        <w:spacing w:before="100" w:beforeAutospacing="1" w:after="100" w:afterAutospacing="1" w:line="240" w:lineRule="auto"/>
+        <w:rPr>
+          <w:rFonts w:ascii="Times New Roman" w:eastAsia="Times New Roman" w:hAnsi="Times New Roman" w:cs="Times New Roman"/>
+          <w:sz w:val="24"/>
+          <w:szCs w:val="24"/>
+          <w:lang w:eastAsia="en-GB"/>
+        </w:rPr>
+      </w:pPr>
+      <w:r>
+        <w:rPr>
+          <w:rFonts w:ascii="Courier New" w:eastAsia="Times New Roman" w:hAnsi="Courier New" w:cs="Courier New"/>
+          <w:sz w:val="20"/>
+          <w:szCs w:val="20"/>
+          <w:lang w:eastAsia="en-GB"/>
+        </w:rPr>
+        <w:t>apply</w:t>
+      </w:r>
+    </w:p>
+    <w:p>
+      <w:pPr>
+        <w:numPr>
+          <w:ilvl w:val="0"/>
+          <w:numId w:val="6"/>
+        </w:numPr>
+        <w:spacing w:before="100" w:beforeAutospacing="1" w:after="100" w:afterAutospacing="1" w:line="240" w:lineRule="auto"/>
+        <w:rPr>
+          <w:rFonts w:ascii="Times New Roman" w:eastAsia="Times New Roman" w:hAnsi="Times New Roman" w:cs="Times New Roman"/>
+          <w:sz w:val="24"/>
+          <w:szCs w:val="24"/>
+          <w:lang w:eastAsia="en-GB"/>
+        </w:rPr>
+      </w:pPr>
+      <w:r>
+        <w:rPr>
+          <w:rFonts w:ascii="Times New Roman" w:eastAsia="Times New Roman" w:hAnsi="Times New Roman" w:cs="Times New Roman"/>
+          <w:sz w:val="24"/>
+          <w:szCs w:val="24"/>
+          <w:lang w:eastAsia="en-GB"/>
+        </w:rPr>
+        <w:t>grouping</w:t>
+      </w:r>
+    </w:p>
+    <w:p>
+      <w:pPr>
+        <w:numPr>
+          <w:ilvl w:val="0"/>
+          <w:numId w:val="6"/>
+        </w:numPr>
+        <w:spacing w:before="100" w:beforeAutospacing="1" w:after="100" w:afterAutospacing="1" w:line="240" w:lineRule="auto"/>
+        <w:rPr>
+          <w:rFonts w:ascii="Times New Roman" w:eastAsia="Times New Roman" w:hAnsi="Times New Roman" w:cs="Times New Roman"/>
+          <w:sz w:val="24"/>
+          <w:szCs w:val="24"/>
+          <w:lang w:eastAsia="en-GB"/>
+        </w:rPr>
+      </w:pPr>
+      <w:r>
+        <w:rPr>
+          <w:rFonts w:ascii="Times New Roman" w:eastAsia="Times New Roman" w:hAnsi="Times New Roman" w:cs="Times New Roman"/>
+          <w:sz w:val="24"/>
+          <w:szCs w:val="24"/>
+          <w:lang w:eastAsia="en-GB"/>
+        </w:rPr>
+        <w:t>aggregation</w:t>
+      </w:r>
+    </w:p>
+    <w:p>
+      <w:pPr>
+        <w:numPr>
+          <w:ilvl w:val="0"/>
+          <w:numId w:val="6"/>
+        </w:numPr>
+        <w:spacing w:before="100" w:beforeAutospacing="1" w:after="100" w:afterAutospacing="1" w:line="240" w:lineRule="auto"/>
+        <w:rPr>
+          <w:rFonts w:ascii="Times New Roman" w:eastAsia="Times New Roman" w:hAnsi="Times New Roman" w:cs="Times New Roman"/>
+          <w:sz w:val="24"/>
+          <w:szCs w:val="24"/>
+          <w:lang w:eastAsia="en-GB"/>
+        </w:rPr>
+      </w:pPr>
+      <w:r>
+        <w:rPr>
+          <w:rFonts w:ascii="Courier New" w:eastAsia="Times New Roman" w:hAnsi="Courier New" w:cs="Courier New"/>
+          <w:sz w:val="20"/>
+          <w:szCs w:val="20"/>
+          <w:lang w:eastAsia="en-GB"/>
+        </w:rPr>
+        <w:t>merge</w:t>
+      </w:r>
+    </w:p>
+    <w:p>
+      <w:pPr>
+        <w:numPr>
+          <w:ilvl w:val="0"/>
+          <w:numId w:val="6"/>
+        </w:numPr>
+        <w:spacing w:before="100" w:beforeAutospacing="1" w:after="100" w:afterAutospacing="1" w:line="240" w:lineRule="auto"/>
+        <w:rPr>
+          <w:rFonts w:ascii="Times New Roman" w:eastAsia="Times New Roman" w:hAnsi="Times New Roman" w:cs="Times New Roman"/>
+          <w:sz w:val="24"/>
+          <w:szCs w:val="24"/>
+          <w:lang w:eastAsia="en-GB"/>
+        </w:rPr>
+      </w:pPr>
+      <w:proofErr w:type="spellStart"/>
+      <w:r>
+        <w:rPr>
+          <w:rFonts w:ascii="Courier New" w:eastAsia="Times New Roman" w:hAnsi="Courier New" w:cs="Courier New"/>
+          <w:sz w:val="20"/>
+          <w:szCs w:val="20"/>
+          <w:lang w:eastAsia="en-GB"/>
+        </w:rPr>
+        <w:t>concat</w:t>
+      </w:r>
+      <w:proofErr w:type="spellEnd"/>
+    </w:p>
+    <w:p>
+      <w:pPr>
+        <w:numPr>
+          <w:ilvl w:val="0"/>
+          <w:numId w:val="6"/>
+        </w:numPr>
+        <w:spacing w:before="100" w:beforeAutospacing="1" w:after="100" w:afterAutospacing="1" w:line="240" w:lineRule="auto"/>
+        <w:rPr>
+          <w:rFonts w:ascii="Times New Roman" w:eastAsia="Times New Roman" w:hAnsi="Times New Roman" w:cs="Times New Roman"/>
+          <w:sz w:val="24"/>
+          <w:szCs w:val="24"/>
+          <w:lang w:eastAsia="en-GB"/>
+        </w:rPr>
+      </w:pPr>
+      <w:r>
+        <w:rPr>
+          <w:rFonts w:ascii="Times New Roman" w:eastAsia="Times New Roman" w:hAnsi="Times New Roman" w:cs="Times New Roman"/>
+          <w:sz w:val="24"/>
+          <w:szCs w:val="24"/>
+          <w:lang w:eastAsia="en-GB"/>
+        </w:rPr>
+        <w:t>reshaping</w:t>
+      </w:r>
+    </w:p>
+    <w:p>
+      <w:pPr>
+        <w:numPr>
+          <w:ilvl w:val="0"/>
+          <w:numId w:val="6"/>
+        </w:numPr>
+        <w:spacing w:before="100" w:beforeAutospacing="1" w:after="100" w:afterAutospacing="1" w:line="240" w:lineRule="auto"/>
+        <w:rPr>
+          <w:rFonts w:ascii="Times New Roman" w:eastAsia="Times New Roman" w:hAnsi="Times New Roman" w:cs="Times New Roman"/>
+          <w:sz w:val="24"/>
+          <w:szCs w:val="24"/>
+          <w:lang w:eastAsia="en-GB"/>
+        </w:rPr>
+      </w:pPr>
+      <w:r>
+        <w:rPr>
+          <w:rFonts w:ascii="Times New Roman" w:eastAsia="Times New Roman" w:hAnsi="Times New Roman" w:cs="Times New Roman"/>
+          <w:sz w:val="24"/>
+          <w:szCs w:val="24"/>
+          <w:lang w:eastAsia="en-GB"/>
+        </w:rPr>
+        <w:t>pivoting</w:t>
+      </w:r>
+    </w:p>
+    <w:p>
+      <w:pPr>
+        <w:numPr>
+          <w:ilvl w:val="0"/>
+          <w:numId w:val="6"/>
+        </w:numPr>
+        <w:spacing w:before="100" w:beforeAutospacing="1" w:after="100" w:afterAutospacing="1" w:line="240" w:lineRule="auto"/>
+        <w:rPr>
+          <w:rFonts w:ascii="Times New Roman" w:eastAsia="Times New Roman" w:hAnsi="Times New Roman" w:cs="Times New Roman"/>
+          <w:sz w:val="24"/>
+          <w:szCs w:val="24"/>
+          <w:lang w:eastAsia="en-GB"/>
+        </w:rPr>
+      </w:pPr>
+      <w:r>
+        <w:rPr>
+          <w:rFonts w:ascii="Times New Roman" w:eastAsia="Times New Roman" w:hAnsi="Times New Roman" w:cs="Times New Roman"/>
+          <w:sz w:val="24"/>
+          <w:szCs w:val="24"/>
+          <w:lang w:eastAsia="en-GB"/>
+        </w:rPr>
+        <w:t>missing values</w:t>
+      </w:r>
+    </w:p>
+    <w:p>
+      <w:pPr>
+        <w:numPr>
+          <w:ilvl w:val="0"/>
+          <w:numId w:val="6"/>
+        </w:numPr>
+        <w:spacing w:before="100" w:beforeAutospacing="1" w:after="100" w:afterAutospacing="1" w:line="240" w:lineRule="auto"/>
+        <w:rPr>
+          <w:rFonts w:ascii="Times New Roman" w:eastAsia="Times New Roman" w:hAnsi="Times New Roman" w:cs="Times New Roman"/>
+          <w:sz w:val="24"/>
+          <w:szCs w:val="24"/>
+          <w:lang w:eastAsia="en-GB"/>
+        </w:rPr>
+      </w:pPr>
+      <w:proofErr w:type="spellStart"/>
+      <w:r>
+        <w:rPr>
+          <w:rFonts w:ascii="Times New Roman" w:eastAsia="Times New Roman" w:hAnsi="Times New Roman" w:cs="Times New Roman"/>
+          <w:sz w:val="24"/>
+          <w:szCs w:val="24"/>
+          <w:lang w:eastAsia="en-GB"/>
+        </w:rPr>
+        <w:t>datetime</w:t>
+      </w:r>
+      <w:proofErr w:type="spellEnd"/>
+      <w:r>
+        <w:rPr>
+          <w:rFonts w:ascii="Times New Roman" w:eastAsia="Times New Roman" w:hAnsi="Times New Roman" w:cs="Times New Roman"/>
+          <w:sz w:val="24"/>
+          <w:szCs w:val="24"/>
+          <w:lang w:eastAsia="en-GB"/>
+        </w:rPr>
+        <w:t xml:space="preserve"> handling</w:t>
+      </w:r>
+    </w:p>
+    <w:p>
+      <w:pPr>
+        <w:numPr>
+          <w:ilvl w:val="0"/>
+          <w:numId w:val="6"/>
+        </w:numPr>
+        <w:spacing w:before="100" w:beforeAutospacing="1" w:after="100" w:afterAutospacing="1" w:line="240" w:lineRule="auto"/>
+        <w:rPr>
+          <w:rFonts w:ascii="Times New Roman" w:eastAsia="Times New Roman" w:hAnsi="Times New Roman" w:cs="Times New Roman"/>
+          <w:sz w:val="24"/>
+          <w:szCs w:val="24"/>
+          <w:lang w:eastAsia="en-GB"/>
+        </w:rPr>
+      </w:pPr>
+      <w:r>
+        <w:rPr>
+          <w:rFonts w:ascii="Times New Roman" w:eastAsia="Times New Roman" w:hAnsi="Times New Roman" w:cs="Times New Roman"/>
+          <w:sz w:val="24"/>
+          <w:szCs w:val="24"/>
+          <w:lang w:eastAsia="en-GB"/>
+        </w:rPr>
+        <w:t>categorical data</w:t>
+      </w:r>
+    </w:p>
+    <w:p>
+      <w:pPr>
+        <w:spacing w:before="100" w:beforeAutospacing="1" w:after="100" w:afterAutospacing="1" w:line="240" w:lineRule="auto"/>
+        <w:outlineLvl w:val="2"/>
+        <w:rPr>
+          <w:rFonts w:ascii="Times New Roman" w:eastAsia="Times New Roman" w:hAnsi="Times New Roman" w:cs="Times New Roman"/>
+          <w:b/>
+          <w:bCs/>
+          <w:sz w:val="27"/>
+          <w:szCs w:val="27"/>
+          <w:lang w:eastAsia="en-GB"/>
+        </w:rPr>
+      </w:pPr>
+      <w:r>
+        <w:rPr>
+          <w:rFonts w:ascii="Times New Roman" w:eastAsia="Times New Roman" w:hAnsi="Times New Roman" w:cs="Times New Roman"/>
+          <w:b/>
+          <w:bCs/>
+          <w:sz w:val="27"/>
+          <w:szCs w:val="27"/>
+          <w:lang w:eastAsia="en-GB"/>
+        </w:rPr>
+        <w:t>Days 19–20 — Python data processing</w:t>
+      </w:r>
+    </w:p>
+    <w:p>
+      <w:pPr>
+        <w:numPr>
+          <w:ilvl w:val="0"/>
+          <w:numId w:val="7"/>
+        </w:numPr>
+        <w:spacing w:before="100" w:beforeAutospacing="1" w:after="100" w:afterAutospacing="1" w:line="240" w:lineRule="auto"/>
+        <w:rPr>
+          <w:rFonts w:ascii="Times New Roman" w:eastAsia="Times New Roman" w:hAnsi="Times New Roman" w:cs="Times New Roman"/>
+          <w:sz w:val="24"/>
+          <w:szCs w:val="24"/>
+          <w:lang w:eastAsia="en-GB"/>
+        </w:rPr>
+      </w:pPr>
+      <w:r>
+        <w:rPr>
+          <w:rFonts w:ascii="Times New Roman" w:eastAsia="Times New Roman" w:hAnsi="Times New Roman" w:cs="Times New Roman"/>
+          <w:sz w:val="24"/>
+          <w:szCs w:val="24"/>
+          <w:lang w:eastAsia="en-GB"/>
+        </w:rPr>
+        <w:t>API requests</w:t>
+      </w:r>
+    </w:p>
+    <w:p>
+      <w:pPr>
+        <w:numPr>
+          <w:ilvl w:val="0"/>
+          <w:numId w:val="7"/>
+        </w:numPr>
+        <w:spacing w:before="100" w:beforeAutospacing="1" w:after="100" w:afterAutospacing="1" w:line="240" w:lineRule="auto"/>
+        <w:rPr>
+          <w:rFonts w:ascii="Times New Roman" w:eastAsia="Times New Roman" w:hAnsi="Times New Roman" w:cs="Times New Roman"/>
+          <w:sz w:val="24"/>
+          <w:szCs w:val="24"/>
+          <w:lang w:eastAsia="en-GB"/>
+        </w:rPr>
+      </w:pPr>
+      <w:r>
+        <w:rPr>
+          <w:rFonts w:ascii="Times New Roman" w:eastAsia="Times New Roman" w:hAnsi="Times New Roman" w:cs="Times New Roman"/>
+          <w:sz w:val="24"/>
+          <w:szCs w:val="24"/>
+          <w:lang w:eastAsia="en-GB"/>
+        </w:rPr>
+        <w:t>JSON processing</w:t>
+      </w:r>
+    </w:p>
+    <w:p>
+      <w:pPr>
+        <w:numPr>
+          <w:ilvl w:val="0"/>
+          <w:numId w:val="7"/>
+        </w:numPr>
+        <w:spacing w:before="100" w:beforeAutospacing="1" w:after="100" w:afterAutospacing="1" w:line="240" w:lineRule="auto"/>
+        <w:rPr>
+          <w:rFonts w:ascii="Times New Roman" w:eastAsia="Times New Roman" w:hAnsi="Times New Roman" w:cs="Times New Roman"/>
+          <w:sz w:val="24"/>
+          <w:szCs w:val="24"/>
+          <w:lang w:eastAsia="en-GB"/>
+        </w:rPr>
+      </w:pPr>
+      <w:r>
+        <w:rPr>
+          <w:rFonts w:ascii="Times New Roman" w:eastAsia="Times New Roman" w:hAnsi="Times New Roman" w:cs="Times New Roman"/>
+          <w:sz w:val="24"/>
+          <w:szCs w:val="24"/>
+          <w:lang w:eastAsia="en-GB"/>
+        </w:rPr>
+        <w:t>cleaning</w:t>
+      </w:r>
+    </w:p>
+    <w:p>
+      <w:pPr>
+        <w:numPr>
+          <w:ilvl w:val="0"/>
+          <w:numId w:val="7"/>
+        </w:numPr>
+        <w:spacing w:before="100" w:beforeAutospacing="1" w:after="100" w:afterAutospacing="1" w:line="240" w:lineRule="auto"/>
+        <w:rPr>
+          <w:rFonts w:ascii="Times New Roman" w:eastAsia="Times New Roman" w:hAnsi="Times New Roman" w:cs="Times New Roman"/>
+          <w:sz w:val="24"/>
+          <w:szCs w:val="24"/>
+          <w:lang w:eastAsia="en-GB"/>
+        </w:rPr>
+      </w:pPr>
+      <w:r>
+        <w:rPr>
+          <w:rFonts w:ascii="Times New Roman" w:eastAsia="Times New Roman" w:hAnsi="Times New Roman" w:cs="Times New Roman"/>
+          <w:sz w:val="24"/>
+          <w:szCs w:val="24"/>
+          <w:lang w:eastAsia="en-GB"/>
+        </w:rPr>
+        <w:t>validation</w:t>
+      </w:r>
+    </w:p>
+    <w:p>
+      <w:pPr>
+        <w:numPr>
+          <w:ilvl w:val="0"/>
+          <w:numId w:val="7"/>
+        </w:numPr>
+        <w:spacing w:before="100" w:beforeAutospacing="1" w:after="100" w:afterAutospacing="1" w:line="240" w:lineRule="auto"/>
+        <w:rPr>
+          <w:rFonts w:ascii="Times New Roman" w:eastAsia="Times New Roman" w:hAnsi="Times New Roman" w:cs="Times New Roman"/>
+          <w:sz w:val="24"/>
+          <w:szCs w:val="24"/>
+          <w:lang w:eastAsia="en-GB"/>
+        </w:rPr>
+      </w:pPr>
+      <w:r>
+        <w:rPr>
+          <w:rFonts w:ascii="Times New Roman" w:eastAsia="Times New Roman" w:hAnsi="Times New Roman" w:cs="Times New Roman"/>
+          <w:sz w:val="24"/>
+          <w:szCs w:val="24"/>
+          <w:lang w:eastAsia="en-GB"/>
+        </w:rPr>
+        <w:t>transformations</w:t>
+      </w:r>
+    </w:p>
+    <w:p>
+      <w:pPr>
+        <w:numPr>
+          <w:ilvl w:val="0"/>
+          <w:numId w:val="7"/>
+        </w:numPr>
+        <w:spacing w:before="100" w:beforeAutospacing="1" w:after="100" w:afterAutospacing="1" w:line="240" w:lineRule="auto"/>
+        <w:rPr>
+          <w:rFonts w:ascii="Times New Roman" w:eastAsia="Times New Roman" w:hAnsi="Times New Roman" w:cs="Times New Roman"/>
+          <w:sz w:val="24"/>
+          <w:szCs w:val="24"/>
+          <w:lang w:eastAsia="en-GB"/>
+        </w:rPr>
+      </w:pPr>
+      <w:r>
+        <w:rPr>
+          <w:rFonts w:ascii="Times New Roman" w:eastAsia="Times New Roman" w:hAnsi="Times New Roman" w:cs="Times New Roman"/>
+          <w:sz w:val="24"/>
+          <w:szCs w:val="24"/>
+          <w:lang w:eastAsia="en-GB"/>
+        </w:rPr>
+        <w:t>writing outputs</w:t>
+      </w:r>
+    </w:p>
+    <w:p>
+      <w:pPr>
+        <w:numPr>
+          <w:ilvl w:val="0"/>
+          <w:numId w:val="7"/>
+        </w:numPr>
+        <w:spacing w:before="100" w:beforeAutospacing="1" w:after="100" w:afterAutospacing="1" w:line="240" w:lineRule="auto"/>
+        <w:rPr>
+          <w:rFonts w:ascii="Times New Roman" w:eastAsia="Times New Roman" w:hAnsi="Times New Roman" w:cs="Times New Roman"/>
+          <w:sz w:val="24"/>
+          <w:szCs w:val="24"/>
+          <w:lang w:eastAsia="en-GB"/>
+        </w:rPr>
+      </w:pPr>
+      <w:r>
+        <w:rPr>
+          <w:rFonts w:ascii="Times New Roman" w:eastAsia="Times New Roman" w:hAnsi="Times New Roman" w:cs="Times New Roman"/>
+          <w:sz w:val="24"/>
+          <w:szCs w:val="24"/>
+          <w:lang w:eastAsia="en-GB"/>
+        </w:rPr>
+        <w:t>small end-to-end data-processing exercise</w:t>
+      </w:r>
+    </w:p>
+    <w:p>
+      <w:pPr>
+        <w:spacing w:before="100" w:beforeAutospacing="1" w:after="100" w:afterAutospacing="1" w:line="240" w:lineRule="auto"/>
+        <w:rPr>
+          <w:rFonts w:ascii="Times New Roman" w:eastAsia="Times New Roman" w:hAnsi="Times New Roman" w:cs="Times New Roman"/>
+          <w:sz w:val="24"/>
+          <w:szCs w:val="24"/>
+          <w:lang w:eastAsia="en-GB"/>
+        </w:rPr>
+      </w:pPr>
+      <w:r>
+        <w:rPr>
+          <w:rFonts w:ascii="Times New Roman" w:eastAsia="Times New Roman" w:hAnsi="Times New Roman" w:cs="Times New Roman"/>
+          <w:b/>
+          <w:bCs/>
+          <w:sz w:val="24"/>
+          <w:szCs w:val="24"/>
+          <w:lang w:eastAsia="en-GB"/>
+        </w:rPr>
         <w:t>Deliverable:</w:t>
       </w:r>
       <w:r>
@@ -2977,7 +3928,6 @@
           <w:szCs w:val="24"/>
           <w:lang w:eastAsia="en-GB"/>
         </w:rPr>
-        <w:lastRenderedPageBreak/>
         <w:pict>
           <v:rect id="_x0000_i1027" style="width:0;height:1.5pt" o:hralign="center" o:hrstd="t" o:hr="t" fillcolor="#a0a0a0" stroked="f"/>
         </w:pict>
@@ -3032,6 +3982,7 @@
           <w:szCs w:val="36"/>
           <w:lang w:eastAsia="en-GB"/>
         </w:rPr>
+        <w:lastRenderedPageBreak/>
         <w:t>Begins after Python foundation and runs in parallel</w:t>
       </w:r>
     </w:p>
@@ -3759,7 +4710,6 @@
           <w:szCs w:val="36"/>
           <w:lang w:eastAsia="en-GB"/>
         </w:rPr>
-        <w:lastRenderedPageBreak/>
         <w:t>Days 21–32</w:t>
       </w:r>
     </w:p>
@@ -3805,6 +4755,7 @@
           <w:szCs w:val="27"/>
           <w:lang w:eastAsia="en-GB"/>
         </w:rPr>
+        <w:lastRenderedPageBreak/>
         <w:t>Conceptual modelling</w:t>
       </w:r>
     </w:p>
@@ -4824,7 +5775,6 @@
           <w:szCs w:val="24"/>
           <w:lang w:eastAsia="en-GB"/>
         </w:rPr>
-        <w:lastRenderedPageBreak/>
         <w:t>data marts</w:t>
       </w:r>
     </w:p>
@@ -4898,6 +5848,7 @@
           <w:szCs w:val="24"/>
           <w:lang w:eastAsia="en-GB"/>
         </w:rPr>
+        <w:lastRenderedPageBreak/>
         <w:t>reverse-engineer messy transactional schemas</w:t>
       </w:r>
     </w:p>
@@ -5854,7 +6805,6 @@
           <w:szCs w:val="24"/>
           <w:lang w:eastAsia="en-GB"/>
         </w:rPr>
-        <w:lastRenderedPageBreak/>
         <w:pict>
           <v:rect id="_x0000_i1030" style="width:0;height:1.5pt" o:hralign="center" o:hrstd="t" o:hr="t" fillcolor="#a0a0a0" stroked="f"/>
         </w:pict>
@@ -5909,6 +6859,7 @@
           <w:szCs w:val="36"/>
           <w:lang w:eastAsia="en-GB"/>
         </w:rPr>
+        <w:lastRenderedPageBreak/>
         <w:t>Days 33–39</w:t>
       </w:r>
     </w:p>
@@ -6794,129 +7745,129 @@
           <w:szCs w:val="24"/>
           <w:lang w:eastAsia="en-GB"/>
         </w:rPr>
+        <w:t>tests</w:t>
+      </w:r>
+    </w:p>
+    <w:p>
+      <w:pPr>
+        <w:numPr>
+          <w:ilvl w:val="0"/>
+          <w:numId w:val="19"/>
+        </w:numPr>
+        <w:spacing w:before="100" w:beforeAutospacing="1" w:after="100" w:afterAutospacing="1" w:line="240" w:lineRule="auto"/>
+        <w:rPr>
+          <w:rFonts w:ascii="Times New Roman" w:eastAsia="Times New Roman" w:hAnsi="Times New Roman" w:cs="Times New Roman"/>
+          <w:sz w:val="24"/>
+          <w:szCs w:val="24"/>
+          <w:lang w:eastAsia="en-GB"/>
+        </w:rPr>
+      </w:pPr>
+      <w:r>
+        <w:rPr>
+          <w:rFonts w:ascii="Times New Roman" w:eastAsia="Times New Roman" w:hAnsi="Times New Roman" w:cs="Times New Roman"/>
+          <w:sz w:val="24"/>
+          <w:szCs w:val="24"/>
+          <w:lang w:eastAsia="en-GB"/>
+        </w:rPr>
+        <w:t>documentation</w:t>
+      </w:r>
+    </w:p>
+    <w:p>
+      <w:pPr>
+        <w:numPr>
+          <w:ilvl w:val="0"/>
+          <w:numId w:val="19"/>
+        </w:numPr>
+        <w:spacing w:before="100" w:beforeAutospacing="1" w:after="100" w:afterAutospacing="1" w:line="240" w:lineRule="auto"/>
+        <w:rPr>
+          <w:rFonts w:ascii="Times New Roman" w:eastAsia="Times New Roman" w:hAnsi="Times New Roman" w:cs="Times New Roman"/>
+          <w:sz w:val="24"/>
+          <w:szCs w:val="24"/>
+          <w:lang w:eastAsia="en-GB"/>
+        </w:rPr>
+      </w:pPr>
+      <w:r>
+        <w:rPr>
+          <w:rFonts w:ascii="Times New Roman" w:eastAsia="Times New Roman" w:hAnsi="Times New Roman" w:cs="Times New Roman"/>
+          <w:sz w:val="24"/>
+          <w:szCs w:val="24"/>
+          <w:lang w:eastAsia="en-GB"/>
+        </w:rPr>
+        <w:t>lineage</w:t>
+      </w:r>
+    </w:p>
+    <w:p>
+      <w:pPr>
+        <w:numPr>
+          <w:ilvl w:val="0"/>
+          <w:numId w:val="19"/>
+        </w:numPr>
+        <w:spacing w:before="100" w:beforeAutospacing="1" w:after="100" w:afterAutospacing="1" w:line="240" w:lineRule="auto"/>
+        <w:rPr>
+          <w:rFonts w:ascii="Times New Roman" w:eastAsia="Times New Roman" w:hAnsi="Times New Roman" w:cs="Times New Roman"/>
+          <w:sz w:val="24"/>
+          <w:szCs w:val="24"/>
+          <w:lang w:eastAsia="en-GB"/>
+        </w:rPr>
+      </w:pPr>
+      <w:r>
+        <w:rPr>
+          <w:rFonts w:ascii="Times New Roman" w:eastAsia="Times New Roman" w:hAnsi="Times New Roman" w:cs="Times New Roman"/>
+          <w:sz w:val="24"/>
+          <w:szCs w:val="24"/>
+          <w:lang w:eastAsia="en-GB"/>
+        </w:rPr>
+        <w:t>macros</w:t>
+      </w:r>
+    </w:p>
+    <w:p>
+      <w:pPr>
+        <w:numPr>
+          <w:ilvl w:val="0"/>
+          <w:numId w:val="19"/>
+        </w:numPr>
+        <w:spacing w:before="100" w:beforeAutospacing="1" w:after="100" w:afterAutospacing="1" w:line="240" w:lineRule="auto"/>
+        <w:rPr>
+          <w:rFonts w:ascii="Times New Roman" w:eastAsia="Times New Roman" w:hAnsi="Times New Roman" w:cs="Times New Roman"/>
+          <w:sz w:val="24"/>
+          <w:szCs w:val="24"/>
+          <w:lang w:eastAsia="en-GB"/>
+        </w:rPr>
+      </w:pPr>
+      <w:proofErr w:type="spellStart"/>
+      <w:r>
+        <w:rPr>
+          <w:rFonts w:ascii="Times New Roman" w:eastAsia="Times New Roman" w:hAnsi="Times New Roman" w:cs="Times New Roman"/>
+          <w:sz w:val="24"/>
+          <w:szCs w:val="24"/>
+          <w:lang w:eastAsia="en-GB"/>
+        </w:rPr>
+        <w:t>Jinja</w:t>
+      </w:r>
+      <w:proofErr w:type="spellEnd"/>
+    </w:p>
+    <w:p>
+      <w:pPr>
+        <w:numPr>
+          <w:ilvl w:val="0"/>
+          <w:numId w:val="19"/>
+        </w:numPr>
+        <w:spacing w:before="100" w:beforeAutospacing="1" w:after="100" w:afterAutospacing="1" w:line="240" w:lineRule="auto"/>
+        <w:rPr>
+          <w:rFonts w:ascii="Times New Roman" w:eastAsia="Times New Roman" w:hAnsi="Times New Roman" w:cs="Times New Roman"/>
+          <w:sz w:val="24"/>
+          <w:szCs w:val="24"/>
+          <w:lang w:eastAsia="en-GB"/>
+        </w:rPr>
+      </w:pPr>
+      <w:r>
+        <w:rPr>
+          <w:rFonts w:ascii="Times New Roman" w:eastAsia="Times New Roman" w:hAnsi="Times New Roman" w:cs="Times New Roman"/>
+          <w:sz w:val="24"/>
+          <w:szCs w:val="24"/>
+          <w:lang w:eastAsia="en-GB"/>
+        </w:rPr>
         <w:lastRenderedPageBreak/>
-        <w:t>tests</w:t>
-      </w:r>
-    </w:p>
-    <w:p>
-      <w:pPr>
-        <w:numPr>
-          <w:ilvl w:val="0"/>
-          <w:numId w:val="19"/>
-        </w:numPr>
-        <w:spacing w:before="100" w:beforeAutospacing="1" w:after="100" w:afterAutospacing="1" w:line="240" w:lineRule="auto"/>
-        <w:rPr>
-          <w:rFonts w:ascii="Times New Roman" w:eastAsia="Times New Roman" w:hAnsi="Times New Roman" w:cs="Times New Roman"/>
-          <w:sz w:val="24"/>
-          <w:szCs w:val="24"/>
-          <w:lang w:eastAsia="en-GB"/>
-        </w:rPr>
-      </w:pPr>
-      <w:r>
-        <w:rPr>
-          <w:rFonts w:ascii="Times New Roman" w:eastAsia="Times New Roman" w:hAnsi="Times New Roman" w:cs="Times New Roman"/>
-          <w:sz w:val="24"/>
-          <w:szCs w:val="24"/>
-          <w:lang w:eastAsia="en-GB"/>
-        </w:rPr>
-        <w:t>documentation</w:t>
-      </w:r>
-    </w:p>
-    <w:p>
-      <w:pPr>
-        <w:numPr>
-          <w:ilvl w:val="0"/>
-          <w:numId w:val="19"/>
-        </w:numPr>
-        <w:spacing w:before="100" w:beforeAutospacing="1" w:after="100" w:afterAutospacing="1" w:line="240" w:lineRule="auto"/>
-        <w:rPr>
-          <w:rFonts w:ascii="Times New Roman" w:eastAsia="Times New Roman" w:hAnsi="Times New Roman" w:cs="Times New Roman"/>
-          <w:sz w:val="24"/>
-          <w:szCs w:val="24"/>
-          <w:lang w:eastAsia="en-GB"/>
-        </w:rPr>
-      </w:pPr>
-      <w:r>
-        <w:rPr>
-          <w:rFonts w:ascii="Times New Roman" w:eastAsia="Times New Roman" w:hAnsi="Times New Roman" w:cs="Times New Roman"/>
-          <w:sz w:val="24"/>
-          <w:szCs w:val="24"/>
-          <w:lang w:eastAsia="en-GB"/>
-        </w:rPr>
-        <w:t>lineage</w:t>
-      </w:r>
-    </w:p>
-    <w:p>
-      <w:pPr>
-        <w:numPr>
-          <w:ilvl w:val="0"/>
-          <w:numId w:val="19"/>
-        </w:numPr>
-        <w:spacing w:before="100" w:beforeAutospacing="1" w:after="100" w:afterAutospacing="1" w:line="240" w:lineRule="auto"/>
-        <w:rPr>
-          <w:rFonts w:ascii="Times New Roman" w:eastAsia="Times New Roman" w:hAnsi="Times New Roman" w:cs="Times New Roman"/>
-          <w:sz w:val="24"/>
-          <w:szCs w:val="24"/>
-          <w:lang w:eastAsia="en-GB"/>
-        </w:rPr>
-      </w:pPr>
-      <w:r>
-        <w:rPr>
-          <w:rFonts w:ascii="Times New Roman" w:eastAsia="Times New Roman" w:hAnsi="Times New Roman" w:cs="Times New Roman"/>
-          <w:sz w:val="24"/>
-          <w:szCs w:val="24"/>
-          <w:lang w:eastAsia="en-GB"/>
-        </w:rPr>
-        <w:t>macros</w:t>
-      </w:r>
-    </w:p>
-    <w:p>
-      <w:pPr>
-        <w:numPr>
-          <w:ilvl w:val="0"/>
-          <w:numId w:val="19"/>
-        </w:numPr>
-        <w:spacing w:before="100" w:beforeAutospacing="1" w:after="100" w:afterAutospacing="1" w:line="240" w:lineRule="auto"/>
-        <w:rPr>
-          <w:rFonts w:ascii="Times New Roman" w:eastAsia="Times New Roman" w:hAnsi="Times New Roman" w:cs="Times New Roman"/>
-          <w:sz w:val="24"/>
-          <w:szCs w:val="24"/>
-          <w:lang w:eastAsia="en-GB"/>
-        </w:rPr>
-      </w:pPr>
-      <w:proofErr w:type="spellStart"/>
-      <w:r>
-        <w:rPr>
-          <w:rFonts w:ascii="Times New Roman" w:eastAsia="Times New Roman" w:hAnsi="Times New Roman" w:cs="Times New Roman"/>
-          <w:sz w:val="24"/>
-          <w:szCs w:val="24"/>
-          <w:lang w:eastAsia="en-GB"/>
-        </w:rPr>
-        <w:t>Jinja</w:t>
-      </w:r>
-      <w:proofErr w:type="spellEnd"/>
-    </w:p>
-    <w:p>
-      <w:pPr>
-        <w:numPr>
-          <w:ilvl w:val="0"/>
-          <w:numId w:val="19"/>
-        </w:numPr>
-        <w:spacing w:before="100" w:beforeAutospacing="1" w:after="100" w:afterAutospacing="1" w:line="240" w:lineRule="auto"/>
-        <w:rPr>
-          <w:rFonts w:ascii="Times New Roman" w:eastAsia="Times New Roman" w:hAnsi="Times New Roman" w:cs="Times New Roman"/>
-          <w:sz w:val="24"/>
-          <w:szCs w:val="24"/>
-          <w:lang w:eastAsia="en-GB"/>
-        </w:rPr>
-      </w:pPr>
-      <w:r>
-        <w:rPr>
-          <w:rFonts w:ascii="Times New Roman" w:eastAsia="Times New Roman" w:hAnsi="Times New Roman" w:cs="Times New Roman"/>
-          <w:sz w:val="24"/>
-          <w:szCs w:val="24"/>
-          <w:lang w:eastAsia="en-GB"/>
-        </w:rPr>
         <w:t>model organisation</w:t>
       </w:r>
     </w:p>
@@ -7777,7 +8728,6 @@
           <w:szCs w:val="20"/>
           <w:lang w:eastAsia="en-GB"/>
         </w:rPr>
-        <w:lastRenderedPageBreak/>
         <w:t xml:space="preserve">      </w:t>
       </w:r>
       <w:proofErr w:type="spellStart"/>
@@ -7963,6 +8913,7 @@
           <w:szCs w:val="24"/>
           <w:lang w:eastAsia="en-GB"/>
         </w:rPr>
+        <w:lastRenderedPageBreak/>
         <w:t>Project demonstrates the actual target profile:</w:t>
       </w:r>
     </w:p>
@@ -8769,103 +9720,103 @@
           <w:szCs w:val="27"/>
           <w:lang w:eastAsia="en-GB"/>
         </w:rPr>
+        <w:t>Warehouse performance</w:t>
+      </w:r>
+    </w:p>
+    <w:p>
+      <w:pPr>
+        <w:numPr>
+          <w:ilvl w:val="0"/>
+          <w:numId w:val="23"/>
+        </w:numPr>
+        <w:spacing w:before="100" w:beforeAutospacing="1" w:after="100" w:afterAutospacing="1" w:line="240" w:lineRule="auto"/>
+        <w:rPr>
+          <w:rFonts w:ascii="Times New Roman" w:eastAsia="Times New Roman" w:hAnsi="Times New Roman" w:cs="Times New Roman"/>
+          <w:sz w:val="24"/>
+          <w:szCs w:val="24"/>
+          <w:lang w:eastAsia="en-GB"/>
+        </w:rPr>
+      </w:pPr>
+      <w:r>
+        <w:rPr>
+          <w:rFonts w:ascii="Times New Roman" w:eastAsia="Times New Roman" w:hAnsi="Times New Roman" w:cs="Times New Roman"/>
+          <w:sz w:val="24"/>
+          <w:szCs w:val="24"/>
+          <w:lang w:eastAsia="en-GB"/>
+        </w:rPr>
+        <w:t>partitioning</w:t>
+      </w:r>
+    </w:p>
+    <w:p>
+      <w:pPr>
+        <w:numPr>
+          <w:ilvl w:val="0"/>
+          <w:numId w:val="23"/>
+        </w:numPr>
+        <w:spacing w:before="100" w:beforeAutospacing="1" w:after="100" w:afterAutospacing="1" w:line="240" w:lineRule="auto"/>
+        <w:rPr>
+          <w:rFonts w:ascii="Times New Roman" w:eastAsia="Times New Roman" w:hAnsi="Times New Roman" w:cs="Times New Roman"/>
+          <w:sz w:val="24"/>
+          <w:szCs w:val="24"/>
+          <w:lang w:eastAsia="en-GB"/>
+        </w:rPr>
+      </w:pPr>
+      <w:r>
+        <w:rPr>
+          <w:rFonts w:ascii="Times New Roman" w:eastAsia="Times New Roman" w:hAnsi="Times New Roman" w:cs="Times New Roman"/>
+          <w:sz w:val="24"/>
+          <w:szCs w:val="24"/>
+          <w:lang w:eastAsia="en-GB"/>
+        </w:rPr>
+        <w:t>clustering</w:t>
+      </w:r>
+    </w:p>
+    <w:p>
+      <w:pPr>
+        <w:numPr>
+          <w:ilvl w:val="0"/>
+          <w:numId w:val="23"/>
+        </w:numPr>
+        <w:spacing w:before="100" w:beforeAutospacing="1" w:after="100" w:afterAutospacing="1" w:line="240" w:lineRule="auto"/>
+        <w:rPr>
+          <w:rFonts w:ascii="Times New Roman" w:eastAsia="Times New Roman" w:hAnsi="Times New Roman" w:cs="Times New Roman"/>
+          <w:sz w:val="24"/>
+          <w:szCs w:val="24"/>
+          <w:lang w:eastAsia="en-GB"/>
+        </w:rPr>
+      </w:pPr>
+      <w:r>
+        <w:rPr>
+          <w:rFonts w:ascii="Times New Roman" w:eastAsia="Times New Roman" w:hAnsi="Times New Roman" w:cs="Times New Roman"/>
+          <w:sz w:val="24"/>
+          <w:szCs w:val="24"/>
+          <w:lang w:eastAsia="en-GB"/>
+        </w:rPr>
+        <w:t>partition pruning</w:t>
+      </w:r>
+    </w:p>
+    <w:p>
+      <w:pPr>
+        <w:numPr>
+          <w:ilvl w:val="0"/>
+          <w:numId w:val="23"/>
+        </w:numPr>
+        <w:spacing w:before="100" w:beforeAutospacing="1" w:after="100" w:afterAutospacing="1" w:line="240" w:lineRule="auto"/>
+        <w:rPr>
+          <w:rFonts w:ascii="Times New Roman" w:eastAsia="Times New Roman" w:hAnsi="Times New Roman" w:cs="Times New Roman"/>
+          <w:sz w:val="24"/>
+          <w:szCs w:val="24"/>
+          <w:lang w:eastAsia="en-GB"/>
+        </w:rPr>
+      </w:pPr>
+      <w:r>
+        <w:rPr>
+          <w:rFonts w:ascii="Times New Roman" w:eastAsia="Times New Roman" w:hAnsi="Times New Roman" w:cs="Times New Roman"/>
+          <w:sz w:val="24"/>
+          <w:szCs w:val="24"/>
+          <w:lang w:eastAsia="en-GB"/>
+        </w:rPr>
         <w:lastRenderedPageBreak/>
-        <w:t>Warehouse performance</w:t>
-      </w:r>
-    </w:p>
-    <w:p>
-      <w:pPr>
-        <w:numPr>
-          <w:ilvl w:val="0"/>
-          <w:numId w:val="23"/>
-        </w:numPr>
-        <w:spacing w:before="100" w:beforeAutospacing="1" w:after="100" w:afterAutospacing="1" w:line="240" w:lineRule="auto"/>
-        <w:rPr>
-          <w:rFonts w:ascii="Times New Roman" w:eastAsia="Times New Roman" w:hAnsi="Times New Roman" w:cs="Times New Roman"/>
-          <w:sz w:val="24"/>
-          <w:szCs w:val="24"/>
-          <w:lang w:eastAsia="en-GB"/>
-        </w:rPr>
-      </w:pPr>
-      <w:r>
-        <w:rPr>
-          <w:rFonts w:ascii="Times New Roman" w:eastAsia="Times New Roman" w:hAnsi="Times New Roman" w:cs="Times New Roman"/>
-          <w:sz w:val="24"/>
-          <w:szCs w:val="24"/>
-          <w:lang w:eastAsia="en-GB"/>
-        </w:rPr>
-        <w:t>partitioning</w:t>
-      </w:r>
-    </w:p>
-    <w:p>
-      <w:pPr>
-        <w:numPr>
-          <w:ilvl w:val="0"/>
-          <w:numId w:val="23"/>
-        </w:numPr>
-        <w:spacing w:before="100" w:beforeAutospacing="1" w:after="100" w:afterAutospacing="1" w:line="240" w:lineRule="auto"/>
-        <w:rPr>
-          <w:rFonts w:ascii="Times New Roman" w:eastAsia="Times New Roman" w:hAnsi="Times New Roman" w:cs="Times New Roman"/>
-          <w:sz w:val="24"/>
-          <w:szCs w:val="24"/>
-          <w:lang w:eastAsia="en-GB"/>
-        </w:rPr>
-      </w:pPr>
-      <w:r>
-        <w:rPr>
-          <w:rFonts w:ascii="Times New Roman" w:eastAsia="Times New Roman" w:hAnsi="Times New Roman" w:cs="Times New Roman"/>
-          <w:sz w:val="24"/>
-          <w:szCs w:val="24"/>
-          <w:lang w:eastAsia="en-GB"/>
-        </w:rPr>
-        <w:t>clustering</w:t>
-      </w:r>
-    </w:p>
-    <w:p>
-      <w:pPr>
-        <w:numPr>
-          <w:ilvl w:val="0"/>
-          <w:numId w:val="23"/>
-        </w:numPr>
-        <w:spacing w:before="100" w:beforeAutospacing="1" w:after="100" w:afterAutospacing="1" w:line="240" w:lineRule="auto"/>
-        <w:rPr>
-          <w:rFonts w:ascii="Times New Roman" w:eastAsia="Times New Roman" w:hAnsi="Times New Roman" w:cs="Times New Roman"/>
-          <w:sz w:val="24"/>
-          <w:szCs w:val="24"/>
-          <w:lang w:eastAsia="en-GB"/>
-        </w:rPr>
-      </w:pPr>
-      <w:r>
-        <w:rPr>
-          <w:rFonts w:ascii="Times New Roman" w:eastAsia="Times New Roman" w:hAnsi="Times New Roman" w:cs="Times New Roman"/>
-          <w:sz w:val="24"/>
-          <w:szCs w:val="24"/>
-          <w:lang w:eastAsia="en-GB"/>
-        </w:rPr>
-        <w:t>partition pruning</w:t>
-      </w:r>
-    </w:p>
-    <w:p>
-      <w:pPr>
-        <w:numPr>
-          <w:ilvl w:val="0"/>
-          <w:numId w:val="23"/>
-        </w:numPr>
-        <w:spacing w:before="100" w:beforeAutospacing="1" w:after="100" w:afterAutospacing="1" w:line="240" w:lineRule="auto"/>
-        <w:rPr>
-          <w:rFonts w:ascii="Times New Roman" w:eastAsia="Times New Roman" w:hAnsi="Times New Roman" w:cs="Times New Roman"/>
-          <w:sz w:val="24"/>
-          <w:szCs w:val="24"/>
-          <w:lang w:eastAsia="en-GB"/>
-        </w:rPr>
-      </w:pPr>
-      <w:r>
-        <w:rPr>
-          <w:rFonts w:ascii="Times New Roman" w:eastAsia="Times New Roman" w:hAnsi="Times New Roman" w:cs="Times New Roman"/>
-          <w:sz w:val="24"/>
-          <w:szCs w:val="24"/>
-          <w:lang w:eastAsia="en-GB"/>
-        </w:rPr>
         <w:t>columnar storage</w:t>
       </w:r>
     </w:p>
@@ -9653,7 +10604,6 @@
           <w:szCs w:val="24"/>
           <w:lang w:eastAsia="en-GB"/>
         </w:rPr>
-        <w:lastRenderedPageBreak/>
         <w:t>networking</w:t>
       </w:r>
     </w:p>
@@ -9775,6 +10725,7 @@
           <w:szCs w:val="27"/>
           <w:lang w:eastAsia="en-GB"/>
         </w:rPr>
+        <w:lastRenderedPageBreak/>
         <w:t>Azure</w:t>
       </w:r>
     </w:p>
@@ -10559,127 +11510,127 @@
           <w:szCs w:val="24"/>
           <w:lang w:eastAsia="en-GB"/>
         </w:rPr>
+        <w:t>Git workflow</w:t>
+      </w:r>
+    </w:p>
+    <w:p>
+      <w:pPr>
+        <w:numPr>
+          <w:ilvl w:val="0"/>
+          <w:numId w:val="30"/>
+        </w:numPr>
+        <w:spacing w:before="100" w:beforeAutospacing="1" w:after="100" w:afterAutospacing="1" w:line="240" w:lineRule="auto"/>
+        <w:rPr>
+          <w:rFonts w:ascii="Times New Roman" w:eastAsia="Times New Roman" w:hAnsi="Times New Roman" w:cs="Times New Roman"/>
+          <w:sz w:val="24"/>
+          <w:szCs w:val="24"/>
+          <w:lang w:eastAsia="en-GB"/>
+        </w:rPr>
+      </w:pPr>
+      <w:r>
+        <w:rPr>
+          <w:rFonts w:ascii="Times New Roman" w:eastAsia="Times New Roman" w:hAnsi="Times New Roman" w:cs="Times New Roman"/>
+          <w:sz w:val="24"/>
+          <w:szCs w:val="24"/>
+          <w:lang w:eastAsia="en-GB"/>
+        </w:rPr>
+        <w:t>CI</w:t>
+      </w:r>
+    </w:p>
+    <w:p>
+      <w:pPr>
+        <w:numPr>
+          <w:ilvl w:val="0"/>
+          <w:numId w:val="30"/>
+        </w:numPr>
+        <w:spacing w:before="100" w:beforeAutospacing="1" w:after="100" w:afterAutospacing="1" w:line="240" w:lineRule="auto"/>
+        <w:rPr>
+          <w:rFonts w:ascii="Times New Roman" w:eastAsia="Times New Roman" w:hAnsi="Times New Roman" w:cs="Times New Roman"/>
+          <w:sz w:val="24"/>
+          <w:szCs w:val="24"/>
+          <w:lang w:eastAsia="en-GB"/>
+        </w:rPr>
+      </w:pPr>
+      <w:r>
+        <w:rPr>
+          <w:rFonts w:ascii="Times New Roman" w:eastAsia="Times New Roman" w:hAnsi="Times New Roman" w:cs="Times New Roman"/>
+          <w:sz w:val="24"/>
+          <w:szCs w:val="24"/>
+          <w:lang w:eastAsia="en-GB"/>
+        </w:rPr>
+        <w:t>automated tests</w:t>
+      </w:r>
+    </w:p>
+    <w:p>
+      <w:pPr>
+        <w:numPr>
+          <w:ilvl w:val="0"/>
+          <w:numId w:val="30"/>
+        </w:numPr>
+        <w:spacing w:before="100" w:beforeAutospacing="1" w:after="100" w:afterAutospacing="1" w:line="240" w:lineRule="auto"/>
+        <w:rPr>
+          <w:rFonts w:ascii="Times New Roman" w:eastAsia="Times New Roman" w:hAnsi="Times New Roman" w:cs="Times New Roman"/>
+          <w:sz w:val="24"/>
+          <w:szCs w:val="24"/>
+          <w:lang w:eastAsia="en-GB"/>
+        </w:rPr>
+      </w:pPr>
+      <w:r>
+        <w:rPr>
+          <w:rFonts w:ascii="Times New Roman" w:eastAsia="Times New Roman" w:hAnsi="Times New Roman" w:cs="Times New Roman"/>
+          <w:sz w:val="24"/>
+          <w:szCs w:val="24"/>
+          <w:lang w:eastAsia="en-GB"/>
+        </w:rPr>
+        <w:t>builds</w:t>
+      </w:r>
+    </w:p>
+    <w:p>
+      <w:pPr>
+        <w:numPr>
+          <w:ilvl w:val="0"/>
+          <w:numId w:val="30"/>
+        </w:numPr>
+        <w:spacing w:before="100" w:beforeAutospacing="1" w:after="100" w:afterAutospacing="1" w:line="240" w:lineRule="auto"/>
+        <w:rPr>
+          <w:rFonts w:ascii="Times New Roman" w:eastAsia="Times New Roman" w:hAnsi="Times New Roman" w:cs="Times New Roman"/>
+          <w:sz w:val="24"/>
+          <w:szCs w:val="24"/>
+          <w:lang w:eastAsia="en-GB"/>
+        </w:rPr>
+      </w:pPr>
+      <w:r>
+        <w:rPr>
+          <w:rFonts w:ascii="Times New Roman" w:eastAsia="Times New Roman" w:hAnsi="Times New Roman" w:cs="Times New Roman"/>
+          <w:sz w:val="24"/>
+          <w:szCs w:val="24"/>
+          <w:lang w:eastAsia="en-GB"/>
+        </w:rPr>
+        <w:t>deployments</w:t>
+      </w:r>
+    </w:p>
+    <w:p>
+      <w:pPr>
+        <w:numPr>
+          <w:ilvl w:val="0"/>
+          <w:numId w:val="30"/>
+        </w:numPr>
+        <w:spacing w:before="100" w:beforeAutospacing="1" w:after="100" w:afterAutospacing="1" w:line="240" w:lineRule="auto"/>
+        <w:rPr>
+          <w:rFonts w:ascii="Times New Roman" w:eastAsia="Times New Roman" w:hAnsi="Times New Roman" w:cs="Times New Roman"/>
+          <w:sz w:val="24"/>
+          <w:szCs w:val="24"/>
+          <w:lang w:eastAsia="en-GB"/>
+        </w:rPr>
+      </w:pPr>
+      <w:r>
+        <w:rPr>
+          <w:rFonts w:ascii="Times New Roman" w:eastAsia="Times New Roman" w:hAnsi="Times New Roman" w:cs="Times New Roman"/>
+          <w:sz w:val="24"/>
+          <w:szCs w:val="24"/>
+          <w:lang w:eastAsia="en-GB"/>
+        </w:rPr>
         <w:lastRenderedPageBreak/>
-        <w:t>Git workflow</w:t>
-      </w:r>
-    </w:p>
-    <w:p>
-      <w:pPr>
-        <w:numPr>
-          <w:ilvl w:val="0"/>
-          <w:numId w:val="30"/>
-        </w:numPr>
-        <w:spacing w:before="100" w:beforeAutospacing="1" w:after="100" w:afterAutospacing="1" w:line="240" w:lineRule="auto"/>
-        <w:rPr>
-          <w:rFonts w:ascii="Times New Roman" w:eastAsia="Times New Roman" w:hAnsi="Times New Roman" w:cs="Times New Roman"/>
-          <w:sz w:val="24"/>
-          <w:szCs w:val="24"/>
-          <w:lang w:eastAsia="en-GB"/>
-        </w:rPr>
-      </w:pPr>
-      <w:r>
-        <w:rPr>
-          <w:rFonts w:ascii="Times New Roman" w:eastAsia="Times New Roman" w:hAnsi="Times New Roman" w:cs="Times New Roman"/>
-          <w:sz w:val="24"/>
-          <w:szCs w:val="24"/>
-          <w:lang w:eastAsia="en-GB"/>
-        </w:rPr>
-        <w:t>CI</w:t>
-      </w:r>
-    </w:p>
-    <w:p>
-      <w:pPr>
-        <w:numPr>
-          <w:ilvl w:val="0"/>
-          <w:numId w:val="30"/>
-        </w:numPr>
-        <w:spacing w:before="100" w:beforeAutospacing="1" w:after="100" w:afterAutospacing="1" w:line="240" w:lineRule="auto"/>
-        <w:rPr>
-          <w:rFonts w:ascii="Times New Roman" w:eastAsia="Times New Roman" w:hAnsi="Times New Roman" w:cs="Times New Roman"/>
-          <w:sz w:val="24"/>
-          <w:szCs w:val="24"/>
-          <w:lang w:eastAsia="en-GB"/>
-        </w:rPr>
-      </w:pPr>
-      <w:r>
-        <w:rPr>
-          <w:rFonts w:ascii="Times New Roman" w:eastAsia="Times New Roman" w:hAnsi="Times New Roman" w:cs="Times New Roman"/>
-          <w:sz w:val="24"/>
-          <w:szCs w:val="24"/>
-          <w:lang w:eastAsia="en-GB"/>
-        </w:rPr>
-        <w:t>automated tests</w:t>
-      </w:r>
-    </w:p>
-    <w:p>
-      <w:pPr>
-        <w:numPr>
-          <w:ilvl w:val="0"/>
-          <w:numId w:val="30"/>
-        </w:numPr>
-        <w:spacing w:before="100" w:beforeAutospacing="1" w:after="100" w:afterAutospacing="1" w:line="240" w:lineRule="auto"/>
-        <w:rPr>
-          <w:rFonts w:ascii="Times New Roman" w:eastAsia="Times New Roman" w:hAnsi="Times New Roman" w:cs="Times New Roman"/>
-          <w:sz w:val="24"/>
-          <w:szCs w:val="24"/>
-          <w:lang w:eastAsia="en-GB"/>
-        </w:rPr>
-      </w:pPr>
-      <w:r>
-        <w:rPr>
-          <w:rFonts w:ascii="Times New Roman" w:eastAsia="Times New Roman" w:hAnsi="Times New Roman" w:cs="Times New Roman"/>
-          <w:sz w:val="24"/>
-          <w:szCs w:val="24"/>
-          <w:lang w:eastAsia="en-GB"/>
-        </w:rPr>
-        <w:t>builds</w:t>
-      </w:r>
-    </w:p>
-    <w:p>
-      <w:pPr>
-        <w:numPr>
-          <w:ilvl w:val="0"/>
-          <w:numId w:val="30"/>
-        </w:numPr>
-        <w:spacing w:before="100" w:beforeAutospacing="1" w:after="100" w:afterAutospacing="1" w:line="240" w:lineRule="auto"/>
-        <w:rPr>
-          <w:rFonts w:ascii="Times New Roman" w:eastAsia="Times New Roman" w:hAnsi="Times New Roman" w:cs="Times New Roman"/>
-          <w:sz w:val="24"/>
-          <w:szCs w:val="24"/>
-          <w:lang w:eastAsia="en-GB"/>
-        </w:rPr>
-      </w:pPr>
-      <w:r>
-        <w:rPr>
-          <w:rFonts w:ascii="Times New Roman" w:eastAsia="Times New Roman" w:hAnsi="Times New Roman" w:cs="Times New Roman"/>
-          <w:sz w:val="24"/>
-          <w:szCs w:val="24"/>
-          <w:lang w:eastAsia="en-GB"/>
-        </w:rPr>
-        <w:t>deployments</w:t>
-      </w:r>
-    </w:p>
-    <w:p>
-      <w:pPr>
-        <w:numPr>
-          <w:ilvl w:val="0"/>
-          <w:numId w:val="30"/>
-        </w:numPr>
-        <w:spacing w:before="100" w:beforeAutospacing="1" w:after="100" w:afterAutospacing="1" w:line="240" w:lineRule="auto"/>
-        <w:rPr>
-          <w:rFonts w:ascii="Times New Roman" w:eastAsia="Times New Roman" w:hAnsi="Times New Roman" w:cs="Times New Roman"/>
-          <w:sz w:val="24"/>
-          <w:szCs w:val="24"/>
-          <w:lang w:eastAsia="en-GB"/>
-        </w:rPr>
-      </w:pPr>
-      <w:r>
-        <w:rPr>
-          <w:rFonts w:ascii="Times New Roman" w:eastAsia="Times New Roman" w:hAnsi="Times New Roman" w:cs="Times New Roman"/>
-          <w:sz w:val="24"/>
-          <w:szCs w:val="24"/>
-          <w:lang w:eastAsia="en-GB"/>
-        </w:rPr>
         <w:t>environments</w:t>
       </w:r>
     </w:p>
@@ -11575,7 +12526,6 @@
           <w:szCs w:val="24"/>
           <w:lang w:eastAsia="en-GB"/>
         </w:rPr>
-        <w:lastRenderedPageBreak/>
         <w:t>architecture questions</w:t>
       </w:r>
     </w:p>
@@ -11693,6 +12643,7 @@
           <w:szCs w:val="27"/>
           <w:lang w:eastAsia="en-GB"/>
         </w:rPr>
+        <w:lastRenderedPageBreak/>
         <w:t>Day 65</w:t>
       </w:r>
     </w:p>
@@ -12280,77 +13231,77 @@
           <w:szCs w:val="24"/>
           <w:lang w:eastAsia="en-GB"/>
         </w:rPr>
+        <w:t>regardless</w:t>
+      </w:r>
+      <w:proofErr w:type="gramEnd"/>
+      <w:r>
+        <w:rPr>
+          <w:rFonts w:ascii="Times New Roman" w:eastAsia="Times New Roman" w:hAnsi="Times New Roman" w:cs="Times New Roman"/>
+          <w:sz w:val="24"/>
+          <w:szCs w:val="24"/>
+          <w:lang w:eastAsia="en-GB"/>
+        </w:rPr>
+        <w:t xml:space="preserve"> of whether the main curriculum is Python, modelling, Snowflake, </w:t>
+      </w:r>
+      <w:proofErr w:type="spellStart"/>
+      <w:r>
+        <w:rPr>
+          <w:rFonts w:ascii="Times New Roman" w:eastAsia="Times New Roman" w:hAnsi="Times New Roman" w:cs="Times New Roman"/>
+          <w:sz w:val="24"/>
+          <w:szCs w:val="24"/>
+          <w:lang w:eastAsia="en-GB"/>
+        </w:rPr>
+        <w:t>dbt</w:t>
+      </w:r>
+      <w:proofErr w:type="spellEnd"/>
+      <w:r>
+        <w:rPr>
+          <w:rFonts w:ascii="Times New Roman" w:eastAsia="Times New Roman" w:hAnsi="Times New Roman" w:cs="Times New Roman"/>
+          <w:sz w:val="24"/>
+          <w:szCs w:val="24"/>
+          <w:lang w:eastAsia="en-GB"/>
+        </w:rPr>
+        <w:t>, Mage, cloud or infrastructure.</w:t>
+      </w:r>
+    </w:p>
+    <w:p>
+      <w:pPr>
+        <w:spacing w:before="100" w:beforeAutospacing="1" w:after="100" w:afterAutospacing="1" w:line="240" w:lineRule="auto"/>
+        <w:rPr>
+          <w:rFonts w:ascii="Times New Roman" w:eastAsia="Times New Roman" w:hAnsi="Times New Roman" w:cs="Times New Roman"/>
+          <w:sz w:val="24"/>
+          <w:szCs w:val="24"/>
+          <w:lang w:eastAsia="en-GB"/>
+        </w:rPr>
+      </w:pPr>
+      <w:r>
+        <w:rPr>
+          <w:rFonts w:ascii="Times New Roman" w:eastAsia="Times New Roman" w:hAnsi="Times New Roman" w:cs="Times New Roman"/>
+          <w:sz w:val="24"/>
+          <w:szCs w:val="24"/>
+          <w:lang w:eastAsia="en-GB"/>
+        </w:rPr>
+        <w:t>Project development is separate from the 2-hour learning session.</w:t>
+      </w:r>
+    </w:p>
+    <w:p>
+      <w:pPr>
+        <w:spacing w:after="0" w:line="240" w:lineRule="auto"/>
+        <w:rPr>
+          <w:rFonts w:ascii="Times New Roman" w:eastAsia="Times New Roman" w:hAnsi="Times New Roman" w:cs="Times New Roman"/>
+          <w:sz w:val="24"/>
+          <w:szCs w:val="24"/>
+          <w:lang w:eastAsia="en-GB"/>
+        </w:rPr>
+      </w:pPr>
+      <w:r>
+        <w:rPr>
+          <w:rFonts w:ascii="Times New Roman" w:eastAsia="Times New Roman" w:hAnsi="Times New Roman" w:cs="Times New Roman"/>
+          <w:sz w:val="24"/>
+          <w:szCs w:val="24"/>
+          <w:lang w:eastAsia="en-GB"/>
+        </w:rPr>
         <w:lastRenderedPageBreak/>
-        <w:t>regardless</w:t>
-      </w:r>
-      <w:proofErr w:type="gramEnd"/>
-      <w:r>
-        <w:rPr>
-          <w:rFonts w:ascii="Times New Roman" w:eastAsia="Times New Roman" w:hAnsi="Times New Roman" w:cs="Times New Roman"/>
-          <w:sz w:val="24"/>
-          <w:szCs w:val="24"/>
-          <w:lang w:eastAsia="en-GB"/>
-        </w:rPr>
-        <w:t xml:space="preserve"> of whether the main curriculum is Python, modelling, Snowflake, </w:t>
-      </w:r>
-      <w:proofErr w:type="spellStart"/>
-      <w:r>
-        <w:rPr>
-          <w:rFonts w:ascii="Times New Roman" w:eastAsia="Times New Roman" w:hAnsi="Times New Roman" w:cs="Times New Roman"/>
-          <w:sz w:val="24"/>
-          <w:szCs w:val="24"/>
-          <w:lang w:eastAsia="en-GB"/>
-        </w:rPr>
-        <w:t>dbt</w:t>
-      </w:r>
-      <w:proofErr w:type="spellEnd"/>
-      <w:r>
-        <w:rPr>
-          <w:rFonts w:ascii="Times New Roman" w:eastAsia="Times New Roman" w:hAnsi="Times New Roman" w:cs="Times New Roman"/>
-          <w:sz w:val="24"/>
-          <w:szCs w:val="24"/>
-          <w:lang w:eastAsia="en-GB"/>
-        </w:rPr>
-        <w:t>, Mage, cloud or infrastructure.</w:t>
-      </w:r>
-    </w:p>
-    <w:p>
-      <w:pPr>
-        <w:spacing w:before="100" w:beforeAutospacing="1" w:after="100" w:afterAutospacing="1" w:line="240" w:lineRule="auto"/>
-        <w:rPr>
-          <w:rFonts w:ascii="Times New Roman" w:eastAsia="Times New Roman" w:hAnsi="Times New Roman" w:cs="Times New Roman"/>
-          <w:sz w:val="24"/>
-          <w:szCs w:val="24"/>
-          <w:lang w:eastAsia="en-GB"/>
-        </w:rPr>
-      </w:pPr>
-      <w:r>
-        <w:rPr>
-          <w:rFonts w:ascii="Times New Roman" w:eastAsia="Times New Roman" w:hAnsi="Times New Roman" w:cs="Times New Roman"/>
-          <w:sz w:val="24"/>
-          <w:szCs w:val="24"/>
-          <w:lang w:eastAsia="en-GB"/>
-        </w:rPr>
-        <w:t>Project development is separate from the 2-hour learning session.</w:t>
-      </w:r>
-    </w:p>
-    <w:p>
-      <w:pPr>
-        <w:spacing w:after="0" w:line="240" w:lineRule="auto"/>
-        <w:rPr>
-          <w:rFonts w:ascii="Times New Roman" w:eastAsia="Times New Roman" w:hAnsi="Times New Roman" w:cs="Times New Roman"/>
-          <w:sz w:val="24"/>
-          <w:szCs w:val="24"/>
-          <w:lang w:eastAsia="en-GB"/>
-        </w:rPr>
-      </w:pPr>
-      <w:r>
-        <w:rPr>
-          <w:rFonts w:ascii="Times New Roman" w:eastAsia="Times New Roman" w:hAnsi="Times New Roman" w:cs="Times New Roman"/>
-          <w:sz w:val="24"/>
-          <w:szCs w:val="24"/>
-          <w:lang w:eastAsia="en-GB"/>
-        </w:rPr>
         <w:pict>
           <v:rect id="_x0000_i1041" style="width:0;height:1.5pt" o:hralign="center" o:hrstd="t" o:hr="t" fillcolor="#a0a0a0" stroked="f"/>
         </w:pict>
@@ -13059,6 +14010,304 @@
     </w:lvl>
   </w:abstractNum>
   <w:abstractNum w:abstractNumId="1">
+    <w:nsid w:val="0AE11B26"/>
+    <w:multiLevelType w:val="multilevel"/>
+    <w:tmpl w:val="74A2FE6A"/>
+    <w:lvl w:ilvl="0">
+      <w:start w:val="1"/>
+      <w:numFmt w:val="bullet"/>
+      <w:lvlText w:val=""/>
+      <w:lvlJc w:val="left"/>
+      <w:pPr>
+        <w:tabs>
+          <w:tab w:val="num" w:pos="720"/>
+        </w:tabs>
+        <w:ind w:left="720" w:hanging="360"/>
+      </w:pPr>
+      <w:rPr>
+        <w:rFonts w:ascii="Symbol" w:hAnsi="Symbol" w:hint="default"/>
+        <w:sz w:val="20"/>
+      </w:rPr>
+    </w:lvl>
+    <w:lvl w:ilvl="1" w:tentative="1">
+      <w:start w:val="1"/>
+      <w:numFmt w:val="bullet"/>
+      <w:lvlText w:val="o"/>
+      <w:lvlJc w:val="left"/>
+      <w:pPr>
+        <w:tabs>
+          <w:tab w:val="num" w:pos="1440"/>
+        </w:tabs>
+        <w:ind w:left="1440" w:hanging="360"/>
+      </w:pPr>
+      <w:rPr>
+        <w:rFonts w:ascii="Courier New" w:hAnsi="Courier New" w:hint="default"/>
+        <w:sz w:val="20"/>
+      </w:rPr>
+    </w:lvl>
+    <w:lvl w:ilvl="2" w:tentative="1">
+      <w:start w:val="1"/>
+      <w:numFmt w:val="bullet"/>
+      <w:lvlText w:val=""/>
+      <w:lvlJc w:val="left"/>
+      <w:pPr>
+        <w:tabs>
+          <w:tab w:val="num" w:pos="2160"/>
+        </w:tabs>
+        <w:ind w:left="2160" w:hanging="360"/>
+      </w:pPr>
+      <w:rPr>
+        <w:rFonts w:ascii="Wingdings" w:hAnsi="Wingdings" w:hint="default"/>
+        <w:sz w:val="20"/>
+      </w:rPr>
+    </w:lvl>
+    <w:lvl w:ilvl="3" w:tentative="1">
+      <w:start w:val="1"/>
+      <w:numFmt w:val="bullet"/>
+      <w:lvlText w:val=""/>
+      <w:lvlJc w:val="left"/>
+      <w:pPr>
+        <w:tabs>
+          <w:tab w:val="num" w:pos="2880"/>
+        </w:tabs>
+        <w:ind w:left="2880" w:hanging="360"/>
+      </w:pPr>
+      <w:rPr>
+        <w:rFonts w:ascii="Wingdings" w:hAnsi="Wingdings" w:hint="default"/>
+        <w:sz w:val="20"/>
+      </w:rPr>
+    </w:lvl>
+    <w:lvl w:ilvl="4" w:tentative="1">
+      <w:start w:val="1"/>
+      <w:numFmt w:val="bullet"/>
+      <w:lvlText w:val=""/>
+      <w:lvlJc w:val="left"/>
+      <w:pPr>
+        <w:tabs>
+          <w:tab w:val="num" w:pos="3600"/>
+        </w:tabs>
+        <w:ind w:left="3600" w:hanging="360"/>
+      </w:pPr>
+      <w:rPr>
+        <w:rFonts w:ascii="Wingdings" w:hAnsi="Wingdings" w:hint="default"/>
+        <w:sz w:val="20"/>
+      </w:rPr>
+    </w:lvl>
+    <w:lvl w:ilvl="5" w:tentative="1">
+      <w:start w:val="1"/>
+      <w:numFmt w:val="bullet"/>
+      <w:lvlText w:val=""/>
+      <w:lvlJc w:val="left"/>
+      <w:pPr>
+        <w:tabs>
+          <w:tab w:val="num" w:pos="4320"/>
+        </w:tabs>
+        <w:ind w:left="4320" w:hanging="360"/>
+      </w:pPr>
+      <w:rPr>
+        <w:rFonts w:ascii="Wingdings" w:hAnsi="Wingdings" w:hint="default"/>
+        <w:sz w:val="20"/>
+      </w:rPr>
+    </w:lvl>
+    <w:lvl w:ilvl="6" w:tentative="1">
+      <w:start w:val="1"/>
+      <w:numFmt w:val="bullet"/>
+      <w:lvlText w:val=""/>
+      <w:lvlJc w:val="left"/>
+      <w:pPr>
+        <w:tabs>
+          <w:tab w:val="num" w:pos="5040"/>
+        </w:tabs>
+        <w:ind w:left="5040" w:hanging="360"/>
+      </w:pPr>
+      <w:rPr>
+        <w:rFonts w:ascii="Wingdings" w:hAnsi="Wingdings" w:hint="default"/>
+        <w:sz w:val="20"/>
+      </w:rPr>
+    </w:lvl>
+    <w:lvl w:ilvl="7" w:tentative="1">
+      <w:start w:val="1"/>
+      <w:numFmt w:val="bullet"/>
+      <w:lvlText w:val=""/>
+      <w:lvlJc w:val="left"/>
+      <w:pPr>
+        <w:tabs>
+          <w:tab w:val="num" w:pos="5760"/>
+        </w:tabs>
+        <w:ind w:left="5760" w:hanging="360"/>
+      </w:pPr>
+      <w:rPr>
+        <w:rFonts w:ascii="Wingdings" w:hAnsi="Wingdings" w:hint="default"/>
+        <w:sz w:val="20"/>
+      </w:rPr>
+    </w:lvl>
+    <w:lvl w:ilvl="8" w:tentative="1">
+      <w:start w:val="1"/>
+      <w:numFmt w:val="bullet"/>
+      <w:lvlText w:val=""/>
+      <w:lvlJc w:val="left"/>
+      <w:pPr>
+        <w:tabs>
+          <w:tab w:val="num" w:pos="6480"/>
+        </w:tabs>
+        <w:ind w:left="6480" w:hanging="360"/>
+      </w:pPr>
+      <w:rPr>
+        <w:rFonts w:ascii="Wingdings" w:hAnsi="Wingdings" w:hint="default"/>
+        <w:sz w:val="20"/>
+      </w:rPr>
+    </w:lvl>
+  </w:abstractNum>
+  <w:abstractNum w:abstractNumId="2">
+    <w:nsid w:val="0C804394"/>
+    <w:multiLevelType w:val="multilevel"/>
+    <w:tmpl w:val="AF2484BE"/>
+    <w:lvl w:ilvl="0">
+      <w:start w:val="1"/>
+      <w:numFmt w:val="bullet"/>
+      <w:lvlText w:val=""/>
+      <w:lvlJc w:val="left"/>
+      <w:pPr>
+        <w:tabs>
+          <w:tab w:val="num" w:pos="720"/>
+        </w:tabs>
+        <w:ind w:left="720" w:hanging="360"/>
+      </w:pPr>
+      <w:rPr>
+        <w:rFonts w:ascii="Symbol" w:hAnsi="Symbol" w:hint="default"/>
+        <w:sz w:val="20"/>
+      </w:rPr>
+    </w:lvl>
+    <w:lvl w:ilvl="1" w:tentative="1">
+      <w:start w:val="1"/>
+      <w:numFmt w:val="bullet"/>
+      <w:lvlText w:val="o"/>
+      <w:lvlJc w:val="left"/>
+      <w:pPr>
+        <w:tabs>
+          <w:tab w:val="num" w:pos="1440"/>
+        </w:tabs>
+        <w:ind w:left="1440" w:hanging="360"/>
+      </w:pPr>
+      <w:rPr>
+        <w:rFonts w:ascii="Courier New" w:hAnsi="Courier New" w:hint="default"/>
+        <w:sz w:val="20"/>
+      </w:rPr>
+    </w:lvl>
+    <w:lvl w:ilvl="2" w:tentative="1">
+      <w:start w:val="1"/>
+      <w:numFmt w:val="bullet"/>
+      <w:lvlText w:val=""/>
+      <w:lvlJc w:val="left"/>
+      <w:pPr>
+        <w:tabs>
+          <w:tab w:val="num" w:pos="2160"/>
+        </w:tabs>
+        <w:ind w:left="2160" w:hanging="360"/>
+      </w:pPr>
+      <w:rPr>
+        <w:rFonts w:ascii="Wingdings" w:hAnsi="Wingdings" w:hint="default"/>
+        <w:sz w:val="20"/>
+      </w:rPr>
+    </w:lvl>
+    <w:lvl w:ilvl="3" w:tentative="1">
+      <w:start w:val="1"/>
+      <w:numFmt w:val="bullet"/>
+      <w:lvlText w:val=""/>
+      <w:lvlJc w:val="left"/>
+      <w:pPr>
+        <w:tabs>
+          <w:tab w:val="num" w:pos="2880"/>
+        </w:tabs>
+        <w:ind w:left="2880" w:hanging="360"/>
+      </w:pPr>
+      <w:rPr>
+        <w:rFonts w:ascii="Wingdings" w:hAnsi="Wingdings" w:hint="default"/>
+        <w:sz w:val="20"/>
+      </w:rPr>
+    </w:lvl>
+    <w:lvl w:ilvl="4" w:tentative="1">
+      <w:start w:val="1"/>
+      <w:numFmt w:val="bullet"/>
+      <w:lvlText w:val=""/>
+      <w:lvlJc w:val="left"/>
+      <w:pPr>
+        <w:tabs>
+          <w:tab w:val="num" w:pos="3600"/>
+        </w:tabs>
+        <w:ind w:left="3600" w:hanging="360"/>
+      </w:pPr>
+      <w:rPr>
+        <w:rFonts w:ascii="Wingdings" w:hAnsi="Wingdings" w:hint="default"/>
+        <w:sz w:val="20"/>
+      </w:rPr>
+    </w:lvl>
+    <w:lvl w:ilvl="5" w:tentative="1">
+      <w:start w:val="1"/>
+      <w:numFmt w:val="bullet"/>
+      <w:lvlText w:val=""/>
+      <w:lvlJc w:val="left"/>
+      <w:pPr>
+        <w:tabs>
+          <w:tab w:val="num" w:pos="4320"/>
+        </w:tabs>
+        <w:ind w:left="4320" w:hanging="360"/>
+      </w:pPr>
+      <w:rPr>
+        <w:rFonts w:ascii="Wingdings" w:hAnsi="Wingdings" w:hint="default"/>
+        <w:sz w:val="20"/>
+      </w:rPr>
+    </w:lvl>
+    <w:lvl w:ilvl="6" w:tentative="1">
+      <w:start w:val="1"/>
+      <w:numFmt w:val="bullet"/>
+      <w:lvlText w:val=""/>
+      <w:lvlJc w:val="left"/>
+      <w:pPr>
+        <w:tabs>
+          <w:tab w:val="num" w:pos="5040"/>
+        </w:tabs>
+        <w:ind w:left="5040" w:hanging="360"/>
+      </w:pPr>
+      <w:rPr>
+        <w:rFonts w:ascii="Wingdings" w:hAnsi="Wingdings" w:hint="default"/>
+        <w:sz w:val="20"/>
+      </w:rPr>
+    </w:lvl>
+    <w:lvl w:ilvl="7" w:tentative="1">
+      <w:start w:val="1"/>
+      <w:numFmt w:val="bullet"/>
+      <w:lvlText w:val=""/>
+      <w:lvlJc w:val="left"/>
+      <w:pPr>
+        <w:tabs>
+          <w:tab w:val="num" w:pos="5760"/>
+        </w:tabs>
+        <w:ind w:left="5760" w:hanging="360"/>
+      </w:pPr>
+      <w:rPr>
+        <w:rFonts w:ascii="Wingdings" w:hAnsi="Wingdings" w:hint="default"/>
+        <w:sz w:val="20"/>
+      </w:rPr>
+    </w:lvl>
+    <w:lvl w:ilvl="8" w:tentative="1">
+      <w:start w:val="1"/>
+      <w:numFmt w:val="bullet"/>
+      <w:lvlText w:val=""/>
+      <w:lvlJc w:val="left"/>
+      <w:pPr>
+        <w:tabs>
+          <w:tab w:val="num" w:pos="6480"/>
+        </w:tabs>
+        <w:ind w:left="6480" w:hanging="360"/>
+      </w:pPr>
+      <w:rPr>
+        <w:rFonts w:ascii="Wingdings" w:hAnsi="Wingdings" w:hint="default"/>
+        <w:sz w:val="20"/>
+      </w:rPr>
+    </w:lvl>
+  </w:abstractNum>
+  <w:abstractNum w:abstractNumId="3">
     <w:nsid w:val="0EA03CCD"/>
     <w:multiLevelType w:val="multilevel"/>
     <w:tmpl w:val="7B6C6F88"/>
@@ -13207,7 +14456,7 @@
       </w:rPr>
     </w:lvl>
   </w:abstractNum>
-  <w:abstractNum w:abstractNumId="2">
+  <w:abstractNum w:abstractNumId="4">
     <w:nsid w:val="1005358C"/>
     <w:multiLevelType w:val="multilevel"/>
     <w:tmpl w:val="06C648D8"/>
@@ -13356,7 +14605,7 @@
       </w:rPr>
     </w:lvl>
   </w:abstractNum>
-  <w:abstractNum w:abstractNumId="3">
+  <w:abstractNum w:abstractNumId="5">
     <w:nsid w:val="10C87A3F"/>
     <w:multiLevelType w:val="multilevel"/>
     <w:tmpl w:val="20108ED6"/>
@@ -13505,7 +14754,7 @@
       </w:rPr>
     </w:lvl>
   </w:abstractNum>
-  <w:abstractNum w:abstractNumId="4">
+  <w:abstractNum w:abstractNumId="6">
     <w:nsid w:val="127E328F"/>
     <w:multiLevelType w:val="multilevel"/>
     <w:tmpl w:val="BFB05724"/>
@@ -13654,7 +14903,7 @@
       </w:rPr>
     </w:lvl>
   </w:abstractNum>
-  <w:abstractNum w:abstractNumId="5">
+  <w:abstractNum w:abstractNumId="7">
     <w:nsid w:val="13B07E8A"/>
     <w:multiLevelType w:val="multilevel"/>
     <w:tmpl w:val="88A48B9E"/>
@@ -13803,7 +15052,7 @@
       </w:rPr>
     </w:lvl>
   </w:abstractNum>
-  <w:abstractNum w:abstractNumId="6">
+  <w:abstractNum w:abstractNumId="8">
     <w:nsid w:val="14B06681"/>
     <w:multiLevelType w:val="multilevel"/>
     <w:tmpl w:val="5BC6108E"/>
@@ -13952,7 +15201,7 @@
       </w:rPr>
     </w:lvl>
   </w:abstractNum>
-  <w:abstractNum w:abstractNumId="7">
+  <w:abstractNum w:abstractNumId="9">
     <w:nsid w:val="16D36422"/>
     <w:multiLevelType w:val="multilevel"/>
     <w:tmpl w:val="814A7BD0"/>
@@ -14101,7 +15350,156 @@
       </w:rPr>
     </w:lvl>
   </w:abstractNum>
-  <w:abstractNum w:abstractNumId="8">
+  <w:abstractNum w:abstractNumId="10">
+    <w:nsid w:val="16EB6B28"/>
+    <w:multiLevelType w:val="multilevel"/>
+    <w:tmpl w:val="6DA260D0"/>
+    <w:lvl w:ilvl="0">
+      <w:start w:val="1"/>
+      <w:numFmt w:val="bullet"/>
+      <w:lvlText w:val=""/>
+      <w:lvlJc w:val="left"/>
+      <w:pPr>
+        <w:tabs>
+          <w:tab w:val="num" w:pos="720"/>
+        </w:tabs>
+        <w:ind w:left="720" w:hanging="360"/>
+      </w:pPr>
+      <w:rPr>
+        <w:rFonts w:ascii="Symbol" w:hAnsi="Symbol" w:hint="default"/>
+        <w:sz w:val="20"/>
+      </w:rPr>
+    </w:lvl>
+    <w:lvl w:ilvl="1" w:tentative="1">
+      <w:start w:val="1"/>
+      <w:numFmt w:val="bullet"/>
+      <w:lvlText w:val="o"/>
+      <w:lvlJc w:val="left"/>
+      <w:pPr>
+        <w:tabs>
+          <w:tab w:val="num" w:pos="1440"/>
+        </w:tabs>
+        <w:ind w:left="1440" w:hanging="360"/>
+      </w:pPr>
+      <w:rPr>
+        <w:rFonts w:ascii="Courier New" w:hAnsi="Courier New" w:hint="default"/>
+        <w:sz w:val="20"/>
+      </w:rPr>
+    </w:lvl>
+    <w:lvl w:ilvl="2" w:tentative="1">
+      <w:start w:val="1"/>
+      <w:numFmt w:val="bullet"/>
+      <w:lvlText w:val=""/>
+      <w:lvlJc w:val="left"/>
+      <w:pPr>
+        <w:tabs>
+          <w:tab w:val="num" w:pos="2160"/>
+        </w:tabs>
+        <w:ind w:left="2160" w:hanging="360"/>
+      </w:pPr>
+      <w:rPr>
+        <w:rFonts w:ascii="Wingdings" w:hAnsi="Wingdings" w:hint="default"/>
+        <w:sz w:val="20"/>
+      </w:rPr>
+    </w:lvl>
+    <w:lvl w:ilvl="3" w:tentative="1">
+      <w:start w:val="1"/>
+      <w:numFmt w:val="bullet"/>
+      <w:lvlText w:val=""/>
+      <w:lvlJc w:val="left"/>
+      <w:pPr>
+        <w:tabs>
+          <w:tab w:val="num" w:pos="2880"/>
+        </w:tabs>
+        <w:ind w:left="2880" w:hanging="360"/>
+      </w:pPr>
+      <w:rPr>
+        <w:rFonts w:ascii="Wingdings" w:hAnsi="Wingdings" w:hint="default"/>
+        <w:sz w:val="20"/>
+      </w:rPr>
+    </w:lvl>
+    <w:lvl w:ilvl="4" w:tentative="1">
+      <w:start w:val="1"/>
+      <w:numFmt w:val="bullet"/>
+      <w:lvlText w:val=""/>
+      <w:lvlJc w:val="left"/>
+      <w:pPr>
+        <w:tabs>
+          <w:tab w:val="num" w:pos="3600"/>
+        </w:tabs>
+        <w:ind w:left="3600" w:hanging="360"/>
+      </w:pPr>
+      <w:rPr>
+        <w:rFonts w:ascii="Wingdings" w:hAnsi="Wingdings" w:hint="default"/>
+        <w:sz w:val="20"/>
+      </w:rPr>
+    </w:lvl>
+    <w:lvl w:ilvl="5" w:tentative="1">
+      <w:start w:val="1"/>
+      <w:numFmt w:val="bullet"/>
+      <w:lvlText w:val=""/>
+      <w:lvlJc w:val="left"/>
+      <w:pPr>
+        <w:tabs>
+          <w:tab w:val="num" w:pos="4320"/>
+        </w:tabs>
+        <w:ind w:left="4320" w:hanging="360"/>
+      </w:pPr>
+      <w:rPr>
+        <w:rFonts w:ascii="Wingdings" w:hAnsi="Wingdings" w:hint="default"/>
+        <w:sz w:val="20"/>
+      </w:rPr>
+    </w:lvl>
+    <w:lvl w:ilvl="6" w:tentative="1">
+      <w:start w:val="1"/>
+      <w:numFmt w:val="bullet"/>
+      <w:lvlText w:val=""/>
+      <w:lvlJc w:val="left"/>
+      <w:pPr>
+        <w:tabs>
+          <w:tab w:val="num" w:pos="5040"/>
+        </w:tabs>
+        <w:ind w:left="5040" w:hanging="360"/>
+      </w:pPr>
+      <w:rPr>
+        <w:rFonts w:ascii="Wingdings" w:hAnsi="Wingdings" w:hint="default"/>
+        <w:sz w:val="20"/>
+      </w:rPr>
+    </w:lvl>
+    <w:lvl w:ilvl="7" w:tentative="1">
+      <w:start w:val="1"/>
+      <w:numFmt w:val="bullet"/>
+      <w:lvlText w:val=""/>
+      <w:lvlJc w:val="left"/>
+      <w:pPr>
+        <w:tabs>
+          <w:tab w:val="num" w:pos="5760"/>
+        </w:tabs>
+        <w:ind w:left="5760" w:hanging="360"/>
+      </w:pPr>
+      <w:rPr>
+        <w:rFonts w:ascii="Wingdings" w:hAnsi="Wingdings" w:hint="default"/>
+        <w:sz w:val="20"/>
+      </w:rPr>
+    </w:lvl>
+    <w:lvl w:ilvl="8" w:tentative="1">
+      <w:start w:val="1"/>
+      <w:numFmt w:val="bullet"/>
+      <w:lvlText w:val=""/>
+      <w:lvlJc w:val="left"/>
+      <w:pPr>
+        <w:tabs>
+          <w:tab w:val="num" w:pos="6480"/>
+        </w:tabs>
+        <w:ind w:left="6480" w:hanging="360"/>
+      </w:pPr>
+      <w:rPr>
+        <w:rFonts w:ascii="Wingdings" w:hAnsi="Wingdings" w:hint="default"/>
+        <w:sz w:val="20"/>
+      </w:rPr>
+    </w:lvl>
+  </w:abstractNum>
+  <w:abstractNum w:abstractNumId="11">
     <w:nsid w:val="1B1D5484"/>
     <w:multiLevelType w:val="multilevel"/>
     <w:tmpl w:val="319A418A"/>
@@ -14250,7 +15648,7 @@
       </w:rPr>
     </w:lvl>
   </w:abstractNum>
-  <w:abstractNum w:abstractNumId="9">
+  <w:abstractNum w:abstractNumId="12">
     <w:nsid w:val="1CA055B2"/>
     <w:multiLevelType w:val="multilevel"/>
     <w:tmpl w:val="9B8E0972"/>
@@ -14399,7 +15797,7 @@
       </w:rPr>
     </w:lvl>
   </w:abstractNum>
-  <w:abstractNum w:abstractNumId="10">
+  <w:abstractNum w:abstractNumId="13">
     <w:nsid w:val="206C1815"/>
     <w:multiLevelType w:val="multilevel"/>
     <w:tmpl w:val="08DADDA4"/>
@@ -14512,7 +15910,7 @@
       </w:pPr>
     </w:lvl>
   </w:abstractNum>
-  <w:abstractNum w:abstractNumId="11">
+  <w:abstractNum w:abstractNumId="14">
     <w:nsid w:val="283B2489"/>
     <w:multiLevelType w:val="multilevel"/>
     <w:tmpl w:val="A6AC968E"/>
@@ -14661,7 +16059,7 @@
       </w:rPr>
     </w:lvl>
   </w:abstractNum>
-  <w:abstractNum w:abstractNumId="12">
+  <w:abstractNum w:abstractNumId="15">
     <w:nsid w:val="2AEC6D3D"/>
     <w:multiLevelType w:val="multilevel"/>
     <w:tmpl w:val="F724C4C2"/>
@@ -14810,7 +16208,7 @@
       </w:rPr>
     </w:lvl>
   </w:abstractNum>
-  <w:abstractNum w:abstractNumId="13">
+  <w:abstractNum w:abstractNumId="16">
     <w:nsid w:val="2EB75A03"/>
     <w:multiLevelType w:val="multilevel"/>
     <w:tmpl w:val="EF94AA1C"/>
@@ -14959,7 +16357,7 @@
       </w:rPr>
     </w:lvl>
   </w:abstractNum>
-  <w:abstractNum w:abstractNumId="14">
+  <w:abstractNum w:abstractNumId="17">
     <w:nsid w:val="34E447EB"/>
     <w:multiLevelType w:val="multilevel"/>
     <w:tmpl w:val="7124CD90"/>
@@ -15108,7 +16506,7 @@
       </w:rPr>
     </w:lvl>
   </w:abstractNum>
-  <w:abstractNum w:abstractNumId="15">
+  <w:abstractNum w:abstractNumId="18">
     <w:nsid w:val="36A46B3D"/>
     <w:multiLevelType w:val="multilevel"/>
     <w:tmpl w:val="A43E4E64"/>
@@ -15257,7 +16655,7 @@
       </w:rPr>
     </w:lvl>
   </w:abstractNum>
-  <w:abstractNum w:abstractNumId="16">
+  <w:abstractNum w:abstractNumId="19">
     <w:nsid w:val="416D37C0"/>
     <w:multiLevelType w:val="multilevel"/>
     <w:tmpl w:val="04962C88"/>
@@ -15406,7 +16804,7 @@
       </w:rPr>
     </w:lvl>
   </w:abstractNum>
-  <w:abstractNum w:abstractNumId="17">
+  <w:abstractNum w:abstractNumId="20">
     <w:nsid w:val="441F122A"/>
     <w:multiLevelType w:val="multilevel"/>
     <w:tmpl w:val="ED44FE26"/>
@@ -15555,7 +16953,7 @@
       </w:rPr>
     </w:lvl>
   </w:abstractNum>
-  <w:abstractNum w:abstractNumId="18">
+  <w:abstractNum w:abstractNumId="21">
     <w:nsid w:val="44BE6281"/>
     <w:multiLevelType w:val="multilevel"/>
     <w:tmpl w:val="715403D4"/>
@@ -15704,7 +17102,7 @@
       </w:rPr>
     </w:lvl>
   </w:abstractNum>
-  <w:abstractNum w:abstractNumId="19">
+  <w:abstractNum w:abstractNumId="22">
     <w:nsid w:val="44DC6017"/>
     <w:multiLevelType w:val="multilevel"/>
     <w:tmpl w:val="24F2D49C"/>
@@ -15853,7 +17251,7 @@
       </w:rPr>
     </w:lvl>
   </w:abstractNum>
-  <w:abstractNum w:abstractNumId="20">
+  <w:abstractNum w:abstractNumId="23">
     <w:nsid w:val="489F2DEE"/>
     <w:multiLevelType w:val="multilevel"/>
     <w:tmpl w:val="98DCBAEA"/>
@@ -16002,7 +17400,156 @@
       </w:rPr>
     </w:lvl>
   </w:abstractNum>
-  <w:abstractNum w:abstractNumId="21">
+  <w:abstractNum w:abstractNumId="24">
+    <w:nsid w:val="4A9A2D70"/>
+    <w:multiLevelType w:val="multilevel"/>
+    <w:tmpl w:val="A7226214"/>
+    <w:lvl w:ilvl="0">
+      <w:start w:val="1"/>
+      <w:numFmt w:val="bullet"/>
+      <w:lvlText w:val=""/>
+      <w:lvlJc w:val="left"/>
+      <w:pPr>
+        <w:tabs>
+          <w:tab w:val="num" w:pos="720"/>
+        </w:tabs>
+        <w:ind w:left="720" w:hanging="360"/>
+      </w:pPr>
+      <w:rPr>
+        <w:rFonts w:ascii="Symbol" w:hAnsi="Symbol" w:hint="default"/>
+        <w:sz w:val="20"/>
+      </w:rPr>
+    </w:lvl>
+    <w:lvl w:ilvl="1" w:tentative="1">
+      <w:start w:val="1"/>
+      <w:numFmt w:val="bullet"/>
+      <w:lvlText w:val="o"/>
+      <w:lvlJc w:val="left"/>
+      <w:pPr>
+        <w:tabs>
+          <w:tab w:val="num" w:pos="1440"/>
+        </w:tabs>
+        <w:ind w:left="1440" w:hanging="360"/>
+      </w:pPr>
+      <w:rPr>
+        <w:rFonts w:ascii="Courier New" w:hAnsi="Courier New" w:hint="default"/>
+        <w:sz w:val="20"/>
+      </w:rPr>
+    </w:lvl>
+    <w:lvl w:ilvl="2" w:tentative="1">
+      <w:start w:val="1"/>
+      <w:numFmt w:val="bullet"/>
+      <w:lvlText w:val=""/>
+      <w:lvlJc w:val="left"/>
+      <w:pPr>
+        <w:tabs>
+          <w:tab w:val="num" w:pos="2160"/>
+        </w:tabs>
+        <w:ind w:left="2160" w:hanging="360"/>
+      </w:pPr>
+      <w:rPr>
+        <w:rFonts w:ascii="Wingdings" w:hAnsi="Wingdings" w:hint="default"/>
+        <w:sz w:val="20"/>
+      </w:rPr>
+    </w:lvl>
+    <w:lvl w:ilvl="3" w:tentative="1">
+      <w:start w:val="1"/>
+      <w:numFmt w:val="bullet"/>
+      <w:lvlText w:val=""/>
+      <w:lvlJc w:val="left"/>
+      <w:pPr>
+        <w:tabs>
+          <w:tab w:val="num" w:pos="2880"/>
+        </w:tabs>
+        <w:ind w:left="2880" w:hanging="360"/>
+      </w:pPr>
+      <w:rPr>
+        <w:rFonts w:ascii="Wingdings" w:hAnsi="Wingdings" w:hint="default"/>
+        <w:sz w:val="20"/>
+      </w:rPr>
+    </w:lvl>
+    <w:lvl w:ilvl="4" w:tentative="1">
+      <w:start w:val="1"/>
+      <w:numFmt w:val="bullet"/>
+      <w:lvlText w:val=""/>
+      <w:lvlJc w:val="left"/>
+      <w:pPr>
+        <w:tabs>
+          <w:tab w:val="num" w:pos="3600"/>
+        </w:tabs>
+        <w:ind w:left="3600" w:hanging="360"/>
+      </w:pPr>
+      <w:rPr>
+        <w:rFonts w:ascii="Wingdings" w:hAnsi="Wingdings" w:hint="default"/>
+        <w:sz w:val="20"/>
+      </w:rPr>
+    </w:lvl>
+    <w:lvl w:ilvl="5" w:tentative="1">
+      <w:start w:val="1"/>
+      <w:numFmt w:val="bullet"/>
+      <w:lvlText w:val=""/>
+      <w:lvlJc w:val="left"/>
+      <w:pPr>
+        <w:tabs>
+          <w:tab w:val="num" w:pos="4320"/>
+        </w:tabs>
+        <w:ind w:left="4320" w:hanging="360"/>
+      </w:pPr>
+      <w:rPr>
+        <w:rFonts w:ascii="Wingdings" w:hAnsi="Wingdings" w:hint="default"/>
+        <w:sz w:val="20"/>
+      </w:rPr>
+    </w:lvl>
+    <w:lvl w:ilvl="6" w:tentative="1">
+      <w:start w:val="1"/>
+      <w:numFmt w:val="bullet"/>
+      <w:lvlText w:val=""/>
+      <w:lvlJc w:val="left"/>
+      <w:pPr>
+        <w:tabs>
+          <w:tab w:val="num" w:pos="5040"/>
+        </w:tabs>
+        <w:ind w:left="5040" w:hanging="360"/>
+      </w:pPr>
+      <w:rPr>
+        <w:rFonts w:ascii="Wingdings" w:hAnsi="Wingdings" w:hint="default"/>
+        <w:sz w:val="20"/>
+      </w:rPr>
+    </w:lvl>
+    <w:lvl w:ilvl="7" w:tentative="1">
+      <w:start w:val="1"/>
+      <w:numFmt w:val="bullet"/>
+      <w:lvlText w:val=""/>
+      <w:lvlJc w:val="left"/>
+      <w:pPr>
+        <w:tabs>
+          <w:tab w:val="num" w:pos="5760"/>
+        </w:tabs>
+        <w:ind w:left="5760" w:hanging="360"/>
+      </w:pPr>
+      <w:rPr>
+        <w:rFonts w:ascii="Wingdings" w:hAnsi="Wingdings" w:hint="default"/>
+        <w:sz w:val="20"/>
+      </w:rPr>
+    </w:lvl>
+    <w:lvl w:ilvl="8" w:tentative="1">
+      <w:start w:val="1"/>
+      <w:numFmt w:val="bullet"/>
+      <w:lvlText w:val=""/>
+      <w:lvlJc w:val="left"/>
+      <w:pPr>
+        <w:tabs>
+          <w:tab w:val="num" w:pos="6480"/>
+        </w:tabs>
+        <w:ind w:left="6480" w:hanging="360"/>
+      </w:pPr>
+      <w:rPr>
+        <w:rFonts w:ascii="Wingdings" w:hAnsi="Wingdings" w:hint="default"/>
+        <w:sz w:val="20"/>
+      </w:rPr>
+    </w:lvl>
+  </w:abstractNum>
+  <w:abstractNum w:abstractNumId="25">
     <w:nsid w:val="4E083D44"/>
     <w:multiLevelType w:val="multilevel"/>
     <w:tmpl w:val="33968236"/>
@@ -16151,7 +17698,156 @@
       </w:rPr>
     </w:lvl>
   </w:abstractNum>
-  <w:abstractNum w:abstractNumId="22">
+  <w:abstractNum w:abstractNumId="26">
+    <w:nsid w:val="557241BD"/>
+    <w:multiLevelType w:val="multilevel"/>
+    <w:tmpl w:val="6C7EA4BA"/>
+    <w:lvl w:ilvl="0">
+      <w:start w:val="1"/>
+      <w:numFmt w:val="bullet"/>
+      <w:lvlText w:val=""/>
+      <w:lvlJc w:val="left"/>
+      <w:pPr>
+        <w:tabs>
+          <w:tab w:val="num" w:pos="720"/>
+        </w:tabs>
+        <w:ind w:left="720" w:hanging="360"/>
+      </w:pPr>
+      <w:rPr>
+        <w:rFonts w:ascii="Symbol" w:hAnsi="Symbol" w:hint="default"/>
+        <w:sz w:val="20"/>
+      </w:rPr>
+    </w:lvl>
+    <w:lvl w:ilvl="1" w:tentative="1">
+      <w:start w:val="1"/>
+      <w:numFmt w:val="bullet"/>
+      <w:lvlText w:val="o"/>
+      <w:lvlJc w:val="left"/>
+      <w:pPr>
+        <w:tabs>
+          <w:tab w:val="num" w:pos="1440"/>
+        </w:tabs>
+        <w:ind w:left="1440" w:hanging="360"/>
+      </w:pPr>
+      <w:rPr>
+        <w:rFonts w:ascii="Courier New" w:hAnsi="Courier New" w:hint="default"/>
+        <w:sz w:val="20"/>
+      </w:rPr>
+    </w:lvl>
+    <w:lvl w:ilvl="2" w:tentative="1">
+      <w:start w:val="1"/>
+      <w:numFmt w:val="bullet"/>
+      <w:lvlText w:val=""/>
+      <w:lvlJc w:val="left"/>
+      <w:pPr>
+        <w:tabs>
+          <w:tab w:val="num" w:pos="2160"/>
+        </w:tabs>
+        <w:ind w:left="2160" w:hanging="360"/>
+      </w:pPr>
+      <w:rPr>
+        <w:rFonts w:ascii="Wingdings" w:hAnsi="Wingdings" w:hint="default"/>
+        <w:sz w:val="20"/>
+      </w:rPr>
+    </w:lvl>
+    <w:lvl w:ilvl="3" w:tentative="1">
+      <w:start w:val="1"/>
+      <w:numFmt w:val="bullet"/>
+      <w:lvlText w:val=""/>
+      <w:lvlJc w:val="left"/>
+      <w:pPr>
+        <w:tabs>
+          <w:tab w:val="num" w:pos="2880"/>
+        </w:tabs>
+        <w:ind w:left="2880" w:hanging="360"/>
+      </w:pPr>
+      <w:rPr>
+        <w:rFonts w:ascii="Wingdings" w:hAnsi="Wingdings" w:hint="default"/>
+        <w:sz w:val="20"/>
+      </w:rPr>
+    </w:lvl>
+    <w:lvl w:ilvl="4" w:tentative="1">
+      <w:start w:val="1"/>
+      <w:numFmt w:val="bullet"/>
+      <w:lvlText w:val=""/>
+      <w:lvlJc w:val="left"/>
+      <w:pPr>
+        <w:tabs>
+          <w:tab w:val="num" w:pos="3600"/>
+        </w:tabs>
+        <w:ind w:left="3600" w:hanging="360"/>
+      </w:pPr>
+      <w:rPr>
+        <w:rFonts w:ascii="Wingdings" w:hAnsi="Wingdings" w:hint="default"/>
+        <w:sz w:val="20"/>
+      </w:rPr>
+    </w:lvl>
+    <w:lvl w:ilvl="5" w:tentative="1">
+      <w:start w:val="1"/>
+      <w:numFmt w:val="bullet"/>
+      <w:lvlText w:val=""/>
+      <w:lvlJc w:val="left"/>
+      <w:pPr>
+        <w:tabs>
+          <w:tab w:val="num" w:pos="4320"/>
+        </w:tabs>
+        <w:ind w:left="4320" w:hanging="360"/>
+      </w:pPr>
+      <w:rPr>
+        <w:rFonts w:ascii="Wingdings" w:hAnsi="Wingdings" w:hint="default"/>
+        <w:sz w:val="20"/>
+      </w:rPr>
+    </w:lvl>
+    <w:lvl w:ilvl="6" w:tentative="1">
+      <w:start w:val="1"/>
+      <w:numFmt w:val="bullet"/>
+      <w:lvlText w:val=""/>
+      <w:lvlJc w:val="left"/>
+      <w:pPr>
+        <w:tabs>
+          <w:tab w:val="num" w:pos="5040"/>
+        </w:tabs>
+        <w:ind w:left="5040" w:hanging="360"/>
+      </w:pPr>
+      <w:rPr>
+        <w:rFonts w:ascii="Wingdings" w:hAnsi="Wingdings" w:hint="default"/>
+        <w:sz w:val="20"/>
+      </w:rPr>
+    </w:lvl>
+    <w:lvl w:ilvl="7" w:tentative="1">
+      <w:start w:val="1"/>
+      <w:numFmt w:val="bullet"/>
+      <w:lvlText w:val=""/>
+      <w:lvlJc w:val="left"/>
+      <w:pPr>
+        <w:tabs>
+          <w:tab w:val="num" w:pos="5760"/>
+        </w:tabs>
+        <w:ind w:left="5760" w:hanging="360"/>
+      </w:pPr>
+      <w:rPr>
+        <w:rFonts w:ascii="Wingdings" w:hAnsi="Wingdings" w:hint="default"/>
+        <w:sz w:val="20"/>
+      </w:rPr>
+    </w:lvl>
+    <w:lvl w:ilvl="8" w:tentative="1">
+      <w:start w:val="1"/>
+      <w:numFmt w:val="bullet"/>
+      <w:lvlText w:val=""/>
+      <w:lvlJc w:val="left"/>
+      <w:pPr>
+        <w:tabs>
+          <w:tab w:val="num" w:pos="6480"/>
+        </w:tabs>
+        <w:ind w:left="6480" w:hanging="360"/>
+      </w:pPr>
+      <w:rPr>
+        <w:rFonts w:ascii="Wingdings" w:hAnsi="Wingdings" w:hint="default"/>
+        <w:sz w:val="20"/>
+      </w:rPr>
+    </w:lvl>
+  </w:abstractNum>
+  <w:abstractNum w:abstractNumId="27">
     <w:nsid w:val="5F0F7C5D"/>
     <w:multiLevelType w:val="multilevel"/>
     <w:tmpl w:val="9A6EF6B2"/>
@@ -16300,7 +17996,7 @@
       </w:rPr>
     </w:lvl>
   </w:abstractNum>
-  <w:abstractNum w:abstractNumId="23">
+  <w:abstractNum w:abstractNumId="28">
     <w:nsid w:val="5F39699B"/>
     <w:multiLevelType w:val="multilevel"/>
     <w:tmpl w:val="45BE100E"/>
@@ -16449,7 +18145,7 @@
       </w:rPr>
     </w:lvl>
   </w:abstractNum>
-  <w:abstractNum w:abstractNumId="24">
+  <w:abstractNum w:abstractNumId="29">
     <w:nsid w:val="616C38F2"/>
     <w:multiLevelType w:val="multilevel"/>
     <w:tmpl w:val="CFDEF71A"/>
@@ -16598,7 +18294,7 @@
       </w:rPr>
     </w:lvl>
   </w:abstractNum>
-  <w:abstractNum w:abstractNumId="25">
+  <w:abstractNum w:abstractNumId="30">
     <w:nsid w:val="640A27DE"/>
     <w:multiLevelType w:val="multilevel"/>
     <w:tmpl w:val="7840B56A"/>
@@ -16747,7 +18443,7 @@
       </w:rPr>
     </w:lvl>
   </w:abstractNum>
-  <w:abstractNum w:abstractNumId="26">
+  <w:abstractNum w:abstractNumId="31">
     <w:nsid w:val="65605B47"/>
     <w:multiLevelType w:val="multilevel"/>
     <w:tmpl w:val="F8CA0BBE"/>
@@ -16896,7 +18592,7 @@
       </w:rPr>
     </w:lvl>
   </w:abstractNum>
-  <w:abstractNum w:abstractNumId="27">
+  <w:abstractNum w:abstractNumId="32">
     <w:nsid w:val="6CF13889"/>
     <w:multiLevelType w:val="multilevel"/>
     <w:tmpl w:val="3ED8620E"/>
@@ -17045,7 +18741,7 @@
       </w:rPr>
     </w:lvl>
   </w:abstractNum>
-  <w:abstractNum w:abstractNumId="28">
+  <w:abstractNum w:abstractNumId="33">
     <w:nsid w:val="73FF5FB0"/>
     <w:multiLevelType w:val="multilevel"/>
     <w:tmpl w:val="4664BD16"/>
@@ -17194,7 +18890,156 @@
       </w:rPr>
     </w:lvl>
   </w:abstractNum>
-  <w:abstractNum w:abstractNumId="29">
+  <w:abstractNum w:abstractNumId="34">
+    <w:nsid w:val="7471683A"/>
+    <w:multiLevelType w:val="multilevel"/>
+    <w:tmpl w:val="AB76586E"/>
+    <w:lvl w:ilvl="0">
+      <w:start w:val="1"/>
+      <w:numFmt w:val="bullet"/>
+      <w:lvlText w:val=""/>
+      <w:lvlJc w:val="left"/>
+      <w:pPr>
+        <w:tabs>
+          <w:tab w:val="num" w:pos="720"/>
+        </w:tabs>
+        <w:ind w:left="720" w:hanging="360"/>
+      </w:pPr>
+      <w:rPr>
+        <w:rFonts w:ascii="Symbol" w:hAnsi="Symbol" w:hint="default"/>
+        <w:sz w:val="20"/>
+      </w:rPr>
+    </w:lvl>
+    <w:lvl w:ilvl="1" w:tentative="1">
+      <w:start w:val="1"/>
+      <w:numFmt w:val="bullet"/>
+      <w:lvlText w:val="o"/>
+      <w:lvlJc w:val="left"/>
+      <w:pPr>
+        <w:tabs>
+          <w:tab w:val="num" w:pos="1440"/>
+        </w:tabs>
+        <w:ind w:left="1440" w:hanging="360"/>
+      </w:pPr>
+      <w:rPr>
+        <w:rFonts w:ascii="Courier New" w:hAnsi="Courier New" w:hint="default"/>
+        <w:sz w:val="20"/>
+      </w:rPr>
+    </w:lvl>
+    <w:lvl w:ilvl="2" w:tentative="1">
+      <w:start w:val="1"/>
+      <w:numFmt w:val="bullet"/>
+      <w:lvlText w:val=""/>
+      <w:lvlJc w:val="left"/>
+      <w:pPr>
+        <w:tabs>
+          <w:tab w:val="num" w:pos="2160"/>
+        </w:tabs>
+        <w:ind w:left="2160" w:hanging="360"/>
+      </w:pPr>
+      <w:rPr>
+        <w:rFonts w:ascii="Wingdings" w:hAnsi="Wingdings" w:hint="default"/>
+        <w:sz w:val="20"/>
+      </w:rPr>
+    </w:lvl>
+    <w:lvl w:ilvl="3" w:tentative="1">
+      <w:start w:val="1"/>
+      <w:numFmt w:val="bullet"/>
+      <w:lvlText w:val=""/>
+      <w:lvlJc w:val="left"/>
+      <w:pPr>
+        <w:tabs>
+          <w:tab w:val="num" w:pos="2880"/>
+        </w:tabs>
+        <w:ind w:left="2880" w:hanging="360"/>
+      </w:pPr>
+      <w:rPr>
+        <w:rFonts w:ascii="Wingdings" w:hAnsi="Wingdings" w:hint="default"/>
+        <w:sz w:val="20"/>
+      </w:rPr>
+    </w:lvl>
+    <w:lvl w:ilvl="4" w:tentative="1">
+      <w:start w:val="1"/>
+      <w:numFmt w:val="bullet"/>
+      <w:lvlText w:val=""/>
+      <w:lvlJc w:val="left"/>
+      <w:pPr>
+        <w:tabs>
+          <w:tab w:val="num" w:pos="3600"/>
+        </w:tabs>
+        <w:ind w:left="3600" w:hanging="360"/>
+      </w:pPr>
+      <w:rPr>
+        <w:rFonts w:ascii="Wingdings" w:hAnsi="Wingdings" w:hint="default"/>
+        <w:sz w:val="20"/>
+      </w:rPr>
+    </w:lvl>
+    <w:lvl w:ilvl="5" w:tentative="1">
+      <w:start w:val="1"/>
+      <w:numFmt w:val="bullet"/>
+      <w:lvlText w:val=""/>
+      <w:lvlJc w:val="left"/>
+      <w:pPr>
+        <w:tabs>
+          <w:tab w:val="num" w:pos="4320"/>
+        </w:tabs>
+        <w:ind w:left="4320" w:hanging="360"/>
+      </w:pPr>
+      <w:rPr>
+        <w:rFonts w:ascii="Wingdings" w:hAnsi="Wingdings" w:hint="default"/>
+        <w:sz w:val="20"/>
+      </w:rPr>
+    </w:lvl>
+    <w:lvl w:ilvl="6" w:tentative="1">
+      <w:start w:val="1"/>
+      <w:numFmt w:val="bullet"/>
+      <w:lvlText w:val=""/>
+      <w:lvlJc w:val="left"/>
+      <w:pPr>
+        <w:tabs>
+          <w:tab w:val="num" w:pos="5040"/>
+        </w:tabs>
+        <w:ind w:left="5040" w:hanging="360"/>
+      </w:pPr>
+      <w:rPr>
+        <w:rFonts w:ascii="Wingdings" w:hAnsi="Wingdings" w:hint="default"/>
+        <w:sz w:val="20"/>
+      </w:rPr>
+    </w:lvl>
+    <w:lvl w:ilvl="7" w:tentative="1">
+      <w:start w:val="1"/>
+      <w:numFmt w:val="bullet"/>
+      <w:lvlText w:val=""/>
+      <w:lvlJc w:val="left"/>
+      <w:pPr>
+        <w:tabs>
+          <w:tab w:val="num" w:pos="5760"/>
+        </w:tabs>
+        <w:ind w:left="5760" w:hanging="360"/>
+      </w:pPr>
+      <w:rPr>
+        <w:rFonts w:ascii="Wingdings" w:hAnsi="Wingdings" w:hint="default"/>
+        <w:sz w:val="20"/>
+      </w:rPr>
+    </w:lvl>
+    <w:lvl w:ilvl="8" w:tentative="1">
+      <w:start w:val="1"/>
+      <w:numFmt w:val="bullet"/>
+      <w:lvlText w:val=""/>
+      <w:lvlJc w:val="left"/>
+      <w:pPr>
+        <w:tabs>
+          <w:tab w:val="num" w:pos="6480"/>
+        </w:tabs>
+        <w:ind w:left="6480" w:hanging="360"/>
+      </w:pPr>
+      <w:rPr>
+        <w:rFonts w:ascii="Wingdings" w:hAnsi="Wingdings" w:hint="default"/>
+        <w:sz w:val="20"/>
+      </w:rPr>
+    </w:lvl>
+  </w:abstractNum>
+  <w:abstractNum w:abstractNumId="35">
     <w:nsid w:val="77862A47"/>
     <w:multiLevelType w:val="multilevel"/>
     <w:tmpl w:val="4D124562"/>
@@ -17343,7 +19188,7 @@
       </w:rPr>
     </w:lvl>
   </w:abstractNum>
-  <w:abstractNum w:abstractNumId="30">
+  <w:abstractNum w:abstractNumId="36">
     <w:nsid w:val="7A630364"/>
     <w:multiLevelType w:val="multilevel"/>
     <w:tmpl w:val="90604CA4"/>
@@ -17492,7 +19337,7 @@
       </w:rPr>
     </w:lvl>
   </w:abstractNum>
-  <w:abstractNum w:abstractNumId="31">
+  <w:abstractNum w:abstractNumId="37">
     <w:nsid w:val="7C175629"/>
     <w:multiLevelType w:val="multilevel"/>
     <w:tmpl w:val="41B67076"/>
@@ -17641,7 +19486,7 @@
       </w:rPr>
     </w:lvl>
   </w:abstractNum>
-  <w:abstractNum w:abstractNumId="32">
+  <w:abstractNum w:abstractNumId="38">
     <w:nsid w:val="7F73259F"/>
     <w:multiLevelType w:val="multilevel"/>
     <w:tmpl w:val="22521DC2"/>
@@ -17791,103 +19636,121 @@
     </w:lvl>
   </w:abstractNum>
   <w:num w:numId="1">
-    <w:abstractNumId w:val="10"/>
+    <w:abstractNumId w:val="13"/>
   </w:num>
   <w:num w:numId="2">
+    <w:abstractNumId w:val="19"/>
+  </w:num>
+  <w:num w:numId="3">
+    <w:abstractNumId w:val="33"/>
+  </w:num>
+  <w:num w:numId="4">
+    <w:abstractNumId w:val="18"/>
+  </w:num>
+  <w:num w:numId="5">
+    <w:abstractNumId w:val="32"/>
+  </w:num>
+  <w:num w:numId="6">
+    <w:abstractNumId w:val="3"/>
+  </w:num>
+  <w:num w:numId="7">
+    <w:abstractNumId w:val="8"/>
+  </w:num>
+  <w:num w:numId="8">
     <w:abstractNumId w:val="16"/>
   </w:num>
-  <w:num w:numId="3">
+  <w:num w:numId="9">
+    <w:abstractNumId w:val="21"/>
+  </w:num>
+  <w:num w:numId="10">
+    <w:abstractNumId w:val="5"/>
+  </w:num>
+  <w:num w:numId="11">
+    <w:abstractNumId w:val="7"/>
+  </w:num>
+  <w:num w:numId="12">
+    <w:abstractNumId w:val="25"/>
+  </w:num>
+  <w:num w:numId="13">
+    <w:abstractNumId w:val="36"/>
+  </w:num>
+  <w:num w:numId="14">
+    <w:abstractNumId w:val="22"/>
+  </w:num>
+  <w:num w:numId="15">
+    <w:abstractNumId w:val="38"/>
+  </w:num>
+  <w:num w:numId="16">
+    <w:abstractNumId w:val="6"/>
+  </w:num>
+  <w:num w:numId="17">
+    <w:abstractNumId w:val="20"/>
+  </w:num>
+  <w:num w:numId="18">
     <w:abstractNumId w:val="28"/>
   </w:num>
-  <w:num w:numId="4">
+  <w:num w:numId="19">
+    <w:abstractNumId w:val="14"/>
+  </w:num>
+  <w:num w:numId="20">
+    <w:abstractNumId w:val="11"/>
+  </w:num>
+  <w:num w:numId="21">
+    <w:abstractNumId w:val="27"/>
+  </w:num>
+  <w:num w:numId="22">
+    <w:abstractNumId w:val="31"/>
+  </w:num>
+  <w:num w:numId="23">
+    <w:abstractNumId w:val="35"/>
+  </w:num>
+  <w:num w:numId="24">
     <w:abstractNumId w:val="15"/>
   </w:num>
-  <w:num w:numId="5">
-    <w:abstractNumId w:val="27"/>
+  <w:num w:numId="25">
+    <w:abstractNumId w:val="29"/>
   </w:num>
-  <w:num w:numId="6">
-    <w:abstractNumId w:val="1"/>
+  <w:num w:numId="26">
+    <w:abstractNumId w:val="9"/>
   </w:num>
-  <w:num w:numId="7">
-    <w:abstractNumId w:val="6"/>
+  <w:num w:numId="27">
+    <w:abstractNumId w:val="17"/>
   </w:num>
-  <w:num w:numId="8">
-    <w:abstractNumId w:val="13"/>
-  </w:num>
-  <w:num w:numId="9">
-    <w:abstractNumId w:val="18"/>
-  </w:num>
-  <w:num w:numId="10">
-    <w:abstractNumId w:val="3"/>
-  </w:num>
-  <w:num w:numId="11">
-    <w:abstractNumId w:val="5"/>
-  </w:num>
-  <w:num w:numId="12">
-    <w:abstractNumId w:val="21"/>
-  </w:num>
-  <w:num w:numId="13">
+  <w:num w:numId="28">
     <w:abstractNumId w:val="30"/>
   </w:num>
-  <w:num w:numId="14">
-    <w:abstractNumId w:val="19"/>
-  </w:num>
-  <w:num w:numId="15">
-    <w:abstractNumId w:val="32"/>
-  </w:num>
-  <w:num w:numId="16">
+  <w:num w:numId="29">
     <w:abstractNumId w:val="4"/>
   </w:num>
-  <w:num w:numId="17">
-    <w:abstractNumId w:val="17"/>
-  </w:num>
-  <w:num w:numId="18">
-    <w:abstractNumId w:val="23"/>
-  </w:num>
-  <w:num w:numId="19">
-    <w:abstractNumId w:val="11"/>
-  </w:num>
-  <w:num w:numId="20">
-    <w:abstractNumId w:val="8"/>
-  </w:num>
-  <w:num w:numId="21">
-    <w:abstractNumId w:val="22"/>
-  </w:num>
-  <w:num w:numId="22">
-    <w:abstractNumId w:val="26"/>
-  </w:num>
-  <w:num w:numId="23">
-    <w:abstractNumId w:val="29"/>
-  </w:num>
-  <w:num w:numId="24">
-    <w:abstractNumId w:val="12"/>
-  </w:num>
-  <w:num w:numId="25">
-    <w:abstractNumId w:val="24"/>
-  </w:num>
-  <w:num w:numId="26">
-    <w:abstractNumId w:val="7"/>
-  </w:num>
-  <w:num w:numId="27">
-    <w:abstractNumId w:val="14"/>
-  </w:num>
-  <w:num w:numId="28">
-    <w:abstractNumId w:val="25"/>
-  </w:num>
-  <w:num w:numId="29">
-    <w:abstractNumId w:val="2"/>
-  </w:num>
   <w:num w:numId="30">
-    <w:abstractNumId w:val="31"/>
+    <w:abstractNumId w:val="37"/>
   </w:num>
   <w:num w:numId="31">
     <w:abstractNumId w:val="0"/>
   </w:num>
   <w:num w:numId="32">
-    <w:abstractNumId w:val="20"/>
+    <w:abstractNumId w:val="23"/>
   </w:num>
   <w:num w:numId="33">
-    <w:abstractNumId w:val="9"/>
+    <w:abstractNumId w:val="12"/>
+  </w:num>
+  <w:num w:numId="34">
+    <w:abstractNumId w:val="10"/>
+  </w:num>
+  <w:num w:numId="35">
+    <w:abstractNumId w:val="26"/>
+  </w:num>
+  <w:num w:numId="36">
+    <w:abstractNumId w:val="2"/>
+  </w:num>
+  <w:num w:numId="37">
+    <w:abstractNumId w:val="34"/>
+  </w:num>
+  <w:num w:numId="38">
+    <w:abstractNumId w:val="24"/>
+  </w:num>
+  <w:num w:numId="39">
+    <w:abstractNumId w:val="1"/>
   </w:num>
   <w:numIdMacAtCleanup w:val="33"/>
 </w:numbering>
